--- a/arb/docx/025.content.docx
+++ b/arb/docx/025.content.docx
@@ -163,28 +163,6 @@
           <w:lang w:val="ar_AE" w:bidi="ar_AE"/>
         </w:rPr>
         <w:t>و</w:t>
-      </w:r>
-      <w:r>
-        <w:rPr>
-          <w:lang w:val="ar_AE" w:bidi="ar_AE"/>
-        </w:rPr>
-      </w:r>
-    </w:p>
-    <w:p>
-      <w:pPr>
-        <w:bidi/>
-      </w:pPr>
-      <w:r>
-        <w:rPr>
-          <w:lang w:val="ar_AE" w:bidi="ar_AE"/>
-        </w:rPr>
-      </w:r>
-      <w:r>
-        <w:rPr>
-          <w:i/>
-          <w:lang w:val="ar_AE" w:bidi="ar_AE"/>
-        </w:rPr>
-        <w:t>الوعد بالخروج الثاني, الوعد بالنسل المَلَكي, الوعظ لجمهور صعب, الوليّ (الفادي العائلي), الوليمة المسيّانية, وعد الحياة الجديدة</w:t>
       </w:r>
       <w:r>
         <w:rPr>

--- a/arb/docx/025.content.docx
+++ b/arb/docx/025.content.docx
@@ -22,7 +22,7 @@
         <w:rPr>
           <w:lang w:val="ar_AE" w:bidi="ar_AE"/>
         </w:rPr>
-        <w:t>Resource: Study Notes - Themes (Tyndale)</w:t>
+        <w:t>Resource: Tyndale Open Study Notes</w:t>
       </w:r>
       <w:r>
         <w:rPr>
@@ -122,7 +122,7 @@
         <w:rPr>
           <w:lang w:val="ar_AE" w:bidi="ar_AE"/>
         </w:rPr>
-        <w:t>Study Notes - Themes (Tyndale)</w:t>
+        <w:t>Tyndale Open Study Notes</w:t>
       </w:r>
     </w:p>
     <w:p>

--- a/arb/docx/025.content.docx
+++ b/arb/docx/025.content.docx
@@ -22,7 +22,7 @@
         <w:rPr>
           <w:lang w:val="ar_AE" w:bidi="ar_AE"/>
         </w:rPr>
-        <w:t>Resource: Tyndale Open Study Notes</w:t>
+        <w:t>Resource: Aquifer Open Study Notes (Themes)</w:t>
       </w:r>
       <w:r>
         <w:rPr>
@@ -122,7 +122,7 @@
         <w:rPr>
           <w:lang w:val="ar_AE" w:bidi="ar_AE"/>
         </w:rPr>
-        <w:t>Tyndale Open Study Notes</w:t>
+        <w:t>Aquifer Open Study Notes (Themes)</w:t>
       </w:r>
     </w:p>
     <w:p>

--- a/arb/docx/025.content.docx
+++ b/arb/docx/025.content.docx
@@ -9,6 +9,8 @@
       </w:pPr>
       <w:r>
         <w:rPr>
+          <w:rtl/>
+          <w:cs/>
           <w:lang w:val="ar_AE" w:bidi="ar_AE"/>
         </w:rPr>
       </w:r>
@@ -20,12 +22,16 @@
       </w:pPr>
       <w:r>
         <w:rPr>
+          <w:rtl/>
+          <w:cs/>
           <w:lang w:val="ar_AE" w:bidi="ar_AE"/>
         </w:rPr>
         <w:t>Resource: Aquifer Open Study Notes (Themes)</w:t>
       </w:r>
       <w:r>
         <w:rPr>
+          <w:rtl/>
+          <w:cs/>
           <w:lang w:val="ar_AE" w:bidi="ar_AE"/>
         </w:rPr>
       </w:r>
@@ -36,12 +42,16 @@
       </w:pPr>
       <w:r>
         <w:rPr>
+          <w:rtl/>
+          <w:cs/>
           <w:lang w:val="ar_AE" w:bidi="ar_AE"/>
         </w:rPr>
       </w:r>
       <w:r>
         <w:rPr>
           <w:b/>
+          <w:rtl/>
+          <w:cs/>
           <w:lang w:val="ar_AE" w:bidi="ar_AE"/>
         </w:rPr>
         <w:t>Aquifer Open Study Notes (Themes)</w:t>
@@ -53,35 +63,47 @@
       </w:pPr>
       <w:r>
         <w:rPr>
-          <w:lang w:val="ar_AE" w:bidi="ar_AE"/>
-        </w:rPr>
-      </w:r>
-      <w:r>
-        <w:rPr>
+          <w:rtl/>
+          <w:cs/>
+          <w:lang w:val="ar_AE" w:bidi="ar_AE"/>
+        </w:rPr>
+      </w:r>
+      <w:r>
+        <w:rPr>
+          <w:rtl/>
+          <w:cs/>
           <w:lang w:val="ar_AE" w:bidi="ar_AE"/>
         </w:rPr>
         <w:t xml:space="preserve">This work is an adaptation of </w:t>
       </w:r>
       <w:r>
         <w:rPr>
+          <w:rtl/>
+          <w:cs/>
           <w:lang w:val="ar_AE" w:bidi="ar_AE"/>
         </w:rPr>
         <w:t>Tyndale Open Study Notes</w:t>
       </w:r>
       <w:r>
         <w:rPr>
+          <w:rtl/>
+          <w:cs/>
           <w:lang w:val="ar_AE" w:bidi="ar_AE"/>
         </w:rPr>
         <w:t xml:space="preserve"> © 2023 Tyndale House Publishers, licensed under the CC BY-SA 4.0 license. The adaptation, </w:t>
       </w:r>
       <w:r>
         <w:rPr>
+          <w:rtl/>
+          <w:cs/>
           <w:lang w:val="ar_AE" w:bidi="ar_AE"/>
         </w:rPr>
         <w:t>Aquifer Open Study Notes</w:t>
       </w:r>
       <w:r>
         <w:rPr>
+          <w:rtl/>
+          <w:cs/>
           <w:lang w:val="ar_AE" w:bidi="ar_AE"/>
         </w:rPr>
         <w:t>, was created by Mission Mutual and is also licensed under CC BY-SA 4.0.</w:t>
@@ -93,22 +115,30 @@
       </w:pPr>
       <w:r>
         <w:rPr>
-          <w:lang w:val="ar_AE" w:bidi="ar_AE"/>
-        </w:rPr>
-      </w:r>
-      <w:r>
-        <w:rPr>
+          <w:rtl/>
+          <w:cs/>
+          <w:lang w:val="ar_AE" w:bidi="ar_AE"/>
+        </w:rPr>
+      </w:r>
+      <w:r>
+        <w:rPr>
+          <w:rtl/>
+          <w:cs/>
           <w:lang w:val="ar_AE" w:bidi="ar_AE"/>
         </w:rPr>
         <w:t>This resource has been adapted into multiple languages, including English, Tok Pisin, Arabic (عربي), French (Français), Hindi (हिंदी), Indonesian (Bahasa Indonesia), Portuguese (Português), Russian (Русский), Spanish (Español), Swahili (Kiswahili), and Simplified Chinese (简体中文).</w:t>
       </w:r>
       <w:r>
         <w:rPr>
-          <w:lang w:val="ar_AE" w:bidi="ar_AE"/>
-        </w:rPr>
-      </w:r>
-      <w:r>
-        <w:rPr>
+          <w:rtl/>
+          <w:cs/>
+          <w:lang w:val="ar_AE" w:bidi="ar_AE"/>
+        </w:rPr>
+      </w:r>
+      <w:r>
+        <w:rPr>
+          <w:rtl/>
+          <w:cs/>
           <w:lang w:val="ar_AE" w:bidi="ar_AE"/>
         </w:rPr>
       </w:r>
@@ -120,6 +150,8 @@
       </w:pPr>
       <w:r>
         <w:rPr>
+          <w:rtl/>
+          <w:cs/>
           <w:lang w:val="ar_AE" w:bidi="ar_AE"/>
         </w:rPr>
         <w:t>Aquifer Open Study Notes (Themes)</w:t>
@@ -149,6 +181,8 @@
       </w:pPr>
       <w:r>
         <w:rPr>
+          <w:rtl/>
+          <w:cs/>
           <w:lang w:val="ar_AE" w:bidi="ar_AE"/>
         </w:rPr>
       </w:r>
@@ -160,12 +194,16 @@
       </w:pPr>
       <w:r>
         <w:rPr>
+          <w:rtl/>
+          <w:cs/>
           <w:lang w:val="ar_AE" w:bidi="ar_AE"/>
         </w:rPr>
         <w:t>و</w:t>
       </w:r>
       <w:r>
         <w:rPr>
+          <w:rtl/>
+          <w:cs/>
           <w:lang w:val="ar_AE" w:bidi="ar_AE"/>
         </w:rPr>
       </w:r>
@@ -176,22 +214,30 @@
       </w:pPr>
       <w:r>
         <w:rPr>
-          <w:lang w:val="ar_AE" w:bidi="ar_AE"/>
-        </w:rPr>
-      </w:r>
-      <w:r>
-        <w:rPr>
+          <w:rtl/>
+          <w:cs/>
+          <w:lang w:val="ar_AE" w:bidi="ar_AE"/>
+        </w:rPr>
+      </w:r>
+      <w:r>
+        <w:rPr>
+          <w:rtl/>
+          <w:cs/>
           <w:lang w:val="ar_AE" w:bidi="ar_AE"/>
         </w:rPr>
         <w:t xml:space="preserve"> </w:t>
       </w:r>
       <w:r>
         <w:rPr>
-          <w:lang w:val="ar_AE" w:bidi="ar_AE"/>
-        </w:rPr>
-      </w:r>
-      <w:r>
-        <w:rPr>
+          <w:rtl/>
+          <w:cs/>
+          <w:lang w:val="ar_AE" w:bidi="ar_AE"/>
+        </w:rPr>
+      </w:r>
+      <w:r>
+        <w:rPr>
+          <w:rtl/>
+          <w:cs/>
           <w:lang w:val="ar_AE" w:bidi="ar_AE"/>
         </w:rPr>
       </w:r>
@@ -217,6 +263,8 @@
       </w:pPr>
       <w:r>
         <w:rPr>
+          <w:rtl/>
+          <w:cs/>
           <w:lang w:val="ar_AE" w:bidi="ar_AE"/>
         </w:rPr>
       </w:r>
@@ -228,12 +276,16 @@
       </w:pPr>
       <w:r>
         <w:rPr>
+          <w:rtl/>
+          <w:cs/>
           <w:lang w:val="ar_AE" w:bidi="ar_AE"/>
         </w:rPr>
         <w:t>الوعد بالخروج الثاني</w:t>
       </w:r>
       <w:r>
         <w:rPr>
+          <w:rtl/>
+          <w:cs/>
           <w:lang w:val="ar_AE" w:bidi="ar_AE"/>
         </w:rPr>
       </w:r>
@@ -244,11 +296,15 @@
       </w:pPr>
       <w:r>
         <w:rPr>
-          <w:lang w:val="ar_AE" w:bidi="ar_AE"/>
-        </w:rPr>
-      </w:r>
-      <w:r>
-        <w:rPr>
+          <w:rtl/>
+          <w:cs/>
+          <w:lang w:val="ar_AE" w:bidi="ar_AE"/>
+        </w:rPr>
+      </w:r>
+      <w:r>
+        <w:rPr>
+          <w:rtl/>
+          <w:cs/>
           <w:lang w:val="ar_AE" w:bidi="ar_AE"/>
         </w:rPr>
         <w:t>أعاد الله شعب إسرائيل إلى وطنهم من بابل، تمامًا كما أخرجهم من مصر منذ عدة سنوات (</w:t>
@@ -256,6 +312,8 @@
       <w:hyperlink r:id="rId13">
         <w:r>
           <w:rPr>
+            <w:rtl/>
+            <w:cs/>
             <w:lang w:val="ar_AE" w:bidi="ar_AE"/>
           </w:rPr>
           <w:rPr>
@@ -267,6 +325,8 @@
       </w:hyperlink>
       <w:r>
         <w:rPr>
+          <w:rtl/>
+          <w:cs/>
           <w:lang w:val="ar_AE" w:bidi="ar_AE"/>
         </w:rPr>
         <w:t>). (ويُعرف هذا الإنقاذ الأول من مصر "بالخروج"). وهذه المرة، عندما خرجوا من بابل، كان عليهم أن يتطهروا ولا يتعجلوا في الرحيل (</w:t>
@@ -274,6 +334,8 @@
       <w:hyperlink r:id="rId14">
         <w:r>
           <w:rPr>
+            <w:rtl/>
+            <w:cs/>
             <w:lang w:val="ar_AE" w:bidi="ar_AE"/>
           </w:rPr>
           <w:rPr>
@@ -286,6 +348,8 @@
       <w:hyperlink r:id="rId15">
         <w:r>
           <w:rPr>
+            <w:rtl/>
+            <w:cs/>
             <w:lang w:val="ar_AE" w:bidi="ar_AE"/>
           </w:rPr>
           <w:rPr>
@@ -297,6 +361,8 @@
       </w:hyperlink>
       <w:r>
         <w:rPr>
+          <w:rtl/>
+          <w:cs/>
           <w:lang w:val="ar_AE" w:bidi="ar_AE"/>
         </w:rPr>
         <w:t>).</w:t>
@@ -308,11 +374,15 @@
       </w:pPr>
       <w:r>
         <w:rPr>
-          <w:lang w:val="ar_AE" w:bidi="ar_AE"/>
-        </w:rPr>
-      </w:r>
-      <w:r>
-        <w:rPr>
+          <w:rtl/>
+          <w:cs/>
+          <w:lang w:val="ar_AE" w:bidi="ar_AE"/>
+        </w:rPr>
+      </w:r>
+      <w:r>
+        <w:rPr>
+          <w:rtl/>
+          <w:cs/>
           <w:lang w:val="ar_AE" w:bidi="ar_AE"/>
         </w:rPr>
         <w:t xml:space="preserve">كان السبي والرحلة من بابل، أشبه بصحراء أنقذهم الله منها (انظر </w:t>
@@ -320,6 +390,8 @@
       <w:hyperlink r:id="rId16">
         <w:r>
           <w:rPr>
+            <w:rtl/>
+            <w:cs/>
             <w:lang w:val="ar_AE" w:bidi="ar_AE"/>
           </w:rPr>
           <w:rPr>
@@ -331,6 +403,8 @@
       </w:hyperlink>
       <w:r>
         <w:rPr>
+          <w:rtl/>
+          <w:cs/>
           <w:lang w:val="ar_AE" w:bidi="ar_AE"/>
         </w:rPr>
         <w:t>):</w:t>
@@ -345,11 +419,15 @@
       </w:pPr>
       <w:r>
         <w:rPr>
-          <w:lang w:val="ar_AE" w:bidi="ar_AE"/>
-        </w:rPr>
-      </w:r>
-      <w:r>
-        <w:rPr>
+          <w:rtl/>
+          <w:cs/>
+          <w:lang w:val="ar_AE" w:bidi="ar_AE"/>
+        </w:rPr>
+      </w:r>
+      <w:r>
+        <w:rPr>
+          <w:rtl/>
+          <w:cs/>
           <w:lang w:val="ar_AE" w:bidi="ar_AE"/>
         </w:rPr>
         <w:t>هو يصنع طريقًا في البرية، ويجعل فيه ماء ونباتات وحيوانات (</w:t>
@@ -357,6 +435,8 @@
       <w:hyperlink r:id="rId17">
         <w:r>
           <w:rPr>
+            <w:rtl/>
+            <w:cs/>
             <w:lang w:val="ar_AE" w:bidi="ar_AE"/>
           </w:rPr>
           <w:rPr>
@@ -368,6 +448,8 @@
       </w:hyperlink>
       <w:r>
         <w:rPr>
+          <w:rtl/>
+          <w:cs/>
           <w:lang w:val="ar_AE" w:bidi="ar_AE"/>
         </w:rPr>
         <w:t>).</w:t>
@@ -382,11 +464,15 @@
       </w:pPr>
       <w:r>
         <w:rPr>
-          <w:lang w:val="ar_AE" w:bidi="ar_AE"/>
-        </w:rPr>
-      </w:r>
-      <w:r>
-        <w:rPr>
+          <w:rtl/>
+          <w:cs/>
+          <w:lang w:val="ar_AE" w:bidi="ar_AE"/>
+        </w:rPr>
+      </w:r>
+      <w:r>
+        <w:rPr>
+          <w:rtl/>
+          <w:cs/>
           <w:lang w:val="ar_AE" w:bidi="ar_AE"/>
         </w:rPr>
         <w:t>يُزيل العوائق (</w:t>
@@ -394,6 +480,8 @@
       <w:hyperlink r:id="rId18">
         <w:r>
           <w:rPr>
+            <w:rtl/>
+            <w:cs/>
             <w:lang w:val="ar_AE" w:bidi="ar_AE"/>
           </w:rPr>
           <w:rPr>
@@ -405,6 +493,8 @@
       </w:hyperlink>
       <w:r>
         <w:rPr>
+          <w:rtl/>
+          <w:cs/>
           <w:lang w:val="ar_AE" w:bidi="ar_AE"/>
         </w:rPr>
         <w:t xml:space="preserve">; </w:t>
@@ -412,6 +502,8 @@
       <w:hyperlink r:id="rId19">
         <w:r>
           <w:rPr>
+            <w:rtl/>
+            <w:cs/>
             <w:lang w:val="ar_AE" w:bidi="ar_AE"/>
           </w:rPr>
           <w:rPr>
@@ -423,6 +515,8 @@
       </w:hyperlink>
       <w:r>
         <w:rPr>
+          <w:rtl/>
+          <w:cs/>
           <w:lang w:val="ar_AE" w:bidi="ar_AE"/>
         </w:rPr>
         <w:t>).</w:t>
@@ -437,11 +531,15 @@
       </w:pPr>
       <w:r>
         <w:rPr>
-          <w:lang w:val="ar_AE" w:bidi="ar_AE"/>
-        </w:rPr>
-      </w:r>
-      <w:r>
-        <w:rPr>
+          <w:rtl/>
+          <w:cs/>
+          <w:lang w:val="ar_AE" w:bidi="ar_AE"/>
+        </w:rPr>
+      </w:r>
+      <w:r>
+        <w:rPr>
+          <w:rtl/>
+          <w:cs/>
           <w:lang w:val="ar_AE" w:bidi="ar_AE"/>
         </w:rPr>
         <w:t>يقود شعبه (</w:t>
@@ -449,6 +547,8 @@
       <w:hyperlink r:id="rId18">
         <w:r>
           <w:rPr>
+            <w:rtl/>
+            <w:cs/>
             <w:lang w:val="ar_AE" w:bidi="ar_AE"/>
           </w:rPr>
           <w:rPr>
@@ -460,6 +560,8 @@
       </w:hyperlink>
       <w:r>
         <w:rPr>
+          <w:rtl/>
+          <w:cs/>
           <w:lang w:val="ar_AE" w:bidi="ar_AE"/>
         </w:rPr>
         <w:t xml:space="preserve">; </w:t>
@@ -467,6 +569,8 @@
       <w:hyperlink r:id="rId20">
         <w:r>
           <w:rPr>
+            <w:rtl/>
+            <w:cs/>
             <w:lang w:val="ar_AE" w:bidi="ar_AE"/>
           </w:rPr>
           <w:rPr>
@@ -478,6 +582,8 @@
       </w:hyperlink>
       <w:r>
         <w:rPr>
+          <w:rtl/>
+          <w:cs/>
           <w:lang w:val="ar_AE" w:bidi="ar_AE"/>
         </w:rPr>
         <w:t xml:space="preserve">; </w:t>
@@ -485,6 +591,8 @@
       <w:hyperlink r:id="rId21">
         <w:r>
           <w:rPr>
+            <w:rtl/>
+            <w:cs/>
             <w:lang w:val="ar_AE" w:bidi="ar_AE"/>
           </w:rPr>
           <w:rPr>
@@ -496,6 +604,8 @@
       </w:hyperlink>
       <w:r>
         <w:rPr>
+          <w:rtl/>
+          <w:cs/>
           <w:lang w:val="ar_AE" w:bidi="ar_AE"/>
         </w:rPr>
         <w:t>).</w:t>
@@ -510,11 +620,15 @@
       </w:pPr>
       <w:r>
         <w:rPr>
-          <w:lang w:val="ar_AE" w:bidi="ar_AE"/>
-        </w:rPr>
-      </w:r>
-      <w:r>
-        <w:rPr>
+          <w:rtl/>
+          <w:cs/>
+          <w:lang w:val="ar_AE" w:bidi="ar_AE"/>
+        </w:rPr>
+      </w:r>
+      <w:r>
+        <w:rPr>
+          <w:rtl/>
+          <w:cs/>
           <w:lang w:val="ar_AE" w:bidi="ar_AE"/>
         </w:rPr>
         <w:t>يُطعمهم (</w:t>
@@ -522,6 +636,8 @@
       <w:hyperlink r:id="rId22">
         <w:r>
           <w:rPr>
+            <w:rtl/>
+            <w:cs/>
             <w:lang w:val="ar_AE" w:bidi="ar_AE"/>
           </w:rPr>
           <w:rPr>
@@ -533,6 +649,8 @@
       </w:hyperlink>
       <w:r>
         <w:rPr>
+          <w:rtl/>
+          <w:cs/>
           <w:lang w:val="ar_AE" w:bidi="ar_AE"/>
         </w:rPr>
         <w:t>).</w:t>
@@ -547,11 +665,15 @@
       </w:pPr>
       <w:r>
         <w:rPr>
-          <w:lang w:val="ar_AE" w:bidi="ar_AE"/>
-        </w:rPr>
-      </w:r>
-      <w:r>
-        <w:rPr>
+          <w:rtl/>
+          <w:cs/>
+          <w:lang w:val="ar_AE" w:bidi="ar_AE"/>
+        </w:rPr>
+      </w:r>
+      <w:r>
+        <w:rPr>
+          <w:rtl/>
+          <w:cs/>
           <w:lang w:val="ar_AE" w:bidi="ar_AE"/>
         </w:rPr>
         <w:t>يحميهم من الحر (</w:t>
@@ -559,6 +681,8 @@
       <w:hyperlink r:id="rId22">
         <w:r>
           <w:rPr>
+            <w:rtl/>
+            <w:cs/>
             <w:lang w:val="ar_AE" w:bidi="ar_AE"/>
           </w:rPr>
           <w:rPr>
@@ -570,6 +694,8 @@
       </w:hyperlink>
       <w:r>
         <w:rPr>
+          <w:rtl/>
+          <w:cs/>
           <w:lang w:val="ar_AE" w:bidi="ar_AE"/>
         </w:rPr>
         <w:t>).</w:t>
@@ -584,11 +710,15 @@
       </w:pPr>
       <w:r>
         <w:rPr>
-          <w:lang w:val="ar_AE" w:bidi="ar_AE"/>
-        </w:rPr>
-      </w:r>
-      <w:r>
-        <w:rPr>
+          <w:rtl/>
+          <w:cs/>
+          <w:lang w:val="ar_AE" w:bidi="ar_AE"/>
+        </w:rPr>
+      </w:r>
+      <w:r>
+        <w:rPr>
+          <w:rtl/>
+          <w:cs/>
           <w:lang w:val="ar_AE" w:bidi="ar_AE"/>
         </w:rPr>
         <w:t>يمنحهم القوة (</w:t>
@@ -596,6 +726,8 @@
       <w:hyperlink r:id="rId20">
         <w:r>
           <w:rPr>
+            <w:rtl/>
+            <w:cs/>
             <w:lang w:val="ar_AE" w:bidi="ar_AE"/>
           </w:rPr>
           <w:rPr>
@@ -607,6 +739,8 @@
       </w:hyperlink>
       <w:r>
         <w:rPr>
+          <w:rtl/>
+          <w:cs/>
           <w:lang w:val="ar_AE" w:bidi="ar_AE"/>
         </w:rPr>
         <w:t>).</w:t>
@@ -621,11 +755,15 @@
       </w:pPr>
       <w:r>
         <w:rPr>
-          <w:lang w:val="ar_AE" w:bidi="ar_AE"/>
-        </w:rPr>
-      </w:r>
-      <w:r>
-        <w:rPr>
+          <w:rtl/>
+          <w:cs/>
+          <w:lang w:val="ar_AE" w:bidi="ar_AE"/>
+        </w:rPr>
+      </w:r>
+      <w:r>
+        <w:rPr>
+          <w:rtl/>
+          <w:cs/>
           <w:lang w:val="ar_AE" w:bidi="ar_AE"/>
         </w:rPr>
         <w:t>يحول حزنهم إلى فرح عظيم (</w:t>
@@ -633,6 +771,8 @@
       <w:hyperlink r:id="rId23">
         <w:r>
           <w:rPr>
+            <w:rtl/>
+            <w:cs/>
             <w:lang w:val="ar_AE" w:bidi="ar_AE"/>
           </w:rPr>
           <w:rPr>
@@ -644,6 +784,8 @@
       </w:hyperlink>
       <w:r>
         <w:rPr>
+          <w:rtl/>
+          <w:cs/>
           <w:lang w:val="ar_AE" w:bidi="ar_AE"/>
         </w:rPr>
         <w:t>).</w:t>
@@ -658,11 +800,15 @@
       </w:pPr>
       <w:r>
         <w:rPr>
-          <w:lang w:val="ar_AE" w:bidi="ar_AE"/>
-        </w:rPr>
-      </w:r>
-      <w:r>
-        <w:rPr>
+          <w:rtl/>
+          <w:cs/>
+          <w:lang w:val="ar_AE" w:bidi="ar_AE"/>
+        </w:rPr>
+      </w:r>
+      <w:r>
+        <w:rPr>
+          <w:rtl/>
+          <w:cs/>
           <w:lang w:val="ar_AE" w:bidi="ar_AE"/>
         </w:rPr>
         <w:t>يسكب روحه عليهم (</w:t>
@@ -670,6 +816,8 @@
       <w:hyperlink r:id="rId24">
         <w:r>
           <w:rPr>
+            <w:rtl/>
+            <w:cs/>
             <w:lang w:val="ar_AE" w:bidi="ar_AE"/>
           </w:rPr>
           <w:rPr>
@@ -681,6 +829,8 @@
       </w:hyperlink>
       <w:r>
         <w:rPr>
+          <w:rtl/>
+          <w:cs/>
           <w:lang w:val="ar_AE" w:bidi="ar_AE"/>
         </w:rPr>
         <w:t>).</w:t>
@@ -692,11 +842,15 @@
       </w:pPr>
       <w:r>
         <w:rPr>
-          <w:lang w:val="ar_AE" w:bidi="ar_AE"/>
-        </w:rPr>
-      </w:r>
-      <w:r>
-        <w:rPr>
+          <w:rtl/>
+          <w:cs/>
+          <w:lang w:val="ar_AE" w:bidi="ar_AE"/>
+        </w:rPr>
+      </w:r>
+      <w:r>
+        <w:rPr>
+          <w:rtl/>
+          <w:cs/>
           <w:lang w:val="ar_AE" w:bidi="ar_AE"/>
         </w:rPr>
         <w:t>ويختبر المسيحيون أيضًا "خروجًا" روحيًا، إذ يتركون وراءهم الخطية والموت بفضل موت المسيح وقيامته. ويُساعدهم الروح القدوس ليعيشوا حياة جديدة، فيخدمون الله بفرح، وهم في انتظار مجيء ملكوته بالكامل.</w:t>
@@ -708,12 +862,16 @@
       </w:pPr>
       <w:r>
         <w:rPr>
+          <w:rtl/>
+          <w:cs/>
           <w:lang w:val="ar_AE" w:bidi="ar_AE"/>
         </w:rPr>
       </w:r>
       <w:r>
         <w:rPr>
           <w:u w:val="single"/>
+          <w:rtl/>
+          <w:cs/>
           <w:lang w:val="ar_AE" w:bidi="ar_AE"/>
         </w:rPr>
         <w:t>نصوص إضافية للدراسة</w:t>
@@ -725,12 +883,16 @@
       </w:pPr>
       <w:r>
         <w:rPr>
+          <w:rtl/>
+          <w:cs/>
           <w:lang w:val="ar_AE" w:bidi="ar_AE"/>
         </w:rPr>
       </w:r>
       <w:hyperlink r:id="rId25">
         <w:r>
           <w:rPr>
+            <w:rtl/>
+            <w:cs/>
             <w:lang w:val="ar_AE" w:bidi="ar_AE"/>
           </w:rPr>
           <w:rPr>
@@ -742,6 +904,8 @@
       </w:hyperlink>
       <w:r>
         <w:rPr>
+          <w:rtl/>
+          <w:cs/>
           <w:lang w:val="ar_AE" w:bidi="ar_AE"/>
         </w:rPr>
         <w:t xml:space="preserve">; </w:t>
@@ -749,6 +913,8 @@
       <w:hyperlink r:id="rId26">
         <w:r>
           <w:rPr>
+            <w:rtl/>
+            <w:cs/>
             <w:lang w:val="ar_AE" w:bidi="ar_AE"/>
           </w:rPr>
           <w:rPr>
@@ -760,6 +926,8 @@
       </w:hyperlink>
       <w:r>
         <w:rPr>
+          <w:rtl/>
+          <w:cs/>
           <w:lang w:val="ar_AE" w:bidi="ar_AE"/>
         </w:rPr>
         <w:t xml:space="preserve">; </w:t>
@@ -767,6 +935,8 @@
       <w:hyperlink r:id="rId27">
         <w:r>
           <w:rPr>
+            <w:rtl/>
+            <w:cs/>
             <w:lang w:val="ar_AE" w:bidi="ar_AE"/>
           </w:rPr>
           <w:rPr>
@@ -778,6 +948,8 @@
       </w:hyperlink>
       <w:r>
         <w:rPr>
+          <w:rtl/>
+          <w:cs/>
           <w:lang w:val="ar_AE" w:bidi="ar_AE"/>
         </w:rPr>
         <w:t xml:space="preserve">; </w:t>
@@ -785,6 +957,8 @@
       <w:hyperlink r:id="rId24">
         <w:r>
           <w:rPr>
+            <w:rtl/>
+            <w:cs/>
             <w:lang w:val="ar_AE" w:bidi="ar_AE"/>
           </w:rPr>
           <w:rPr>
@@ -796,6 +970,8 @@
       </w:hyperlink>
       <w:r>
         <w:rPr>
+          <w:rtl/>
+          <w:cs/>
           <w:lang w:val="ar_AE" w:bidi="ar_AE"/>
         </w:rPr>
         <w:t xml:space="preserve">; </w:t>
@@ -803,6 +979,8 @@
       <w:hyperlink r:id="rId13">
         <w:r>
           <w:rPr>
+            <w:rtl/>
+            <w:cs/>
             <w:lang w:val="ar_AE" w:bidi="ar_AE"/>
           </w:rPr>
           <w:rPr>
@@ -814,6 +992,8 @@
       </w:hyperlink>
       <w:r>
         <w:rPr>
+          <w:rtl/>
+          <w:cs/>
           <w:lang w:val="ar_AE" w:bidi="ar_AE"/>
         </w:rPr>
         <w:t xml:space="preserve">; </w:t>
@@ -821,6 +1001,8 @@
       <w:hyperlink r:id="rId28">
         <w:r>
           <w:rPr>
+            <w:rtl/>
+            <w:cs/>
             <w:lang w:val="ar_AE" w:bidi="ar_AE"/>
           </w:rPr>
           <w:rPr>
@@ -832,6 +1014,8 @@
       </w:hyperlink>
       <w:r>
         <w:rPr>
+          <w:rtl/>
+          <w:cs/>
           <w:lang w:val="ar_AE" w:bidi="ar_AE"/>
         </w:rPr>
         <w:t xml:space="preserve">; </w:t>
@@ -839,6 +1023,8 @@
       <w:hyperlink r:id="rId29">
         <w:r>
           <w:rPr>
+            <w:rtl/>
+            <w:cs/>
             <w:lang w:val="ar_AE" w:bidi="ar_AE"/>
           </w:rPr>
           <w:rPr>
@@ -850,6 +1036,8 @@
       </w:hyperlink>
       <w:r>
         <w:rPr>
+          <w:rtl/>
+          <w:cs/>
           <w:lang w:val="ar_AE" w:bidi="ar_AE"/>
         </w:rPr>
         <w:t xml:space="preserve">; </w:t>
@@ -857,6 +1045,8 @@
       <w:hyperlink r:id="rId30">
         <w:r>
           <w:rPr>
+            <w:rtl/>
+            <w:cs/>
             <w:lang w:val="ar_AE" w:bidi="ar_AE"/>
           </w:rPr>
           <w:rPr>
@@ -868,6 +1058,8 @@
       </w:hyperlink>
       <w:r>
         <w:rPr>
+          <w:rtl/>
+          <w:cs/>
           <w:lang w:val="ar_AE" w:bidi="ar_AE"/>
         </w:rPr>
         <w:t xml:space="preserve">; </w:t>
@@ -875,6 +1067,8 @@
       <w:hyperlink r:id="rId31">
         <w:r>
           <w:rPr>
+            <w:rtl/>
+            <w:cs/>
             <w:lang w:val="ar_AE" w:bidi="ar_AE"/>
           </w:rPr>
           <w:rPr>
@@ -886,6 +1080,8 @@
       </w:hyperlink>
       <w:r>
         <w:rPr>
+          <w:rtl/>
+          <w:cs/>
           <w:lang w:val="ar_AE" w:bidi="ar_AE"/>
         </w:rPr>
         <w:t xml:space="preserve">; </w:t>
@@ -893,6 +1089,8 @@
       <w:hyperlink r:id="rId32">
         <w:r>
           <w:rPr>
+            <w:rtl/>
+            <w:cs/>
             <w:lang w:val="ar_AE" w:bidi="ar_AE"/>
           </w:rPr>
           <w:rPr>
@@ -904,6 +1102,8 @@
       </w:hyperlink>
       <w:r>
         <w:rPr>
+          <w:rtl/>
+          <w:cs/>
           <w:lang w:val="ar_AE" w:bidi="ar_AE"/>
         </w:rPr>
         <w:t xml:space="preserve">; </w:t>
@@ -911,6 +1111,8 @@
       <w:hyperlink r:id="rId33">
         <w:r>
           <w:rPr>
+            <w:rtl/>
+            <w:cs/>
             <w:lang w:val="ar_AE" w:bidi="ar_AE"/>
           </w:rPr>
           <w:rPr>
@@ -922,6 +1124,8 @@
       </w:hyperlink>
       <w:r>
         <w:rPr>
+          <w:rtl/>
+          <w:cs/>
           <w:lang w:val="ar_AE" w:bidi="ar_AE"/>
         </w:rPr>
         <w:t xml:space="preserve">; </w:t>
@@ -929,6 +1133,8 @@
       <w:hyperlink r:id="rId34">
         <w:r>
           <w:rPr>
+            <w:rtl/>
+            <w:cs/>
             <w:lang w:val="ar_AE" w:bidi="ar_AE"/>
           </w:rPr>
           <w:rPr>
@@ -940,6 +1146,8 @@
       </w:hyperlink>
       <w:r>
         <w:rPr>
+          <w:rtl/>
+          <w:cs/>
           <w:lang w:val="ar_AE" w:bidi="ar_AE"/>
         </w:rPr>
         <w:t xml:space="preserve">; </w:t>
@@ -947,6 +1155,8 @@
       <w:hyperlink r:id="rId35">
         <w:r>
           <w:rPr>
+            <w:rtl/>
+            <w:cs/>
             <w:lang w:val="ar_AE" w:bidi="ar_AE"/>
           </w:rPr>
           <w:rPr>
@@ -958,6 +1168,8 @@
       </w:hyperlink>
       <w:r>
         <w:rPr>
+          <w:rtl/>
+          <w:cs/>
           <w:lang w:val="ar_AE" w:bidi="ar_AE"/>
         </w:rPr>
         <w:t xml:space="preserve">; </w:t>
@@ -965,6 +1177,8 @@
       <w:hyperlink r:id="rId36">
         <w:r>
           <w:rPr>
+            <w:rtl/>
+            <w:cs/>
             <w:lang w:val="ar_AE" w:bidi="ar_AE"/>
           </w:rPr>
           <w:rPr>
@@ -976,6 +1190,8 @@
       </w:hyperlink>
       <w:r>
         <w:rPr>
+          <w:rtl/>
+          <w:cs/>
           <w:lang w:val="ar_AE" w:bidi="ar_AE"/>
         </w:rPr>
         <w:t xml:space="preserve">; </w:t>
@@ -983,6 +1199,8 @@
       <w:hyperlink r:id="rId37">
         <w:r>
           <w:rPr>
+            <w:rtl/>
+            <w:cs/>
             <w:lang w:val="ar_AE" w:bidi="ar_AE"/>
           </w:rPr>
           <w:rPr>
@@ -994,6 +1212,8 @@
       </w:hyperlink>
       <w:r>
         <w:rPr>
+          <w:rtl/>
+          <w:cs/>
           <w:lang w:val="ar_AE" w:bidi="ar_AE"/>
         </w:rPr>
         <w:t xml:space="preserve">; </w:t>
@@ -1001,6 +1221,8 @@
       <w:hyperlink r:id="rId38">
         <w:r>
           <w:rPr>
+            <w:rtl/>
+            <w:cs/>
             <w:lang w:val="ar_AE" w:bidi="ar_AE"/>
           </w:rPr>
           <w:rPr>
@@ -1012,6 +1234,8 @@
       </w:hyperlink>
       <w:r>
         <w:rPr>
+          <w:rtl/>
+          <w:cs/>
           <w:lang w:val="ar_AE" w:bidi="ar_AE"/>
         </w:rPr>
         <w:t xml:space="preserve">; </w:t>
@@ -1019,6 +1243,8 @@
       <w:hyperlink r:id="rId39">
         <w:r>
           <w:rPr>
+            <w:rtl/>
+            <w:cs/>
             <w:lang w:val="ar_AE" w:bidi="ar_AE"/>
           </w:rPr>
           <w:rPr>
@@ -1030,6 +1256,8 @@
       </w:hyperlink>
       <w:r>
         <w:rPr>
+          <w:rtl/>
+          <w:cs/>
           <w:lang w:val="ar_AE" w:bidi="ar_AE"/>
         </w:rPr>
         <w:t xml:space="preserve">; </w:t>
@@ -1037,6 +1265,8 @@
       <w:hyperlink r:id="rId40">
         <w:r>
           <w:rPr>
+            <w:rtl/>
+            <w:cs/>
             <w:lang w:val="ar_AE" w:bidi="ar_AE"/>
           </w:rPr>
           <w:rPr>
@@ -1048,6 +1278,8 @@
       </w:hyperlink>
       <w:r>
         <w:rPr>
+          <w:rtl/>
+          <w:cs/>
           <w:lang w:val="ar_AE" w:bidi="ar_AE"/>
         </w:rPr>
         <w:t xml:space="preserve">; </w:t>
@@ -1055,6 +1287,8 @@
       <w:hyperlink r:id="rId41">
         <w:r>
           <w:rPr>
+            <w:rtl/>
+            <w:cs/>
             <w:lang w:val="ar_AE" w:bidi="ar_AE"/>
           </w:rPr>
           <w:rPr>
@@ -1066,11 +1300,15 @@
       </w:hyperlink>
       <w:r>
         <w:rPr>
-          <w:lang w:val="ar_AE" w:bidi="ar_AE"/>
-        </w:rPr>
-      </w:r>
-      <w:r>
-        <w:rPr>
+          <w:rtl/>
+          <w:cs/>
+          <w:lang w:val="ar_AE" w:bidi="ar_AE"/>
+        </w:rPr>
+      </w:r>
+      <w:r>
+        <w:rPr>
+          <w:rtl/>
+          <w:cs/>
           <w:lang w:val="ar_AE" w:bidi="ar_AE"/>
         </w:rPr>
       </w:r>
@@ -1081,6 +1319,8 @@
       </w:pPr>
       <w:r>
         <w:rPr>
+          <w:rtl/>
+          <w:cs/>
           <w:lang w:val="ar_AE" w:bidi="ar_AE"/>
         </w:rPr>
       </w:r>
@@ -1092,12 +1332,16 @@
       </w:pPr>
       <w:r>
         <w:rPr>
+          <w:rtl/>
+          <w:cs/>
           <w:lang w:val="ar_AE" w:bidi="ar_AE"/>
         </w:rPr>
         <w:t>الوعد بالنسل المَلَكي</w:t>
       </w:r>
       <w:r>
         <w:rPr>
+          <w:rtl/>
+          <w:cs/>
           <w:lang w:val="ar_AE" w:bidi="ar_AE"/>
         </w:rPr>
       </w:r>
@@ -1108,11 +1352,15 @@
       </w:pPr>
       <w:r>
         <w:rPr>
-          <w:lang w:val="ar_AE" w:bidi="ar_AE"/>
-        </w:rPr>
-      </w:r>
-      <w:r>
-        <w:rPr>
+          <w:rtl/>
+          <w:cs/>
+          <w:lang w:val="ar_AE" w:bidi="ar_AE"/>
+        </w:rPr>
+      </w:r>
+      <w:r>
+        <w:rPr>
+          <w:rtl/>
+          <w:cs/>
           <w:lang w:val="ar_AE" w:bidi="ar_AE"/>
         </w:rPr>
         <w:t>وعد الله الملك داود بأن نسله سيبقى إلى الأبد (</w:t>
@@ -1120,6 +1368,8 @@
       <w:hyperlink r:id="rId42">
         <w:r>
           <w:rPr>
+            <w:rtl/>
+            <w:cs/>
             <w:lang w:val="ar_AE" w:bidi="ar_AE"/>
           </w:rPr>
           <w:rPr>
@@ -1131,6 +1381,8 @@
       </w:hyperlink>
       <w:r>
         <w:rPr>
+          <w:rtl/>
+          <w:cs/>
           <w:lang w:val="ar_AE" w:bidi="ar_AE"/>
         </w:rPr>
         <w:t xml:space="preserve">والمقطع الموازي نجده في </w:t>
@@ -1138,6 +1390,8 @@
       <w:hyperlink r:id="rId43">
         <w:r>
           <w:rPr>
+            <w:rtl/>
+            <w:cs/>
             <w:lang w:val="ar_AE" w:bidi="ar_AE"/>
           </w:rPr>
           <w:rPr>
@@ -1149,6 +1403,8 @@
       </w:hyperlink>
       <w:r>
         <w:rPr>
+          <w:rtl/>
+          <w:cs/>
           <w:lang w:val="ar_AE" w:bidi="ar_AE"/>
         </w:rPr>
         <w:t xml:space="preserve">). ومع ذلك، عاش كاتب أخبار الأيام (المعروف بالمؤرّخ) في زمن بدا فيه أن نسل داود قد انقطع. فمع أن نسل داود قد استمر، إلا أنه لم يكن هناك أي ملك من نسله يجلس على العرش منذ سبي يهوذا إلى بابل قبل أكثر من 150 عامًا (انظر </w:t>
@@ -1156,6 +1412,8 @@
       <w:hyperlink r:id="rId44">
         <w:r>
           <w:rPr>
+            <w:rtl/>
+            <w:cs/>
             <w:lang w:val="ar_AE" w:bidi="ar_AE"/>
           </w:rPr>
           <w:rPr>
@@ -1167,6 +1425,8 @@
       </w:hyperlink>
       <w:r>
         <w:rPr>
+          <w:rtl/>
+          <w:cs/>
           <w:lang w:val="ar_AE" w:bidi="ar_AE"/>
         </w:rPr>
         <w:t>). وقد أثار هذا الوضع شكوكًا حول رجاء إسرائيل المستقبلي.</w:t>
@@ -1178,23 +1438,31 @@
       </w:pPr>
       <w:r>
         <w:rPr>
-          <w:lang w:val="ar_AE" w:bidi="ar_AE"/>
-        </w:rPr>
-      </w:r>
-      <w:r>
-        <w:rPr>
+          <w:rtl/>
+          <w:cs/>
+          <w:lang w:val="ar_AE" w:bidi="ar_AE"/>
+        </w:rPr>
+      </w:r>
+      <w:r>
+        <w:rPr>
+          <w:rtl/>
+          <w:cs/>
           <w:lang w:val="ar_AE" w:bidi="ar_AE"/>
         </w:rPr>
         <w:t>كان هدف المؤرّخ هو أن يُظهر أن وعد الله لداود كان وعدًا غير مشروط، وأن عرشه كان بالفعل "</w:t>
       </w:r>
       <w:r>
         <w:rPr>
+          <w:rtl/>
+          <w:cs/>
           <w:lang w:val="ar_AE" w:bidi="ar_AE"/>
         </w:rPr>
         <w:t>ثَابِتًا إِلَى ٱلْأَبَدِ.</w:t>
       </w:r>
       <w:r>
         <w:rPr>
+          <w:rtl/>
+          <w:cs/>
           <w:lang w:val="ar_AE" w:bidi="ar_AE"/>
         </w:rPr>
         <w:t>" فحتى احتمال السبي لا يلغي الرجاء في وعد الله بسلالة مَلَكية. لقد كان الوعد مستمرًا ليتحقق في المستقبل حين يرث العرش أحد أحفاد نسل داود (</w:t>
@@ -1202,6 +1470,8 @@
       <w:hyperlink r:id="rId45">
         <w:r>
           <w:rPr>
+            <w:rtl/>
+            <w:cs/>
             <w:lang w:val="ar_AE" w:bidi="ar_AE"/>
           </w:rPr>
           <w:rPr>
@@ -1213,6 +1483,8 @@
       </w:hyperlink>
       <w:r>
         <w:rPr>
+          <w:rtl/>
+          <w:cs/>
           <w:lang w:val="ar_AE" w:bidi="ar_AE"/>
         </w:rPr>
         <w:t>).</w:t>
@@ -1224,23 +1496,31 @@
       </w:pPr>
       <w:r>
         <w:rPr>
-          <w:lang w:val="ar_AE" w:bidi="ar_AE"/>
-        </w:rPr>
-      </w:r>
-      <w:r>
-        <w:rPr>
+          <w:rtl/>
+          <w:cs/>
+          <w:lang w:val="ar_AE" w:bidi="ar_AE"/>
+        </w:rPr>
+      </w:r>
+      <w:r>
+        <w:rPr>
+          <w:rtl/>
+          <w:cs/>
           <w:lang w:val="ar_AE" w:bidi="ar_AE"/>
         </w:rPr>
         <w:t xml:space="preserve">لم يكتب المؤرّخ بشكل مباشر عن المسيّا بالمعنى الدقيق للمصطلح. فلم يكن التركيز بشكل أساسي على </w:t>
       </w:r>
       <w:r>
         <w:rPr>
+          <w:rtl/>
+          <w:cs/>
           <w:lang w:val="ar_AE" w:bidi="ar_AE"/>
         </w:rPr>
         <w:t xml:space="preserve">مجيء </w:t>
       </w:r>
       <w:r>
         <w:rPr>
+          <w:rtl/>
+          <w:cs/>
           <w:lang w:val="ar_AE" w:bidi="ar_AE"/>
         </w:rPr>
         <w:t>مُخلِّص مُختار من الله. بل كان رجاءه هو أن يقود ملوك من نسل داود جماعة العهد مرة أخرى (أي شعب إسرائيل الذين كان لهم عهد خاص مع الله). وكان المؤرّخ يشجّع الجماعة على توقّع ملك جديد يحسّن من حال إسرائيل.</w:t>
@@ -1252,11 +1532,15 @@
       </w:pPr>
       <w:r>
         <w:rPr>
-          <w:lang w:val="ar_AE" w:bidi="ar_AE"/>
-        </w:rPr>
-      </w:r>
-      <w:r>
-        <w:rPr>
+          <w:rtl/>
+          <w:cs/>
+          <w:lang w:val="ar_AE" w:bidi="ar_AE"/>
+        </w:rPr>
+      </w:r>
+      <w:r>
+        <w:rPr>
+          <w:rtl/>
+          <w:cs/>
           <w:lang w:val="ar_AE" w:bidi="ar_AE"/>
         </w:rPr>
         <w:t xml:space="preserve">لقد حقق ميلاد يسوع، ابن داود، رجاء المؤرّخ لإسرائيل. لقد كان يسوع هو التلبية لتوقّع المؤرخ بقدوم ملك جديد (انظر </w:t>
@@ -1264,6 +1548,8 @@
       <w:hyperlink r:id="rId46">
         <w:r>
           <w:rPr>
+            <w:rtl/>
+            <w:cs/>
             <w:lang w:val="ar_AE" w:bidi="ar_AE"/>
           </w:rPr>
           <w:rPr>
@@ -1275,6 +1561,8 @@
       </w:hyperlink>
       <w:r>
         <w:rPr>
+          <w:rtl/>
+          <w:cs/>
           <w:lang w:val="ar_AE" w:bidi="ar_AE"/>
         </w:rPr>
         <w:t>). ويمتد ملكوت الملك ليشمل جميع الأمم (</w:t>
@@ -1282,6 +1570,8 @@
       <w:hyperlink r:id="rId47">
         <w:r>
           <w:rPr>
+            <w:rtl/>
+            <w:cs/>
             <w:lang w:val="ar_AE" w:bidi="ar_AE"/>
           </w:rPr>
           <w:rPr>
@@ -1293,18 +1583,24 @@
       </w:hyperlink>
       <w:r>
         <w:rPr>
+          <w:rtl/>
+          <w:cs/>
           <w:lang w:val="ar_AE" w:bidi="ar_AE"/>
         </w:rPr>
         <w:t>). وهي تمتد "</w:t>
       </w:r>
       <w:r>
         <w:rPr>
+          <w:rtl/>
+          <w:cs/>
           <w:lang w:val="ar_AE" w:bidi="ar_AE"/>
         </w:rPr>
         <w:t>مِنَ ٱلْبَحْرِ إِلَى ٱلْبَحْرِ، وَمِنَ ٱلنَّهْرِ إِلَى أَقَاصِي ٱلْأَرْضِ</w:t>
       </w:r>
       <w:r>
         <w:rPr>
+          <w:rtl/>
+          <w:cs/>
           <w:lang w:val="ar_AE" w:bidi="ar_AE"/>
         </w:rPr>
         <w:t>" (</w:t>
@@ -1312,6 +1608,8 @@
       <w:hyperlink r:id="rId48">
         <w:r>
           <w:rPr>
+            <w:rtl/>
+            <w:cs/>
             <w:lang w:val="ar_AE" w:bidi="ar_AE"/>
           </w:rPr>
           <w:rPr>
@@ -1323,6 +1621,8 @@
       </w:hyperlink>
       <w:r>
         <w:rPr>
+          <w:rtl/>
+          <w:cs/>
           <w:lang w:val="ar_AE" w:bidi="ar_AE"/>
         </w:rPr>
         <w:t>).</w:t>
@@ -1334,12 +1634,16 @@
       </w:pPr>
       <w:r>
         <w:rPr>
+          <w:rtl/>
+          <w:cs/>
           <w:lang w:val="ar_AE" w:bidi="ar_AE"/>
         </w:rPr>
       </w:r>
       <w:r>
         <w:rPr>
           <w:u w:val="single"/>
+          <w:rtl/>
+          <w:cs/>
           <w:lang w:val="ar_AE" w:bidi="ar_AE"/>
         </w:rPr>
         <w:t>مقاطع لمزيد من الدراسة</w:t>
@@ -1351,12 +1655,16 @@
       </w:pPr>
       <w:r>
         <w:rPr>
+          <w:rtl/>
+          <w:cs/>
           <w:lang w:val="ar_AE" w:bidi="ar_AE"/>
         </w:rPr>
       </w:r>
       <w:hyperlink r:id="rId49">
         <w:r>
           <w:rPr>
+            <w:rtl/>
+            <w:cs/>
             <w:lang w:val="ar_AE" w:bidi="ar_AE"/>
           </w:rPr>
           <w:rPr>
@@ -1368,6 +1676,8 @@
       </w:hyperlink>
       <w:r>
         <w:rPr>
+          <w:rtl/>
+          <w:cs/>
           <w:lang w:val="ar_AE" w:bidi="ar_AE"/>
         </w:rPr>
         <w:t xml:space="preserve">; </w:t>
@@ -1375,6 +1685,8 @@
       <w:hyperlink r:id="rId50">
         <w:r>
           <w:rPr>
+            <w:rtl/>
+            <w:cs/>
             <w:lang w:val="ar_AE" w:bidi="ar_AE"/>
           </w:rPr>
           <w:rPr>
@@ -1386,6 +1698,8 @@
       </w:hyperlink>
       <w:r>
         <w:rPr>
+          <w:rtl/>
+          <w:cs/>
           <w:lang w:val="ar_AE" w:bidi="ar_AE"/>
         </w:rPr>
         <w:t xml:space="preserve">; </w:t>
@@ -1393,6 +1707,8 @@
       <w:hyperlink r:id="rId51">
         <w:r>
           <w:rPr>
+            <w:rtl/>
+            <w:cs/>
             <w:lang w:val="ar_AE" w:bidi="ar_AE"/>
           </w:rPr>
           <w:rPr>
@@ -1404,6 +1720,8 @@
       </w:hyperlink>
       <w:r>
         <w:rPr>
+          <w:rtl/>
+          <w:cs/>
           <w:lang w:val="ar_AE" w:bidi="ar_AE"/>
         </w:rPr>
         <w:t xml:space="preserve">; </w:t>
@@ -1411,6 +1729,8 @@
       <w:hyperlink r:id="rId52">
         <w:r>
           <w:rPr>
+            <w:rtl/>
+            <w:cs/>
             <w:lang w:val="ar_AE" w:bidi="ar_AE"/>
           </w:rPr>
           <w:rPr>
@@ -1422,6 +1742,8 @@
       </w:hyperlink>
       <w:r>
         <w:rPr>
+          <w:rtl/>
+          <w:cs/>
           <w:lang w:val="ar_AE" w:bidi="ar_AE"/>
         </w:rPr>
         <w:t xml:space="preserve">; </w:t>
@@ -1429,6 +1751,8 @@
       <w:hyperlink r:id="rId53">
         <w:r>
           <w:rPr>
+            <w:rtl/>
+            <w:cs/>
             <w:lang w:val="ar_AE" w:bidi="ar_AE"/>
           </w:rPr>
           <w:rPr>
@@ -1440,6 +1764,8 @@
       </w:hyperlink>
       <w:r>
         <w:rPr>
+          <w:rtl/>
+          <w:cs/>
           <w:lang w:val="ar_AE" w:bidi="ar_AE"/>
         </w:rPr>
         <w:t xml:space="preserve">; </w:t>
@@ -1447,6 +1773,8 @@
       <w:hyperlink r:id="rId54">
         <w:r>
           <w:rPr>
+            <w:rtl/>
+            <w:cs/>
             <w:lang w:val="ar_AE" w:bidi="ar_AE"/>
           </w:rPr>
           <w:rPr>
@@ -1458,6 +1786,8 @@
       </w:hyperlink>
       <w:r>
         <w:rPr>
+          <w:rtl/>
+          <w:cs/>
           <w:lang w:val="ar_AE" w:bidi="ar_AE"/>
         </w:rPr>
         <w:t xml:space="preserve">; </w:t>
@@ -1465,6 +1795,8 @@
       <w:hyperlink r:id="rId55">
         <w:r>
           <w:rPr>
+            <w:rtl/>
+            <w:cs/>
             <w:lang w:val="ar_AE" w:bidi="ar_AE"/>
           </w:rPr>
           <w:rPr>
@@ -1476,6 +1808,8 @@
       </w:hyperlink>
       <w:r>
         <w:rPr>
+          <w:rtl/>
+          <w:cs/>
           <w:lang w:val="ar_AE" w:bidi="ar_AE"/>
         </w:rPr>
         <w:t xml:space="preserve">; </w:t>
@@ -1483,6 +1817,8 @@
       <w:hyperlink r:id="rId56">
         <w:r>
           <w:rPr>
+            <w:rtl/>
+            <w:cs/>
             <w:lang w:val="ar_AE" w:bidi="ar_AE"/>
           </w:rPr>
           <w:rPr>
@@ -1494,6 +1830,8 @@
       </w:hyperlink>
       <w:r>
         <w:rPr>
+          <w:rtl/>
+          <w:cs/>
           <w:lang w:val="ar_AE" w:bidi="ar_AE"/>
         </w:rPr>
         <w:t xml:space="preserve">; </w:t>
@@ -1501,6 +1839,8 @@
       <w:hyperlink r:id="rId46">
         <w:r>
           <w:rPr>
+            <w:rtl/>
+            <w:cs/>
             <w:lang w:val="ar_AE" w:bidi="ar_AE"/>
           </w:rPr>
           <w:rPr>
@@ -1512,6 +1852,8 @@
       </w:hyperlink>
       <w:r>
         <w:rPr>
+          <w:rtl/>
+          <w:cs/>
           <w:lang w:val="ar_AE" w:bidi="ar_AE"/>
         </w:rPr>
         <w:t xml:space="preserve">; </w:t>
@@ -1519,6 +1861,8 @@
       <w:hyperlink r:id="rId57">
         <w:r>
           <w:rPr>
+            <w:rtl/>
+            <w:cs/>
             <w:lang w:val="ar_AE" w:bidi="ar_AE"/>
           </w:rPr>
           <w:rPr>
@@ -1530,11 +1874,15 @@
       </w:hyperlink>
       <w:r>
         <w:rPr>
-          <w:lang w:val="ar_AE" w:bidi="ar_AE"/>
-        </w:rPr>
-      </w:r>
-      <w:r>
-        <w:rPr>
+          <w:rtl/>
+          <w:cs/>
+          <w:lang w:val="ar_AE" w:bidi="ar_AE"/>
+        </w:rPr>
+      </w:r>
+      <w:r>
+        <w:rPr>
+          <w:rtl/>
+          <w:cs/>
           <w:lang w:val="ar_AE" w:bidi="ar_AE"/>
         </w:rPr>
       </w:r>
@@ -1545,6 +1893,8 @@
       </w:pPr>
       <w:r>
         <w:rPr>
+          <w:rtl/>
+          <w:cs/>
           <w:lang w:val="ar_AE" w:bidi="ar_AE"/>
         </w:rPr>
       </w:r>
@@ -1556,12 +1906,16 @@
       </w:pPr>
       <w:r>
         <w:rPr>
+          <w:rtl/>
+          <w:cs/>
           <w:lang w:val="ar_AE" w:bidi="ar_AE"/>
         </w:rPr>
         <w:t>الوعظ لجمهور صعب</w:t>
       </w:r>
       <w:r>
         <w:rPr>
+          <w:rtl/>
+          <w:cs/>
           <w:lang w:val="ar_AE" w:bidi="ar_AE"/>
         </w:rPr>
       </w:r>
@@ -1572,11 +1926,15 @@
       </w:pPr>
       <w:r>
         <w:rPr>
-          <w:lang w:val="ar_AE" w:bidi="ar_AE"/>
-        </w:rPr>
-      </w:r>
-      <w:r>
-        <w:rPr>
+          <w:rtl/>
+          <w:cs/>
+          <w:lang w:val="ar_AE" w:bidi="ar_AE"/>
+        </w:rPr>
+      </w:r>
+      <w:r>
+        <w:rPr>
+          <w:rtl/>
+          <w:cs/>
           <w:lang w:val="ar_AE" w:bidi="ar_AE"/>
         </w:rPr>
         <w:t xml:space="preserve">في بعض الأحيان يطلب الله من الناس مشاركة الأخبار السارة المختصة بالرب يسوع مع جمهور صعب. قد يقاوم المستمعون الحق الإلهي، ويرفضون كلًا من الرسالة والرسول. صح هذا بشكل خاص مع أنبياء العهد القديم، الذين نقلوا رسائل لم يرغب الناس في سماعها، في كثير من الأحيان. (انظر </w:t>
@@ -1584,6 +1942,8 @@
       <w:hyperlink r:id="rId58">
         <w:r>
           <w:rPr>
+            <w:rtl/>
+            <w:cs/>
             <w:lang w:val="ar_AE" w:bidi="ar_AE"/>
           </w:rPr>
           <w:rPr>
@@ -1595,6 +1955,8 @@
       </w:hyperlink>
       <w:r>
         <w:rPr>
+          <w:rtl/>
+          <w:cs/>
           <w:lang w:val="ar_AE" w:bidi="ar_AE"/>
         </w:rPr>
         <w:t xml:space="preserve">; </w:t>
@@ -1602,6 +1964,8 @@
       <w:hyperlink r:id="rId59">
         <w:r>
           <w:rPr>
+            <w:rtl/>
+            <w:cs/>
             <w:lang w:val="ar_AE" w:bidi="ar_AE"/>
           </w:rPr>
           <w:rPr>
@@ -1613,6 +1977,8 @@
       </w:hyperlink>
       <w:r>
         <w:rPr>
+          <w:rtl/>
+          <w:cs/>
           <w:lang w:val="ar_AE" w:bidi="ar_AE"/>
         </w:rPr>
         <w:t xml:space="preserve">; </w:t>
@@ -1620,6 +1986,8 @@
       <w:hyperlink r:id="rId60">
         <w:r>
           <w:rPr>
+            <w:rtl/>
+            <w:cs/>
             <w:lang w:val="ar_AE" w:bidi="ar_AE"/>
           </w:rPr>
           <w:rPr>
@@ -1631,6 +1999,8 @@
       </w:hyperlink>
       <w:r>
         <w:rPr>
+          <w:rtl/>
+          <w:cs/>
           <w:lang w:val="ar_AE" w:bidi="ar_AE"/>
         </w:rPr>
         <w:t>).</w:t>
@@ -1642,11 +2012,15 @@
       </w:pPr>
       <w:r>
         <w:rPr>
-          <w:lang w:val="ar_AE" w:bidi="ar_AE"/>
-        </w:rPr>
-      </w:r>
-      <w:r>
-        <w:rPr>
+          <w:rtl/>
+          <w:cs/>
+          <w:lang w:val="ar_AE" w:bidi="ar_AE"/>
+        </w:rPr>
+      </w:r>
+      <w:r>
+        <w:rPr>
+          <w:rtl/>
+          <w:cs/>
           <w:lang w:val="ar_AE" w:bidi="ar_AE"/>
         </w:rPr>
         <w:t>وعظ ملاخي النبي لجمهور صعب. تضمنت جماعته أفرادًا كانوا:</w:t>
@@ -1661,11 +2035,15 @@
       </w:pPr>
       <w:r>
         <w:rPr>
-          <w:lang w:val="ar_AE" w:bidi="ar_AE"/>
-        </w:rPr>
-      </w:r>
-      <w:r>
-        <w:rPr>
+          <w:rtl/>
+          <w:cs/>
+          <w:lang w:val="ar_AE" w:bidi="ar_AE"/>
+        </w:rPr>
+      </w:r>
+      <w:r>
+        <w:rPr>
+          <w:rtl/>
+          <w:cs/>
           <w:lang w:val="ar_AE" w:bidi="ar_AE"/>
         </w:rPr>
         <w:t>يشعورون بخيبة الأمل (</w:t>
@@ -1673,6 +2051,8 @@
       <w:hyperlink r:id="rId61">
         <w:r>
           <w:rPr>
+            <w:rtl/>
+            <w:cs/>
             <w:lang w:val="ar_AE" w:bidi="ar_AE"/>
           </w:rPr>
           <w:rPr>
@@ -1684,6 +2064,8 @@
       </w:hyperlink>
       <w:r>
         <w:rPr>
+          <w:rtl/>
+          <w:cs/>
           <w:lang w:val="ar_AE" w:bidi="ar_AE"/>
         </w:rPr>
         <w:t>)</w:t>
@@ -1698,11 +2080,15 @@
       </w:pPr>
       <w:r>
         <w:rPr>
-          <w:lang w:val="ar_AE" w:bidi="ar_AE"/>
-        </w:rPr>
-      </w:r>
-      <w:r>
-        <w:rPr>
+          <w:rtl/>
+          <w:cs/>
+          <w:lang w:val="ar_AE" w:bidi="ar_AE"/>
+        </w:rPr>
+      </w:r>
+      <w:r>
+        <w:rPr>
+          <w:rtl/>
+          <w:cs/>
           <w:lang w:val="ar_AE" w:bidi="ar_AE"/>
         </w:rPr>
         <w:t>لديهم انعدام الثقة (</w:t>
@@ -1710,6 +2096,8 @@
       <w:hyperlink r:id="rId62">
         <w:r>
           <w:rPr>
+            <w:rtl/>
+            <w:cs/>
             <w:lang w:val="ar_AE" w:bidi="ar_AE"/>
           </w:rPr>
           <w:rPr>
@@ -1721,6 +2109,8 @@
       </w:hyperlink>
       <w:r>
         <w:rPr>
+          <w:rtl/>
+          <w:cs/>
           <w:lang w:val="ar_AE" w:bidi="ar_AE"/>
         </w:rPr>
         <w:t xml:space="preserve">; </w:t>
@@ -1728,6 +2118,8 @@
       <w:hyperlink r:id="rId63">
         <w:r>
           <w:rPr>
+            <w:rtl/>
+            <w:cs/>
             <w:lang w:val="ar_AE" w:bidi="ar_AE"/>
           </w:rPr>
           <w:rPr>
@@ -1739,6 +2131,8 @@
       </w:hyperlink>
       <w:r>
         <w:rPr>
+          <w:rtl/>
+          <w:cs/>
           <w:lang w:val="ar_AE" w:bidi="ar_AE"/>
         </w:rPr>
         <w:t>)</w:t>
@@ -1753,11 +2147,15 @@
       </w:pPr>
       <w:r>
         <w:rPr>
-          <w:lang w:val="ar_AE" w:bidi="ar_AE"/>
-        </w:rPr>
-      </w:r>
-      <w:r>
-        <w:rPr>
+          <w:rtl/>
+          <w:cs/>
+          <w:lang w:val="ar_AE" w:bidi="ar_AE"/>
+        </w:rPr>
+      </w:r>
+      <w:r>
+        <w:rPr>
+          <w:rtl/>
+          <w:cs/>
           <w:lang w:val="ar_AE" w:bidi="ar_AE"/>
         </w:rPr>
         <w:t>غير مكترثين (</w:t>
@@ -1765,6 +2163,8 @@
       <w:hyperlink r:id="rId64">
         <w:r>
           <w:rPr>
+            <w:rtl/>
+            <w:cs/>
             <w:lang w:val="ar_AE" w:bidi="ar_AE"/>
           </w:rPr>
           <w:rPr>
@@ -1776,6 +2176,8 @@
       </w:hyperlink>
       <w:r>
         <w:rPr>
+          <w:rtl/>
+          <w:cs/>
           <w:lang w:val="ar_AE" w:bidi="ar_AE"/>
         </w:rPr>
         <w:t>)</w:t>
@@ -1790,11 +2192,15 @@
       </w:pPr>
       <w:r>
         <w:rPr>
-          <w:lang w:val="ar_AE" w:bidi="ar_AE"/>
-        </w:rPr>
-      </w:r>
-      <w:r>
-        <w:rPr>
+          <w:rtl/>
+          <w:cs/>
+          <w:lang w:val="ar_AE" w:bidi="ar_AE"/>
+        </w:rPr>
+      </w:r>
+      <w:r>
+        <w:rPr>
+          <w:rtl/>
+          <w:cs/>
           <w:lang w:val="ar_AE" w:bidi="ar_AE"/>
         </w:rPr>
         <w:t>غير صادقين (</w:t>
@@ -1802,6 +2208,8 @@
       <w:hyperlink r:id="rId65">
         <w:r>
           <w:rPr>
+            <w:rtl/>
+            <w:cs/>
             <w:lang w:val="ar_AE" w:bidi="ar_AE"/>
           </w:rPr>
           <w:rPr>
@@ -1813,6 +2221,8 @@
       </w:hyperlink>
       <w:r>
         <w:rPr>
+          <w:rtl/>
+          <w:cs/>
           <w:lang w:val="ar_AE" w:bidi="ar_AE"/>
         </w:rPr>
         <w:t>)</w:t>
@@ -1827,11 +2237,15 @@
       </w:pPr>
       <w:r>
         <w:rPr>
-          <w:lang w:val="ar_AE" w:bidi="ar_AE"/>
-        </w:rPr>
-      </w:r>
-      <w:r>
-        <w:rPr>
+          <w:rtl/>
+          <w:cs/>
+          <w:lang w:val="ar_AE" w:bidi="ar_AE"/>
+        </w:rPr>
+      </w:r>
+      <w:r>
+        <w:rPr>
+          <w:rtl/>
+          <w:cs/>
           <w:lang w:val="ar_AE" w:bidi="ar_AE"/>
         </w:rPr>
         <w:t>غير مهتمين (</w:t>
@@ -1839,6 +2253,8 @@
       <w:hyperlink r:id="rId66">
         <w:r>
           <w:rPr>
+            <w:rtl/>
+            <w:cs/>
             <w:lang w:val="ar_AE" w:bidi="ar_AE"/>
           </w:rPr>
           <w:rPr>
@@ -1850,6 +2266,8 @@
       </w:hyperlink>
       <w:r>
         <w:rPr>
+          <w:rtl/>
+          <w:cs/>
           <w:lang w:val="ar_AE" w:bidi="ar_AE"/>
         </w:rPr>
         <w:t>)</w:t>
@@ -1864,11 +2282,15 @@
       </w:pPr>
       <w:r>
         <w:rPr>
-          <w:lang w:val="ar_AE" w:bidi="ar_AE"/>
-        </w:rPr>
-      </w:r>
-      <w:r>
-        <w:rPr>
+          <w:rtl/>
+          <w:cs/>
+          <w:lang w:val="ar_AE" w:bidi="ar_AE"/>
+        </w:rPr>
+      </w:r>
+      <w:r>
+        <w:rPr>
+          <w:rtl/>
+          <w:cs/>
           <w:lang w:val="ar_AE" w:bidi="ar_AE"/>
         </w:rPr>
         <w:t xml:space="preserve">شككاكين، ومتشككين، وأشرار عن حق (انظر </w:t>
@@ -1876,6 +2298,8 @@
       <w:hyperlink r:id="rId67">
         <w:r>
           <w:rPr>
+            <w:rtl/>
+            <w:cs/>
             <w:lang w:val="ar_AE" w:bidi="ar_AE"/>
           </w:rPr>
           <w:rPr>
@@ -1887,6 +2311,8 @@
       </w:hyperlink>
       <w:r>
         <w:rPr>
+          <w:rtl/>
+          <w:cs/>
           <w:lang w:val="ar_AE" w:bidi="ar_AE"/>
         </w:rPr>
         <w:t>)</w:t>
@@ -1898,11 +2324,15 @@
       </w:pPr>
       <w:r>
         <w:rPr>
-          <w:lang w:val="ar_AE" w:bidi="ar_AE"/>
-        </w:rPr>
-      </w:r>
-      <w:r>
-        <w:rPr>
+          <w:rtl/>
+          <w:cs/>
+          <w:lang w:val="ar_AE" w:bidi="ar_AE"/>
+        </w:rPr>
+      </w:r>
+      <w:r>
+        <w:rPr>
+          <w:rtl/>
+          <w:cs/>
           <w:lang w:val="ar_AE" w:bidi="ar_AE"/>
         </w:rPr>
         <w:t>ما الذي يجب على الواعظ قوله لمثل هذه الجماعة؟</w:t>
@@ -1914,23 +2344,31 @@
       </w:pPr>
       <w:r>
         <w:rPr>
-          <w:lang w:val="ar_AE" w:bidi="ar_AE"/>
-        </w:rPr>
-      </w:r>
-      <w:r>
-        <w:rPr>
+          <w:rtl/>
+          <w:cs/>
+          <w:lang w:val="ar_AE" w:bidi="ar_AE"/>
+        </w:rPr>
+      </w:r>
+      <w:r>
+        <w:rPr>
+          <w:rtl/>
+          <w:cs/>
           <w:lang w:val="ar_AE" w:bidi="ar_AE"/>
         </w:rPr>
         <w:t>استخدم ملاخي النبي الحوار لجذب انتباه جمهوره فينخرطوا في سلسلة من النقاشات. قدم النبي تصحيحًا قويًا أجاب به بذكاء على الاعتراضات التي قد يثيرها الناس، وهذا قبل أن يتمكنوا من الحديث. كانت رسالته قوية وجعلت الناس ينتبهون: “</w:t>
       </w:r>
       <w:r>
         <w:rPr>
+          <w:rtl/>
+          <w:cs/>
           <w:lang w:val="ar_AE" w:bidi="ar_AE"/>
         </w:rPr>
         <w:t>حِينَئِذٍ كَلَّمَ مُتَّقُو ٱلرَّبِّ كُلُّ وَاحِدٍ قَرِيبَهُ، وَٱلرَّبُّ أَصْغَى وَسَمِعَ</w:t>
       </w:r>
       <w:r>
         <w:rPr>
+          <w:rtl/>
+          <w:cs/>
           <w:lang w:val="ar_AE" w:bidi="ar_AE"/>
         </w:rPr>
         <w:t>” (</w:t>
@@ -1938,6 +2376,8 @@
       <w:hyperlink r:id="rId68">
         <w:r>
           <w:rPr>
+            <w:rtl/>
+            <w:cs/>
             <w:lang w:val="ar_AE" w:bidi="ar_AE"/>
           </w:rPr>
           <w:rPr>
@@ -1949,6 +2389,8 @@
       </w:hyperlink>
       <w:r>
         <w:rPr>
+          <w:rtl/>
+          <w:cs/>
           <w:lang w:val="ar_AE" w:bidi="ar_AE"/>
         </w:rPr>
         <w:t>).</w:t>
@@ -1960,11 +2402,15 @@
       </w:pPr>
       <w:r>
         <w:rPr>
-          <w:lang w:val="ar_AE" w:bidi="ar_AE"/>
-        </w:rPr>
-      </w:r>
-      <w:r>
-        <w:rPr>
+          <w:rtl/>
+          <w:cs/>
+          <w:lang w:val="ar_AE" w:bidi="ar_AE"/>
+        </w:rPr>
+      </w:r>
+      <w:r>
+        <w:rPr>
+          <w:rtl/>
+          <w:cs/>
           <w:lang w:val="ar_AE" w:bidi="ar_AE"/>
         </w:rPr>
         <w:t xml:space="preserve">ومثل الأنبياء، شارك كل من الرب يسوع وأتباعه برسائل مع جماهير قاومتهم (انظر، على سبيل المثال، </w:t>
@@ -1972,6 +2418,8 @@
       <w:hyperlink r:id="rId69">
         <w:r>
           <w:rPr>
+            <w:rtl/>
+            <w:cs/>
             <w:lang w:val="ar_AE" w:bidi="ar_AE"/>
           </w:rPr>
           <w:rPr>
@@ -1983,6 +2431,8 @@
       </w:hyperlink>
       <w:r>
         <w:rPr>
+          <w:rtl/>
+          <w:cs/>
           <w:lang w:val="ar_AE" w:bidi="ar_AE"/>
         </w:rPr>
         <w:t xml:space="preserve">؛ </w:t>
@@ -1990,6 +2440,8 @@
       <w:hyperlink r:id="rId70">
         <w:r>
           <w:rPr>
+            <w:rtl/>
+            <w:cs/>
             <w:lang w:val="ar_AE" w:bidi="ar_AE"/>
           </w:rPr>
           <w:rPr>
@@ -2001,6 +2453,8 @@
       </w:hyperlink>
       <w:r>
         <w:rPr>
+          <w:rtl/>
+          <w:cs/>
           <w:lang w:val="ar_AE" w:bidi="ar_AE"/>
         </w:rPr>
         <w:t xml:space="preserve">؛ </w:t>
@@ -2008,6 +2462,8 @@
       <w:hyperlink r:id="rId71">
         <w:r>
           <w:rPr>
+            <w:rtl/>
+            <w:cs/>
             <w:lang w:val="ar_AE" w:bidi="ar_AE"/>
           </w:rPr>
           <w:rPr>
@@ -2019,6 +2475,8 @@
       </w:hyperlink>
       <w:r>
         <w:rPr>
+          <w:rtl/>
+          <w:cs/>
           <w:lang w:val="ar_AE" w:bidi="ar_AE"/>
         </w:rPr>
         <w:t xml:space="preserve">؛ </w:t>
@@ -2026,6 +2484,8 @@
       <w:hyperlink r:id="rId72">
         <w:r>
           <w:rPr>
+            <w:rtl/>
+            <w:cs/>
             <w:lang w:val="ar_AE" w:bidi="ar_AE"/>
           </w:rPr>
           <w:rPr>
@@ -2037,6 +2497,8 @@
       </w:hyperlink>
       <w:r>
         <w:rPr>
+          <w:rtl/>
+          <w:cs/>
           <w:lang w:val="ar_AE" w:bidi="ar_AE"/>
         </w:rPr>
         <w:t xml:space="preserve">). ومع ذلك، لم تمنعهم هذه المقاومة من إتمام الواجب الذي كلفهم به الله في مشاركة الأخبار السارة المختصة بالرب يسوع مع الجميع (انظر </w:t>
@@ -2044,6 +2506,8 @@
       <w:hyperlink r:id="rId73">
         <w:r>
           <w:rPr>
+            <w:rtl/>
+            <w:cs/>
             <w:lang w:val="ar_AE" w:bidi="ar_AE"/>
           </w:rPr>
           <w:rPr>
@@ -2055,6 +2519,8 @@
       </w:hyperlink>
       <w:r>
         <w:rPr>
+          <w:rtl/>
+          <w:cs/>
           <w:lang w:val="ar_AE" w:bidi="ar_AE"/>
         </w:rPr>
         <w:t>). يمكن لأولئك الذين يبشرون برسالة الرب أن يأملوا في تجاوب إيجابية كما فعل ملاخي. ولكن، هذا ليس مضمونًا دائمًا.</w:t>
@@ -2066,12 +2532,16 @@
       </w:pPr>
       <w:r>
         <w:rPr>
+          <w:rtl/>
+          <w:cs/>
           <w:lang w:val="ar_AE" w:bidi="ar_AE"/>
         </w:rPr>
       </w:r>
       <w:r>
         <w:rPr>
           <w:u w:val="single"/>
+          <w:rtl/>
+          <w:cs/>
           <w:lang w:val="ar_AE" w:bidi="ar_AE"/>
         </w:rPr>
         <w:t>مقاطع لمزيد من الدراسة</w:t>
@@ -2083,12 +2553,16 @@
       </w:pPr>
       <w:r>
         <w:rPr>
+          <w:rtl/>
+          <w:cs/>
           <w:lang w:val="ar_AE" w:bidi="ar_AE"/>
         </w:rPr>
       </w:r>
       <w:hyperlink r:id="rId74">
         <w:r>
           <w:rPr>
+            <w:rtl/>
+            <w:cs/>
             <w:lang w:val="ar_AE" w:bidi="ar_AE"/>
           </w:rPr>
           <w:rPr>
@@ -2100,6 +2574,8 @@
       </w:hyperlink>
       <w:r>
         <w:rPr>
+          <w:rtl/>
+          <w:cs/>
           <w:lang w:val="ar_AE" w:bidi="ar_AE"/>
         </w:rPr>
         <w:t xml:space="preserve">; </w:t>
@@ -2107,6 +2583,8 @@
       <w:hyperlink r:id="rId75">
         <w:r>
           <w:rPr>
+            <w:rtl/>
+            <w:cs/>
             <w:lang w:val="ar_AE" w:bidi="ar_AE"/>
           </w:rPr>
           <w:rPr>
@@ -2118,6 +2596,8 @@
       </w:hyperlink>
       <w:r>
         <w:rPr>
+          <w:rtl/>
+          <w:cs/>
           <w:lang w:val="ar_AE" w:bidi="ar_AE"/>
         </w:rPr>
         <w:t xml:space="preserve">; </w:t>
@@ -2125,6 +2605,8 @@
       <w:hyperlink r:id="rId76">
         <w:r>
           <w:rPr>
+            <w:rtl/>
+            <w:cs/>
             <w:lang w:val="ar_AE" w:bidi="ar_AE"/>
           </w:rPr>
           <w:rPr>
@@ -2136,6 +2618,8 @@
       </w:hyperlink>
       <w:r>
         <w:rPr>
+          <w:rtl/>
+          <w:cs/>
           <w:lang w:val="ar_AE" w:bidi="ar_AE"/>
         </w:rPr>
         <w:t xml:space="preserve">; </w:t>
@@ -2143,6 +2627,8 @@
       <w:hyperlink r:id="rId77">
         <w:r>
           <w:rPr>
+            <w:rtl/>
+            <w:cs/>
             <w:lang w:val="ar_AE" w:bidi="ar_AE"/>
           </w:rPr>
           <w:rPr>
@@ -2154,6 +2640,8 @@
       </w:hyperlink>
       <w:r>
         <w:rPr>
+          <w:rtl/>
+          <w:cs/>
           <w:lang w:val="ar_AE" w:bidi="ar_AE"/>
         </w:rPr>
         <w:t xml:space="preserve">; </w:t>
@@ -2161,6 +2649,8 @@
       <w:hyperlink r:id="rId78">
         <w:r>
           <w:rPr>
+            <w:rtl/>
+            <w:cs/>
             <w:lang w:val="ar_AE" w:bidi="ar_AE"/>
           </w:rPr>
           <w:rPr>
@@ -2172,6 +2662,8 @@
       </w:hyperlink>
       <w:r>
         <w:rPr>
+          <w:rtl/>
+          <w:cs/>
           <w:lang w:val="ar_AE" w:bidi="ar_AE"/>
         </w:rPr>
         <w:t xml:space="preserve">; </w:t>
@@ -2179,6 +2671,8 @@
       <w:hyperlink r:id="rId79">
         <w:r>
           <w:rPr>
+            <w:rtl/>
+            <w:cs/>
             <w:lang w:val="ar_AE" w:bidi="ar_AE"/>
           </w:rPr>
           <w:rPr>
@@ -2190,6 +2684,8 @@
       </w:hyperlink>
       <w:r>
         <w:rPr>
+          <w:rtl/>
+          <w:cs/>
           <w:lang w:val="ar_AE" w:bidi="ar_AE"/>
         </w:rPr>
         <w:t xml:space="preserve">; </w:t>
@@ -2197,6 +2693,8 @@
       <w:hyperlink r:id="rId80">
         <w:r>
           <w:rPr>
+            <w:rtl/>
+            <w:cs/>
             <w:lang w:val="ar_AE" w:bidi="ar_AE"/>
           </w:rPr>
           <w:rPr>
@@ -2208,6 +2706,8 @@
       </w:hyperlink>
       <w:r>
         <w:rPr>
+          <w:rtl/>
+          <w:cs/>
           <w:lang w:val="ar_AE" w:bidi="ar_AE"/>
         </w:rPr>
         <w:t xml:space="preserve">; </w:t>
@@ -2215,6 +2715,8 @@
       <w:hyperlink r:id="rId72">
         <w:r>
           <w:rPr>
+            <w:rtl/>
+            <w:cs/>
             <w:lang w:val="ar_AE" w:bidi="ar_AE"/>
           </w:rPr>
           <w:rPr>
@@ -2226,11 +2728,15 @@
       </w:hyperlink>
       <w:r>
         <w:rPr>
-          <w:lang w:val="ar_AE" w:bidi="ar_AE"/>
-        </w:rPr>
-      </w:r>
-      <w:r>
-        <w:rPr>
+          <w:rtl/>
+          <w:cs/>
+          <w:lang w:val="ar_AE" w:bidi="ar_AE"/>
+        </w:rPr>
+      </w:r>
+      <w:r>
+        <w:rPr>
+          <w:rtl/>
+          <w:cs/>
           <w:lang w:val="ar_AE" w:bidi="ar_AE"/>
         </w:rPr>
       </w:r>
@@ -2241,6 +2747,8 @@
       </w:pPr>
       <w:r>
         <w:rPr>
+          <w:rtl/>
+          <w:cs/>
           <w:lang w:val="ar_AE" w:bidi="ar_AE"/>
         </w:rPr>
       </w:r>
@@ -2252,12 +2760,16 @@
       </w:pPr>
       <w:r>
         <w:rPr>
+          <w:rtl/>
+          <w:cs/>
           <w:lang w:val="ar_AE" w:bidi="ar_AE"/>
         </w:rPr>
         <w:t>الوليّ (الفادي العائلي)</w:t>
       </w:r>
       <w:r>
         <w:rPr>
+          <w:rtl/>
+          <w:cs/>
           <w:lang w:val="ar_AE" w:bidi="ar_AE"/>
         </w:rPr>
       </w:r>
@@ -2268,11 +2780,15 @@
       </w:pPr>
       <w:r>
         <w:rPr>
-          <w:lang w:val="ar_AE" w:bidi="ar_AE"/>
-        </w:rPr>
-      </w:r>
-      <w:r>
-        <w:rPr>
+          <w:rtl/>
+          <w:cs/>
+          <w:lang w:val="ar_AE" w:bidi="ar_AE"/>
+        </w:rPr>
+      </w:r>
+      <w:r>
+        <w:rPr>
+          <w:rtl/>
+          <w:cs/>
           <w:lang w:val="ar_AE" w:bidi="ar_AE"/>
         </w:rPr>
         <w:t xml:space="preserve">كانت فكرة "الوليّ الفادي" (أو الفادي العائلي) مُؤسَّسة في شريعة موسى. وتُقدّم لنا قصة راعوث مثالًا واضحًا على هذا المفهوم، حيث يأخذ المصطلح هناك معنى قانونيًا محددًا. في مواضع أخرى، يُترجم المصطلح العبري </w:t>
@@ -2280,12 +2796,16 @@
       <w:r>
         <w:rPr>
           <w:i/>
+          <w:rtl/>
+          <w:cs/>
           <w:lang w:val="ar_AE" w:bidi="ar_AE"/>
         </w:rPr>
         <w:t>go’el</w:t>
       </w:r>
       <w:r>
         <w:rPr>
+          <w:rtl/>
+          <w:cs/>
           <w:lang w:val="ar_AE" w:bidi="ar_AE"/>
         </w:rPr>
         <w:t xml:space="preserve"> إلى "القريب الأقرب" (</w:t>
@@ -2293,6 +2813,8 @@
       <w:hyperlink r:id="rId81">
         <w:r>
           <w:rPr>
+            <w:rtl/>
+            <w:cs/>
             <w:lang w:val="ar_AE" w:bidi="ar_AE"/>
           </w:rPr>
           <w:rPr>
@@ -2304,6 +2826,8 @@
       </w:hyperlink>
       <w:r>
         <w:rPr>
+          <w:rtl/>
+          <w:cs/>
           <w:lang w:val="ar_AE" w:bidi="ar_AE"/>
         </w:rPr>
         <w:t xml:space="preserve">; </w:t>
@@ -2311,6 +2835,8 @@
       <w:hyperlink r:id="rId82">
         <w:r>
           <w:rPr>
+            <w:rtl/>
+            <w:cs/>
             <w:lang w:val="ar_AE" w:bidi="ar_AE"/>
           </w:rPr>
           <w:rPr>
@@ -2322,6 +2848,8 @@
       </w:hyperlink>
       <w:r>
         <w:rPr>
+          <w:rtl/>
+          <w:cs/>
           <w:lang w:val="ar_AE" w:bidi="ar_AE"/>
         </w:rPr>
         <w:t xml:space="preserve">, </w:t>
@@ -2329,6 +2857,8 @@
       <w:hyperlink r:id="rId83">
         <w:r>
           <w:rPr>
+            <w:rtl/>
+            <w:cs/>
             <w:lang w:val="ar_AE" w:bidi="ar_AE"/>
           </w:rPr>
           <w:rPr>
@@ -2340,6 +2870,8 @@
       </w:hyperlink>
       <w:r>
         <w:rPr>
+          <w:rtl/>
+          <w:cs/>
           <w:lang w:val="ar_AE" w:bidi="ar_AE"/>
         </w:rPr>
         <w:t>).</w:t>
@@ -2351,11 +2883,15 @@
       </w:pPr>
       <w:r>
         <w:rPr>
-          <w:lang w:val="ar_AE" w:bidi="ar_AE"/>
-        </w:rPr>
-      </w:r>
-      <w:r>
-        <w:rPr>
+          <w:rtl/>
+          <w:cs/>
+          <w:lang w:val="ar_AE" w:bidi="ar_AE"/>
+        </w:rPr>
+      </w:r>
+      <w:r>
+        <w:rPr>
+          <w:rtl/>
+          <w:cs/>
           <w:lang w:val="ar_AE" w:bidi="ar_AE"/>
         </w:rPr>
         <w:t>وقد كان للوليّ، وفقًا لشريعة موسى، ثلاث مهام رئيسية في إسرائيل:</w:t>
@@ -2374,11 +2910,15 @@
       </w:pPr>
       <w:r>
         <w:rPr>
-          <w:lang w:val="ar_AE" w:bidi="ar_AE"/>
-        </w:rPr>
-      </w:r>
-      <w:r>
-        <w:rPr>
+          <w:rtl/>
+          <w:cs/>
+          <w:lang w:val="ar_AE" w:bidi="ar_AE"/>
+        </w:rPr>
+      </w:r>
+      <w:r>
+        <w:rPr>
+          <w:rtl/>
+          <w:cs/>
           <w:lang w:val="ar_AE" w:bidi="ar_AE"/>
         </w:rPr>
         <w:t xml:space="preserve">يشرح سفر </w:t>
@@ -2386,6 +2926,8 @@
       <w:hyperlink r:id="rId84">
         <w:r>
           <w:rPr>
+            <w:rtl/>
+            <w:cs/>
             <w:lang w:val="ar_AE" w:bidi="ar_AE"/>
           </w:rPr>
           <w:rPr>
@@ -2397,6 +2939,8 @@
       </w:hyperlink>
       <w:r>
         <w:rPr>
+          <w:rtl/>
+          <w:cs/>
           <w:lang w:val="ar_AE" w:bidi="ar_AE"/>
         </w:rPr>
         <w:t xml:space="preserve"> أنه إذا افتقر إسرائيلي واضطر إلى بيع أرضه، فعلى أحد أقربائه أن يسدّد الدين ويسترد الأرض ليحفظها ضمن ميراث العائلة. وإن لم يوجد قريب قادر على الشراء، ولم يستطع البائع أن يسترد الأرض بنفسه، فإن الأرض تعود إليه أو إلى ورثته في سنة اليوبيل (أي السنة الخمسين). من الأمثلة على الفادي العائلي الذي اشترى الأرض لأحد أقربائه هم بوعز وأرميا (</w:t>
@@ -2404,6 +2948,8 @@
       <w:hyperlink r:id="rId85">
         <w:r>
           <w:rPr>
+            <w:rtl/>
+            <w:cs/>
             <w:lang w:val="ar_AE" w:bidi="ar_AE"/>
           </w:rPr>
           <w:rPr>
@@ -2415,6 +2961,8 @@
       </w:hyperlink>
       <w:r>
         <w:rPr>
+          <w:rtl/>
+          <w:cs/>
           <w:lang w:val="ar_AE" w:bidi="ar_AE"/>
         </w:rPr>
         <w:t xml:space="preserve">; </w:t>
@@ -2422,6 +2970,8 @@
       <w:hyperlink r:id="rId86">
         <w:r>
           <w:rPr>
+            <w:rtl/>
+            <w:cs/>
             <w:lang w:val="ar_AE" w:bidi="ar_AE"/>
           </w:rPr>
           <w:rPr>
@@ -2433,6 +2983,8 @@
       </w:hyperlink>
       <w:r>
         <w:rPr>
+          <w:rtl/>
+          <w:cs/>
           <w:lang w:val="ar_AE" w:bidi="ar_AE"/>
         </w:rPr>
         <w:t>).</w:t>
@@ -2447,11 +2999,15 @@
       </w:pPr>
       <w:r>
         <w:rPr>
-          <w:lang w:val="ar_AE" w:bidi="ar_AE"/>
-        </w:rPr>
-      </w:r>
-      <w:r>
-        <w:rPr>
+          <w:rtl/>
+          <w:cs/>
+          <w:lang w:val="ar_AE" w:bidi="ar_AE"/>
+        </w:rPr>
+      </w:r>
+      <w:r>
+        <w:rPr>
+          <w:rtl/>
+          <w:cs/>
           <w:lang w:val="ar_AE" w:bidi="ar_AE"/>
         </w:rPr>
         <w:t>وبالمثل، إذا افتقر إسرائيلي واضطر إلى بيع نفسه كعبد لتسديد ديونه، فكان على الوليّ واجب أن يفكّه من خدمة الغريب (</w:t>
@@ -2459,6 +3015,8 @@
       <w:hyperlink r:id="rId87">
         <w:r>
           <w:rPr>
+            <w:rtl/>
+            <w:cs/>
             <w:lang w:val="ar_AE" w:bidi="ar_AE"/>
           </w:rPr>
           <w:rPr>
@@ -2470,6 +3028,8 @@
       </w:hyperlink>
       <w:r>
         <w:rPr>
+          <w:rtl/>
+          <w:cs/>
           <w:lang w:val="ar_AE" w:bidi="ar_AE"/>
         </w:rPr>
         <w:t>). وكان على الفقير الإسرائيلي أن يسدّد دينه من خلال العمل لدى قريبه، ومن المحتمل أن يعامله القريب أفضل بكثير مما كان سيعامله الغريب.</w:t>
@@ -2484,11 +3044,15 @@
       </w:pPr>
       <w:r>
         <w:rPr>
-          <w:lang w:val="ar_AE" w:bidi="ar_AE"/>
-        </w:rPr>
-      </w:r>
-      <w:r>
-        <w:rPr>
+          <w:rtl/>
+          <w:cs/>
+          <w:lang w:val="ar_AE" w:bidi="ar_AE"/>
+        </w:rPr>
+      </w:r>
+      <w:r>
+        <w:rPr>
+          <w:rtl/>
+          <w:cs/>
           <w:lang w:val="ar_AE" w:bidi="ar_AE"/>
         </w:rPr>
         <w:t xml:space="preserve">كان الوليّ مسؤولاً عن السعي لتحقيق العدالة إذا قُتل شخص إسرائيلي، كما هو موضح في </w:t>
@@ -2496,6 +3060,8 @@
       <w:hyperlink r:id="rId88">
         <w:r>
           <w:rPr>
+            <w:rtl/>
+            <w:cs/>
             <w:lang w:val="ar_AE" w:bidi="ar_AE"/>
           </w:rPr>
           <w:rPr>
@@ -2507,6 +3073,8 @@
       </w:hyperlink>
       <w:r>
         <w:rPr>
+          <w:rtl/>
+          <w:cs/>
           <w:lang w:val="ar_AE" w:bidi="ar_AE"/>
         </w:rPr>
         <w:t>.</w:t>
@@ -2518,11 +3086,15 @@
       </w:pPr>
       <w:r>
         <w:rPr>
-          <w:lang w:val="ar_AE" w:bidi="ar_AE"/>
-        </w:rPr>
-      </w:r>
-      <w:r>
-        <w:rPr>
+          <w:rtl/>
+          <w:cs/>
+          <w:lang w:val="ar_AE" w:bidi="ar_AE"/>
+        </w:rPr>
+      </w:r>
+      <w:r>
+        <w:rPr>
+          <w:rtl/>
+          <w:cs/>
           <w:lang w:val="ar_AE" w:bidi="ar_AE"/>
         </w:rPr>
         <w:t>تُظهر لنا فكرة الوليّ أن الله هو مالك كل شيء. وأنه يحثّنا على أن نحب أقاربنا كما نحب أنفسنا (</w:t>
@@ -2530,6 +3102,8 @@
       <w:hyperlink r:id="rId89">
         <w:r>
           <w:rPr>
+            <w:rtl/>
+            <w:cs/>
             <w:lang w:val="ar_AE" w:bidi="ar_AE"/>
           </w:rPr>
           <w:rPr>
@@ -2541,6 +3115,8 @@
       </w:hyperlink>
       <w:r>
         <w:rPr>
+          <w:rtl/>
+          <w:cs/>
           <w:lang w:val="ar_AE" w:bidi="ar_AE"/>
         </w:rPr>
         <w:t xml:space="preserve">; </w:t>
@@ -2548,6 +3124,8 @@
       <w:hyperlink r:id="rId90">
         <w:r>
           <w:rPr>
+            <w:rtl/>
+            <w:cs/>
             <w:lang w:val="ar_AE" w:bidi="ar_AE"/>
           </w:rPr>
           <w:rPr>
@@ -2559,6 +3137,8 @@
       </w:hyperlink>
       <w:r>
         <w:rPr>
+          <w:rtl/>
+          <w:cs/>
           <w:lang w:val="ar_AE" w:bidi="ar_AE"/>
         </w:rPr>
         <w:t>). ويصف العهد الجديد يسوع كالوليّ الكامل، الذي يحرّرنا من عبودية الخطية والموت، التي اخترناها نحن بأنفسنا (</w:t>
@@ -2566,6 +3146,8 @@
       <w:hyperlink r:id="rId91">
         <w:r>
           <w:rPr>
+            <w:rtl/>
+            <w:cs/>
             <w:lang w:val="ar_AE" w:bidi="ar_AE"/>
           </w:rPr>
           <w:rPr>
@@ -2577,6 +3159,8 @@
       </w:hyperlink>
       <w:r>
         <w:rPr>
+          <w:rtl/>
+          <w:cs/>
           <w:lang w:val="ar_AE" w:bidi="ar_AE"/>
         </w:rPr>
         <w:t xml:space="preserve">; </w:t>
@@ -2584,6 +3168,8 @@
       <w:hyperlink r:id="rId92">
         <w:r>
           <w:rPr>
+            <w:rtl/>
+            <w:cs/>
             <w:lang w:val="ar_AE" w:bidi="ar_AE"/>
           </w:rPr>
           <w:rPr>
@@ -2595,6 +3181,8 @@
       </w:hyperlink>
       <w:r>
         <w:rPr>
+          <w:rtl/>
+          <w:cs/>
           <w:lang w:val="ar_AE" w:bidi="ar_AE"/>
         </w:rPr>
         <w:t xml:space="preserve">; </w:t>
@@ -2602,6 +3190,8 @@
       <w:hyperlink r:id="rId93">
         <w:r>
           <w:rPr>
+            <w:rtl/>
+            <w:cs/>
             <w:lang w:val="ar_AE" w:bidi="ar_AE"/>
           </w:rPr>
           <w:rPr>
@@ -2613,6 +3203,8 @@
       </w:hyperlink>
       <w:r>
         <w:rPr>
+          <w:rtl/>
+          <w:cs/>
           <w:lang w:val="ar_AE" w:bidi="ar_AE"/>
         </w:rPr>
         <w:t xml:space="preserve">; </w:t>
@@ -2620,6 +3212,8 @@
       <w:hyperlink r:id="rId94">
         <w:r>
           <w:rPr>
+            <w:rtl/>
+            <w:cs/>
             <w:lang w:val="ar_AE" w:bidi="ar_AE"/>
           </w:rPr>
           <w:rPr>
@@ -2631,6 +3225,8 @@
       </w:hyperlink>
       <w:r>
         <w:rPr>
+          <w:rtl/>
+          <w:cs/>
           <w:lang w:val="ar_AE" w:bidi="ar_AE"/>
         </w:rPr>
         <w:t xml:space="preserve">; </w:t>
@@ -2638,6 +3234,8 @@
       <w:hyperlink r:id="rId95">
         <w:r>
           <w:rPr>
+            <w:rtl/>
+            <w:cs/>
             <w:lang w:val="ar_AE" w:bidi="ar_AE"/>
           </w:rPr>
           <w:rPr>
@@ -2649,6 +3247,8 @@
       </w:hyperlink>
       <w:r>
         <w:rPr>
+          <w:rtl/>
+          <w:cs/>
           <w:lang w:val="ar_AE" w:bidi="ar_AE"/>
         </w:rPr>
         <w:t xml:space="preserve">; قارن </w:t>
@@ -2656,6 +3256,8 @@
       <w:hyperlink r:id="rId96">
         <w:r>
           <w:rPr>
+            <w:rtl/>
+            <w:cs/>
             <w:lang w:val="ar_AE" w:bidi="ar_AE"/>
           </w:rPr>
           <w:rPr>
@@ -2667,6 +3269,8 @@
       </w:hyperlink>
       <w:r>
         <w:rPr>
+          <w:rtl/>
+          <w:cs/>
           <w:lang w:val="ar_AE" w:bidi="ar_AE"/>
         </w:rPr>
         <w:t xml:space="preserve">; </w:t>
@@ -2674,6 +3278,8 @@
       <w:hyperlink r:id="rId97">
         <w:r>
           <w:rPr>
+            <w:rtl/>
+            <w:cs/>
             <w:lang w:val="ar_AE" w:bidi="ar_AE"/>
           </w:rPr>
           <w:rPr>
@@ -2685,6 +3291,8 @@
       </w:hyperlink>
       <w:r>
         <w:rPr>
+          <w:rtl/>
+          <w:cs/>
           <w:lang w:val="ar_AE" w:bidi="ar_AE"/>
         </w:rPr>
         <w:t xml:space="preserve">; </w:t>
@@ -2692,6 +3300,8 @@
       <w:hyperlink r:id="rId98">
         <w:r>
           <w:rPr>
+            <w:rtl/>
+            <w:cs/>
             <w:lang w:val="ar_AE" w:bidi="ar_AE"/>
           </w:rPr>
           <w:rPr>
@@ -2703,6 +3313,8 @@
       </w:hyperlink>
       <w:r>
         <w:rPr>
+          <w:rtl/>
+          <w:cs/>
           <w:lang w:val="ar_AE" w:bidi="ar_AE"/>
         </w:rPr>
         <w:t xml:space="preserve">; </w:t>
@@ -2710,6 +3322,8 @@
       <w:hyperlink r:id="rId99">
         <w:r>
           <w:rPr>
+            <w:rtl/>
+            <w:cs/>
             <w:lang w:val="ar_AE" w:bidi="ar_AE"/>
           </w:rPr>
           <w:rPr>
@@ -2721,6 +3335,8 @@
       </w:hyperlink>
       <w:r>
         <w:rPr>
+          <w:rtl/>
+          <w:cs/>
           <w:lang w:val="ar_AE" w:bidi="ar_AE"/>
         </w:rPr>
         <w:t xml:space="preserve">; </w:t>
@@ -2728,6 +3344,8 @@
       <w:hyperlink r:id="rId100">
         <w:r>
           <w:rPr>
+            <w:rtl/>
+            <w:cs/>
             <w:lang w:val="ar_AE" w:bidi="ar_AE"/>
           </w:rPr>
           <w:rPr>
@@ -2739,6 +3357,8 @@
       </w:hyperlink>
       <w:r>
         <w:rPr>
+          <w:rtl/>
+          <w:cs/>
           <w:lang w:val="ar_AE" w:bidi="ar_AE"/>
         </w:rPr>
         <w:t xml:space="preserve">; </w:t>
@@ -2746,6 +3366,8 @@
       <w:hyperlink r:id="rId101">
         <w:r>
           <w:rPr>
+            <w:rtl/>
+            <w:cs/>
             <w:lang w:val="ar_AE" w:bidi="ar_AE"/>
           </w:rPr>
           <w:rPr>
@@ -2757,6 +3379,8 @@
       </w:hyperlink>
       <w:r>
         <w:rPr>
+          <w:rtl/>
+          <w:cs/>
           <w:lang w:val="ar_AE" w:bidi="ar_AE"/>
         </w:rPr>
         <w:t xml:space="preserve">; </w:t>
@@ -2764,6 +3388,8 @@
       <w:hyperlink r:id="rId102">
         <w:r>
           <w:rPr>
+            <w:rtl/>
+            <w:cs/>
             <w:lang w:val="ar_AE" w:bidi="ar_AE"/>
           </w:rPr>
           <w:rPr>
@@ -2775,6 +3401,8 @@
       </w:hyperlink>
       <w:r>
         <w:rPr>
+          <w:rtl/>
+          <w:cs/>
           <w:lang w:val="ar_AE" w:bidi="ar_AE"/>
         </w:rPr>
         <w:t>).</w:t>
@@ -2786,11 +3414,15 @@
       </w:pPr>
       <w:r>
         <w:rPr>
-          <w:lang w:val="ar_AE" w:bidi="ar_AE"/>
-        </w:rPr>
-      </w:r>
-      <w:r>
-        <w:rPr>
+          <w:rtl/>
+          <w:cs/>
+          <w:lang w:val="ar_AE" w:bidi="ar_AE"/>
+        </w:rPr>
+      </w:r>
+      <w:r>
+        <w:rPr>
+          <w:rtl/>
+          <w:cs/>
           <w:lang w:val="ar_AE" w:bidi="ar_AE"/>
         </w:rPr>
         <w:t>ومثلما فعل الوليّ في العهد القديم، مثال بوعز، واتباعاً لفادينا العظيم، ينبغي علينا أن نظهر الحب واللطف للآخرين (</w:t>
@@ -2798,6 +3430,8 @@
       <w:hyperlink r:id="rId103">
         <w:r>
           <w:rPr>
+            <w:rtl/>
+            <w:cs/>
             <w:lang w:val="ar_AE" w:bidi="ar_AE"/>
           </w:rPr>
           <w:rPr>
@@ -2809,6 +3443,8 @@
       </w:hyperlink>
       <w:r>
         <w:rPr>
+          <w:rtl/>
+          <w:cs/>
           <w:lang w:val="ar_AE" w:bidi="ar_AE"/>
         </w:rPr>
         <w:t xml:space="preserve">; </w:t>
@@ -2816,6 +3452,8 @@
       <w:hyperlink r:id="rId104">
         <w:r>
           <w:rPr>
+            <w:rtl/>
+            <w:cs/>
             <w:lang w:val="ar_AE" w:bidi="ar_AE"/>
           </w:rPr>
           <w:rPr>
@@ -2827,6 +3465,8 @@
       </w:hyperlink>
       <w:r>
         <w:rPr>
+          <w:rtl/>
+          <w:cs/>
           <w:lang w:val="ar_AE" w:bidi="ar_AE"/>
         </w:rPr>
         <w:t xml:space="preserve">; </w:t>
@@ -2834,6 +3474,8 @@
       <w:hyperlink r:id="rId105">
         <w:r>
           <w:rPr>
+            <w:rtl/>
+            <w:cs/>
             <w:lang w:val="ar_AE" w:bidi="ar_AE"/>
           </w:rPr>
           <w:rPr>
@@ -2845,6 +3487,8 @@
       </w:hyperlink>
       <w:r>
         <w:rPr>
+          <w:rtl/>
+          <w:cs/>
           <w:lang w:val="ar_AE" w:bidi="ar_AE"/>
         </w:rPr>
         <w:t xml:space="preserve">; </w:t>
@@ -2852,6 +3496,8 @@
       <w:hyperlink r:id="rId106">
         <w:r>
           <w:rPr>
+            <w:rtl/>
+            <w:cs/>
             <w:lang w:val="ar_AE" w:bidi="ar_AE"/>
           </w:rPr>
           <w:rPr>
@@ -2863,6 +3509,8 @@
       </w:hyperlink>
       <w:r>
         <w:rPr>
+          <w:rtl/>
+          <w:cs/>
           <w:lang w:val="ar_AE" w:bidi="ar_AE"/>
         </w:rPr>
         <w:t xml:space="preserve">; </w:t>
@@ -2870,6 +3518,8 @@
       <w:hyperlink r:id="rId107">
         <w:r>
           <w:rPr>
+            <w:rtl/>
+            <w:cs/>
             <w:lang w:val="ar_AE" w:bidi="ar_AE"/>
           </w:rPr>
           <w:rPr>
@@ -2881,6 +3531,8 @@
       </w:hyperlink>
       <w:r>
         <w:rPr>
+          <w:rtl/>
+          <w:cs/>
           <w:lang w:val="ar_AE" w:bidi="ar_AE"/>
         </w:rPr>
         <w:t xml:space="preserve">; </w:t>
@@ -2888,6 +3540,8 @@
       <w:hyperlink r:id="rId108">
         <w:r>
           <w:rPr>
+            <w:rtl/>
+            <w:cs/>
             <w:lang w:val="ar_AE" w:bidi="ar_AE"/>
           </w:rPr>
           <w:rPr>
@@ -2899,6 +3553,8 @@
       </w:hyperlink>
       <w:r>
         <w:rPr>
+          <w:rtl/>
+          <w:cs/>
           <w:lang w:val="ar_AE" w:bidi="ar_AE"/>
         </w:rPr>
         <w:t xml:space="preserve">; </w:t>
@@ -2906,6 +3562,8 @@
       <w:hyperlink r:id="rId109">
         <w:r>
           <w:rPr>
+            <w:rtl/>
+            <w:cs/>
             <w:lang w:val="ar_AE" w:bidi="ar_AE"/>
           </w:rPr>
           <w:rPr>
@@ -2917,6 +3575,8 @@
       </w:hyperlink>
       <w:r>
         <w:rPr>
+          <w:rtl/>
+          <w:cs/>
           <w:lang w:val="ar_AE" w:bidi="ar_AE"/>
         </w:rPr>
         <w:t>).</w:t>
@@ -2928,12 +3588,16 @@
       </w:pPr>
       <w:r>
         <w:rPr>
+          <w:rtl/>
+          <w:cs/>
           <w:lang w:val="ar_AE" w:bidi="ar_AE"/>
         </w:rPr>
       </w:r>
       <w:r>
         <w:rPr>
           <w:u w:val="single"/>
+          <w:rtl/>
+          <w:cs/>
           <w:lang w:val="ar_AE" w:bidi="ar_AE"/>
         </w:rPr>
         <w:t>مقاطع لمزيد من الدراسة</w:t>
@@ -2945,12 +3609,16 @@
       </w:pPr>
       <w:r>
         <w:rPr>
+          <w:rtl/>
+          <w:cs/>
           <w:lang w:val="ar_AE" w:bidi="ar_AE"/>
         </w:rPr>
       </w:r>
       <w:hyperlink r:id="rId110">
         <w:r>
           <w:rPr>
+            <w:rtl/>
+            <w:cs/>
             <w:lang w:val="ar_AE" w:bidi="ar_AE"/>
           </w:rPr>
           <w:rPr>
@@ -2962,6 +3630,8 @@
       </w:hyperlink>
       <w:r>
         <w:rPr>
+          <w:rtl/>
+          <w:cs/>
           <w:lang w:val="ar_AE" w:bidi="ar_AE"/>
         </w:rPr>
         <w:t xml:space="preserve">; </w:t>
@@ -2969,6 +3639,8 @@
       <w:hyperlink r:id="rId88">
         <w:r>
           <w:rPr>
+            <w:rtl/>
+            <w:cs/>
             <w:lang w:val="ar_AE" w:bidi="ar_AE"/>
           </w:rPr>
           <w:rPr>
@@ -2980,6 +3652,8 @@
       </w:hyperlink>
       <w:r>
         <w:rPr>
+          <w:rtl/>
+          <w:cs/>
           <w:lang w:val="ar_AE" w:bidi="ar_AE"/>
         </w:rPr>
         <w:t xml:space="preserve">; </w:t>
@@ -2987,6 +3661,8 @@
       <w:hyperlink r:id="rId111">
         <w:r>
           <w:rPr>
+            <w:rtl/>
+            <w:cs/>
             <w:lang w:val="ar_AE" w:bidi="ar_AE"/>
           </w:rPr>
           <w:rPr>
@@ -2998,6 +3674,8 @@
       </w:hyperlink>
       <w:r>
         <w:rPr>
+          <w:rtl/>
+          <w:cs/>
           <w:lang w:val="ar_AE" w:bidi="ar_AE"/>
         </w:rPr>
         <w:t xml:space="preserve">; </w:t>
@@ -3005,6 +3683,8 @@
       <w:hyperlink r:id="rId112">
         <w:r>
           <w:rPr>
+            <w:rtl/>
+            <w:cs/>
             <w:lang w:val="ar_AE" w:bidi="ar_AE"/>
           </w:rPr>
           <w:rPr>
@@ -3016,6 +3696,8 @@
       </w:hyperlink>
       <w:r>
         <w:rPr>
+          <w:rtl/>
+          <w:cs/>
           <w:lang w:val="ar_AE" w:bidi="ar_AE"/>
         </w:rPr>
         <w:t xml:space="preserve">, </w:t>
@@ -3023,6 +3705,8 @@
       <w:hyperlink r:id="rId113">
         <w:r>
           <w:rPr>
+            <w:rtl/>
+            <w:cs/>
             <w:lang w:val="ar_AE" w:bidi="ar_AE"/>
           </w:rPr>
           <w:rPr>
@@ -3034,6 +3718,8 @@
       </w:hyperlink>
       <w:r>
         <w:rPr>
+          <w:rtl/>
+          <w:cs/>
           <w:lang w:val="ar_AE" w:bidi="ar_AE"/>
         </w:rPr>
         <w:t xml:space="preserve">; </w:t>
@@ -3041,6 +3727,8 @@
       <w:hyperlink r:id="rId114">
         <w:r>
           <w:rPr>
+            <w:rtl/>
+            <w:cs/>
             <w:lang w:val="ar_AE" w:bidi="ar_AE"/>
           </w:rPr>
           <w:rPr>
@@ -3052,6 +3740,8 @@
       </w:hyperlink>
       <w:r>
         <w:rPr>
+          <w:rtl/>
+          <w:cs/>
           <w:lang w:val="ar_AE" w:bidi="ar_AE"/>
         </w:rPr>
         <w:t xml:space="preserve">; </w:t>
@@ -3059,6 +3749,8 @@
       <w:hyperlink r:id="rId100">
         <w:r>
           <w:rPr>
+            <w:rtl/>
+            <w:cs/>
             <w:lang w:val="ar_AE" w:bidi="ar_AE"/>
           </w:rPr>
           <w:rPr>
@@ -3070,6 +3762,8 @@
       </w:hyperlink>
       <w:r>
         <w:rPr>
+          <w:rtl/>
+          <w:cs/>
           <w:lang w:val="ar_AE" w:bidi="ar_AE"/>
         </w:rPr>
         <w:t xml:space="preserve">; </w:t>
@@ -3077,6 +3771,8 @@
       <w:hyperlink r:id="rId86">
         <w:r>
           <w:rPr>
+            <w:rtl/>
+            <w:cs/>
             <w:lang w:val="ar_AE" w:bidi="ar_AE"/>
           </w:rPr>
           <w:rPr>
@@ -3088,6 +3784,8 @@
       </w:hyperlink>
       <w:r>
         <w:rPr>
+          <w:rtl/>
+          <w:cs/>
           <w:lang w:val="ar_AE" w:bidi="ar_AE"/>
         </w:rPr>
         <w:t xml:space="preserve">; </w:t>
@@ -3095,6 +3793,8 @@
       <w:hyperlink r:id="rId91">
         <w:r>
           <w:rPr>
+            <w:rtl/>
+            <w:cs/>
             <w:lang w:val="ar_AE" w:bidi="ar_AE"/>
           </w:rPr>
           <w:rPr>
@@ -3106,6 +3806,8 @@
       </w:hyperlink>
       <w:r>
         <w:rPr>
+          <w:rtl/>
+          <w:cs/>
           <w:lang w:val="ar_AE" w:bidi="ar_AE"/>
         </w:rPr>
         <w:t xml:space="preserve">; </w:t>
@@ -3113,6 +3815,8 @@
       <w:hyperlink r:id="rId92">
         <w:r>
           <w:rPr>
+            <w:rtl/>
+            <w:cs/>
             <w:lang w:val="ar_AE" w:bidi="ar_AE"/>
           </w:rPr>
           <w:rPr>
@@ -3124,6 +3828,8 @@
       </w:hyperlink>
       <w:r>
         <w:rPr>
+          <w:rtl/>
+          <w:cs/>
           <w:lang w:val="ar_AE" w:bidi="ar_AE"/>
         </w:rPr>
         <w:t xml:space="preserve">; </w:t>
@@ -3131,6 +3837,8 @@
       <w:hyperlink r:id="rId93">
         <w:r>
           <w:rPr>
+            <w:rtl/>
+            <w:cs/>
             <w:lang w:val="ar_AE" w:bidi="ar_AE"/>
           </w:rPr>
           <w:rPr>
@@ -3142,6 +3850,8 @@
       </w:hyperlink>
       <w:r>
         <w:rPr>
+          <w:rtl/>
+          <w:cs/>
           <w:lang w:val="ar_AE" w:bidi="ar_AE"/>
         </w:rPr>
         <w:t xml:space="preserve">; </w:t>
@@ -3149,6 +3859,8 @@
       <w:hyperlink r:id="rId94">
         <w:r>
           <w:rPr>
+            <w:rtl/>
+            <w:cs/>
             <w:lang w:val="ar_AE" w:bidi="ar_AE"/>
           </w:rPr>
           <w:rPr>
@@ -3160,6 +3872,8 @@
       </w:hyperlink>
       <w:r>
         <w:rPr>
+          <w:rtl/>
+          <w:cs/>
           <w:lang w:val="ar_AE" w:bidi="ar_AE"/>
         </w:rPr>
         <w:t xml:space="preserve">; </w:t>
@@ -3167,6 +3881,8 @@
       <w:hyperlink r:id="rId95">
         <w:r>
           <w:rPr>
+            <w:rtl/>
+            <w:cs/>
             <w:lang w:val="ar_AE" w:bidi="ar_AE"/>
           </w:rPr>
           <w:rPr>
@@ -3178,11 +3894,15 @@
       </w:hyperlink>
       <w:r>
         <w:rPr>
-          <w:lang w:val="ar_AE" w:bidi="ar_AE"/>
-        </w:rPr>
-      </w:r>
-      <w:r>
-        <w:rPr>
+          <w:rtl/>
+          <w:cs/>
+          <w:lang w:val="ar_AE" w:bidi="ar_AE"/>
+        </w:rPr>
+      </w:r>
+      <w:r>
+        <w:rPr>
+          <w:rtl/>
+          <w:cs/>
           <w:lang w:val="ar_AE" w:bidi="ar_AE"/>
         </w:rPr>
       </w:r>
@@ -3193,6 +3913,8 @@
       </w:pPr>
       <w:r>
         <w:rPr>
+          <w:rtl/>
+          <w:cs/>
           <w:lang w:val="ar_AE" w:bidi="ar_AE"/>
         </w:rPr>
       </w:r>
@@ -3204,12 +3926,16 @@
       </w:pPr>
       <w:r>
         <w:rPr>
+          <w:rtl/>
+          <w:cs/>
           <w:lang w:val="ar_AE" w:bidi="ar_AE"/>
         </w:rPr>
         <w:t>الوليمة المسيّانية</w:t>
       </w:r>
       <w:r>
         <w:rPr>
+          <w:rtl/>
+          <w:cs/>
           <w:lang w:val="ar_AE" w:bidi="ar_AE"/>
         </w:rPr>
       </w:r>
@@ -3220,11 +3946,15 @@
       </w:pPr>
       <w:r>
         <w:rPr>
-          <w:lang w:val="ar_AE" w:bidi="ar_AE"/>
-        </w:rPr>
-      </w:r>
-      <w:r>
-        <w:rPr>
+          <w:rtl/>
+          <w:cs/>
+          <w:lang w:val="ar_AE" w:bidi="ar_AE"/>
+        </w:rPr>
+      </w:r>
+      <w:r>
+        <w:rPr>
+          <w:rtl/>
+          <w:cs/>
           <w:lang w:val="ar_AE" w:bidi="ar_AE"/>
         </w:rPr>
         <w:t>من خلال تعاليمه ومعجزاته، أظهر يسوع أن الوليمة المسيانية كانت مُعَدّة. الوليمة المسيانية هي الوليمة الخاصة التي وعد الله بإعدادها عند مجيء المسيّا. وفيها يدعو جميع الناس لقبول خلاص الله وأن يصبحوا جزءًا من ملكوت الله.</w:t>
@@ -3236,11 +3966,15 @@
       </w:pPr>
       <w:r>
         <w:rPr>
-          <w:lang w:val="ar_AE" w:bidi="ar_AE"/>
-        </w:rPr>
-      </w:r>
-      <w:r>
-        <w:rPr>
+          <w:rtl/>
+          <w:cs/>
+          <w:lang w:val="ar_AE" w:bidi="ar_AE"/>
+        </w:rPr>
+      </w:r>
+      <w:r>
+        <w:rPr>
+          <w:rtl/>
+          <w:cs/>
           <w:lang w:val="ar_AE" w:bidi="ar_AE"/>
         </w:rPr>
         <w:t>قارن يسوع خدمته بوليمة عُرس، وكان هو نفسه العريس (</w:t>
@@ -3248,6 +3982,8 @@
       <w:hyperlink r:id="rId115">
         <w:r>
           <w:rPr>
+            <w:rtl/>
+            <w:cs/>
             <w:lang w:val="ar_AE" w:bidi="ar_AE"/>
           </w:rPr>
           <w:rPr>
@@ -3259,6 +3995,8 @@
       </w:hyperlink>
       <w:r>
         <w:rPr>
+          <w:rtl/>
+          <w:cs/>
           <w:lang w:val="ar_AE" w:bidi="ar_AE"/>
         </w:rPr>
         <w:t>). كان ملكوت الله يشبه وليمة عظيمة. دعا الله إليها الجميع، لكن البعض رفضوا الحضور (</w:t>
@@ -3266,6 +4004,8 @@
       <w:hyperlink r:id="rId116">
         <w:r>
           <w:rPr>
+            <w:rtl/>
+            <w:cs/>
             <w:lang w:val="ar_AE" w:bidi="ar_AE"/>
           </w:rPr>
           <w:rPr>
@@ -3277,6 +4017,8 @@
       </w:hyperlink>
       <w:r>
         <w:rPr>
+          <w:rtl/>
+          <w:cs/>
           <w:lang w:val="ar_AE" w:bidi="ar_AE"/>
         </w:rPr>
         <w:t xml:space="preserve">; انظر أيضًا </w:t>
@@ -3284,6 +4026,8 @@
       <w:hyperlink r:id="rId117">
         <w:r>
           <w:rPr>
+            <w:rtl/>
+            <w:cs/>
             <w:lang w:val="ar_AE" w:bidi="ar_AE"/>
           </w:rPr>
           <w:rPr>
@@ -3295,6 +4039,8 @@
       </w:hyperlink>
       <w:r>
         <w:rPr>
+          <w:rtl/>
+          <w:cs/>
           <w:lang w:val="ar_AE" w:bidi="ar_AE"/>
         </w:rPr>
         <w:t>). وكان يسوع كثيرًا ما يأكل مع أشخاص من خلفيات متنوعة، بما في ذلك جباة الضرائب المرفوضون اجتماعيًا، وأيضًا الفريسيون المتدينون (</w:t>
@@ -3302,6 +4048,8 @@
       <w:hyperlink r:id="rId118">
         <w:r>
           <w:rPr>
+            <w:rtl/>
+            <w:cs/>
             <w:lang w:val="ar_AE" w:bidi="ar_AE"/>
           </w:rPr>
           <w:rPr>
@@ -3313,6 +4061,8 @@
       </w:hyperlink>
       <w:r>
         <w:rPr>
+          <w:rtl/>
+          <w:cs/>
           <w:lang w:val="ar_AE" w:bidi="ar_AE"/>
         </w:rPr>
         <w:t xml:space="preserve">; </w:t>
@@ -3320,6 +4070,8 @@
       <w:hyperlink r:id="rId119">
         <w:r>
           <w:rPr>
+            <w:rtl/>
+            <w:cs/>
             <w:lang w:val="ar_AE" w:bidi="ar_AE"/>
           </w:rPr>
           <w:rPr>
@@ -3331,6 +4083,8 @@
       </w:hyperlink>
       <w:r>
         <w:rPr>
+          <w:rtl/>
+          <w:cs/>
           <w:lang w:val="ar_AE" w:bidi="ar_AE"/>
         </w:rPr>
         <w:t xml:space="preserve">; </w:t>
@@ -3338,6 +4092,8 @@
       <w:hyperlink r:id="rId120">
         <w:r>
           <w:rPr>
+            <w:rtl/>
+            <w:cs/>
             <w:lang w:val="ar_AE" w:bidi="ar_AE"/>
           </w:rPr>
           <w:rPr>
@@ -3349,6 +4105,8 @@
       </w:hyperlink>
       <w:r>
         <w:rPr>
+          <w:rtl/>
+          <w:cs/>
           <w:lang w:val="ar_AE" w:bidi="ar_AE"/>
         </w:rPr>
         <w:t xml:space="preserve">; </w:t>
@@ -3356,6 +4114,8 @@
       <w:hyperlink r:id="rId121">
         <w:r>
           <w:rPr>
+            <w:rtl/>
+            <w:cs/>
             <w:lang w:val="ar_AE" w:bidi="ar_AE"/>
           </w:rPr>
           <w:rPr>
@@ -3367,6 +4127,8 @@
       </w:hyperlink>
       <w:r>
         <w:rPr>
+          <w:rtl/>
+          <w:cs/>
           <w:lang w:val="ar_AE" w:bidi="ar_AE"/>
         </w:rPr>
         <w:t>).</w:t>
@@ -3378,11 +4140,15 @@
       </w:pPr>
       <w:r>
         <w:rPr>
-          <w:lang w:val="ar_AE" w:bidi="ar_AE"/>
-        </w:rPr>
-      </w:r>
-      <w:r>
-        <w:rPr>
+          <w:rtl/>
+          <w:cs/>
+          <w:lang w:val="ar_AE" w:bidi="ar_AE"/>
+        </w:rPr>
+      </w:r>
+      <w:r>
+        <w:rPr>
+          <w:rtl/>
+          <w:cs/>
           <w:lang w:val="ar_AE" w:bidi="ar_AE"/>
         </w:rPr>
         <w:t>كما استخدم يسوع أيضًا صورة الولائم والمآدب في تعاليمه وأمثاله (</w:t>
@@ -3390,6 +4156,8 @@
       <w:hyperlink r:id="rId115">
         <w:r>
           <w:rPr>
+            <w:rtl/>
+            <w:cs/>
             <w:lang w:val="ar_AE" w:bidi="ar_AE"/>
           </w:rPr>
           <w:rPr>
@@ -3401,6 +4169,8 @@
       </w:hyperlink>
       <w:r>
         <w:rPr>
+          <w:rtl/>
+          <w:cs/>
           <w:lang w:val="ar_AE" w:bidi="ar_AE"/>
         </w:rPr>
         <w:t xml:space="preserve">; </w:t>
@@ -3408,6 +4178,8 @@
       <w:hyperlink r:id="rId122">
         <w:r>
           <w:rPr>
+            <w:rtl/>
+            <w:cs/>
             <w:lang w:val="ar_AE" w:bidi="ar_AE"/>
           </w:rPr>
           <w:rPr>
@@ -3419,6 +4191,8 @@
       </w:hyperlink>
       <w:r>
         <w:rPr>
+          <w:rtl/>
+          <w:cs/>
           <w:lang w:val="ar_AE" w:bidi="ar_AE"/>
         </w:rPr>
         <w:t xml:space="preserve">; </w:t>
@@ -3426,6 +4200,8 @@
       <w:hyperlink r:id="rId123">
         <w:r>
           <w:rPr>
+            <w:rtl/>
+            <w:cs/>
             <w:lang w:val="ar_AE" w:bidi="ar_AE"/>
           </w:rPr>
           <w:rPr>
@@ -3437,6 +4213,8 @@
       </w:hyperlink>
       <w:r>
         <w:rPr>
+          <w:rtl/>
+          <w:cs/>
           <w:lang w:val="ar_AE" w:bidi="ar_AE"/>
         </w:rPr>
         <w:t xml:space="preserve">, </w:t>
@@ -3444,6 +4222,8 @@
       <w:hyperlink r:id="rId116">
         <w:r>
           <w:rPr>
+            <w:rtl/>
+            <w:cs/>
             <w:lang w:val="ar_AE" w:bidi="ar_AE"/>
           </w:rPr>
           <w:rPr>
@@ -3455,6 +4235,8 @@
       </w:hyperlink>
       <w:r>
         <w:rPr>
+          <w:rtl/>
+          <w:cs/>
           <w:lang w:val="ar_AE" w:bidi="ar_AE"/>
         </w:rPr>
         <w:t xml:space="preserve">; </w:t>
@@ -3462,6 +4244,8 @@
       <w:hyperlink r:id="rId124">
         <w:r>
           <w:rPr>
+            <w:rtl/>
+            <w:cs/>
             <w:lang w:val="ar_AE" w:bidi="ar_AE"/>
           </w:rPr>
           <w:rPr>
@@ -3473,6 +4257,8 @@
       </w:hyperlink>
       <w:r>
         <w:rPr>
+          <w:rtl/>
+          <w:cs/>
           <w:lang w:val="ar_AE" w:bidi="ar_AE"/>
         </w:rPr>
         <w:t xml:space="preserve">; </w:t>
@@ -3480,6 +4266,8 @@
       <w:hyperlink r:id="rId125">
         <w:r>
           <w:rPr>
+            <w:rtl/>
+            <w:cs/>
             <w:lang w:val="ar_AE" w:bidi="ar_AE"/>
           </w:rPr>
           <w:rPr>
@@ -3491,6 +4279,8 @@
       </w:hyperlink>
       <w:r>
         <w:rPr>
+          <w:rtl/>
+          <w:cs/>
           <w:lang w:val="ar_AE" w:bidi="ar_AE"/>
         </w:rPr>
         <w:t>). كما أطعم جموعًا كبيرة من الناس ببضعة أرغفة وسمكات قليلة فقط (</w:t>
@@ -3498,6 +4288,8 @@
       <w:hyperlink r:id="rId126">
         <w:r>
           <w:rPr>
+            <w:rtl/>
+            <w:cs/>
             <w:lang w:val="ar_AE" w:bidi="ar_AE"/>
           </w:rPr>
           <w:rPr>
@@ -3509,6 +4301,8 @@
       </w:hyperlink>
       <w:r>
         <w:rPr>
+          <w:rtl/>
+          <w:cs/>
           <w:lang w:val="ar_AE" w:bidi="ar_AE"/>
         </w:rPr>
         <w:t>).</w:t>
@@ -3520,11 +4314,15 @@
       </w:pPr>
       <w:r>
         <w:rPr>
-          <w:lang w:val="ar_AE" w:bidi="ar_AE"/>
-        </w:rPr>
-      </w:r>
-      <w:r>
-        <w:rPr>
+          <w:rtl/>
+          <w:cs/>
+          <w:lang w:val="ar_AE" w:bidi="ar_AE"/>
+        </w:rPr>
+      </w:r>
+      <w:r>
+        <w:rPr>
+          <w:rtl/>
+          <w:cs/>
           <w:lang w:val="ar_AE" w:bidi="ar_AE"/>
         </w:rPr>
         <w:t xml:space="preserve">الخلفية في العهد القديم لهذه الصور الاحتفالية الرمزية عن الوليمة نجدها في </w:t>
@@ -3532,6 +4330,8 @@
       <w:hyperlink r:id="rId127">
         <w:r>
           <w:rPr>
+            <w:rtl/>
+            <w:cs/>
             <w:lang w:val="ar_AE" w:bidi="ar_AE"/>
           </w:rPr>
           <w:rPr>
@@ -3543,6 +4343,8 @@
       </w:hyperlink>
       <w:r>
         <w:rPr>
+          <w:rtl/>
+          <w:cs/>
           <w:lang w:val="ar_AE" w:bidi="ar_AE"/>
         </w:rPr>
         <w:t xml:space="preserve">حيث يصف خلاص الله النهائي بأنه وليمة عظيمة لكل الشعوب: "وَيَصْنَعُ رَبُّ الْجُنُودِ لِجَمِيعِ الشُّعُوبِ فِي هذَا الْجَبَلِ وَلِيمَةَ سَمَائِنَ، وَلِيمَةَ خَمْرٍ عَلَى دَرْدِيّ، سَمَائِنَ مُمِخَّةٍ، دَرْدِيّ مُصَفًّى." (انظر أيضًا </w:t>
@@ -3550,6 +4352,8 @@
       <w:hyperlink r:id="rId128">
         <w:r>
           <w:rPr>
+            <w:rtl/>
+            <w:cs/>
             <w:lang w:val="ar_AE" w:bidi="ar_AE"/>
           </w:rPr>
           <w:rPr>
@@ -3561,6 +4365,8 @@
       </w:hyperlink>
       <w:r>
         <w:rPr>
+          <w:rtl/>
+          <w:cs/>
           <w:lang w:val="ar_AE" w:bidi="ar_AE"/>
         </w:rPr>
         <w:t>).</w:t>
@@ -3572,23 +4378,31 @@
       </w:pPr>
       <w:r>
         <w:rPr>
-          <w:lang w:val="ar_AE" w:bidi="ar_AE"/>
-        </w:rPr>
-      </w:r>
-      <w:r>
-        <w:rPr>
+          <w:rtl/>
+          <w:cs/>
+          <w:lang w:val="ar_AE" w:bidi="ar_AE"/>
+        </w:rPr>
+      </w:r>
+      <w:r>
+        <w:rPr>
+          <w:rtl/>
+          <w:cs/>
           <w:lang w:val="ar_AE" w:bidi="ar_AE"/>
         </w:rPr>
         <w:t xml:space="preserve">بدأت خدمة يسوع العلنية بالدعوة إلى الوليمة وافتتاحها. فبموته وقيامته، قدّم الخلاص. وأصبح الآن بإمكان الجميع أن يأتوا إلى مائدة الله وينالوا بركات الملكوت الروحية. ومع ذلك، ستتحقق هذه الوليمة بالكامل في ملكوت الله المستقبلي. وعندئذ، كما وعد يسوع، سيأكل تلاميذ يسوع ويشربون على مائدته في ملكوته، ويجلسون </w:t>
       </w:r>
       <w:r>
         <w:rPr>
+          <w:rtl/>
+          <w:cs/>
           <w:lang w:val="ar_AE" w:bidi="ar_AE"/>
         </w:rPr>
         <w:t>عَلَى كَرَاسِيَّ</w:t>
       </w:r>
       <w:r>
         <w:rPr>
+          <w:rtl/>
+          <w:cs/>
           <w:lang w:val="ar_AE" w:bidi="ar_AE"/>
         </w:rPr>
         <w:t>، ويدينون أَسْبَاطَ إِسْرَائِيلَ ٱلِٱثْنَيْ عَشَرَ (</w:t>
@@ -3596,6 +4410,8 @@
       <w:hyperlink r:id="rId129">
         <w:r>
           <w:rPr>
+            <w:rtl/>
+            <w:cs/>
             <w:lang w:val="ar_AE" w:bidi="ar_AE"/>
           </w:rPr>
           <w:rPr>
@@ -3607,6 +4423,8 @@
       </w:hyperlink>
       <w:r>
         <w:rPr>
+          <w:rtl/>
+          <w:cs/>
           <w:lang w:val="ar_AE" w:bidi="ar_AE"/>
         </w:rPr>
         <w:t xml:space="preserve">؛ انظر أيضًا </w:t>
@@ -3614,6 +4432,8 @@
       <w:hyperlink r:id="rId130">
         <w:r>
           <w:rPr>
+            <w:rtl/>
+            <w:cs/>
             <w:lang w:val="ar_AE" w:bidi="ar_AE"/>
           </w:rPr>
           <w:rPr>
@@ -3625,12 +4445,16 @@
       </w:hyperlink>
       <w:r>
         <w:rPr>
+          <w:rtl/>
+          <w:cs/>
           <w:lang w:val="ar_AE" w:bidi="ar_AE"/>
         </w:rPr>
         <w:t xml:space="preserve">). </w:t>
       </w:r>
       <w:r>
         <w:rPr>
+          <w:rtl/>
+          <w:cs/>
           <w:lang w:val="ar_AE" w:bidi="ar_AE"/>
         </w:rPr>
         <w:t xml:space="preserve"> </w:t>
@@ -3642,12 +4466,16 @@
       </w:pPr>
       <w:r>
         <w:rPr>
+          <w:rtl/>
+          <w:cs/>
           <w:lang w:val="ar_AE" w:bidi="ar_AE"/>
         </w:rPr>
       </w:r>
       <w:r>
         <w:rPr>
           <w:u w:val="single"/>
+          <w:rtl/>
+          <w:cs/>
           <w:lang w:val="ar_AE" w:bidi="ar_AE"/>
         </w:rPr>
         <w:t>مقاطع لمزيد من الدراسة</w:t>
@@ -3659,12 +4487,16 @@
       </w:pPr>
       <w:r>
         <w:rPr>
+          <w:rtl/>
+          <w:cs/>
           <w:lang w:val="ar_AE" w:bidi="ar_AE"/>
         </w:rPr>
       </w:r>
       <w:hyperlink r:id="rId127">
         <w:r>
           <w:rPr>
+            <w:rtl/>
+            <w:cs/>
             <w:lang w:val="ar_AE" w:bidi="ar_AE"/>
           </w:rPr>
           <w:rPr>
@@ -3676,6 +4508,8 @@
       </w:hyperlink>
       <w:r>
         <w:rPr>
+          <w:rtl/>
+          <w:cs/>
           <w:lang w:val="ar_AE" w:bidi="ar_AE"/>
         </w:rPr>
         <w:t xml:space="preserve">; </w:t>
@@ -3683,6 +4517,8 @@
       <w:hyperlink r:id="rId128">
         <w:r>
           <w:rPr>
+            <w:rtl/>
+            <w:cs/>
             <w:lang w:val="ar_AE" w:bidi="ar_AE"/>
           </w:rPr>
           <w:rPr>
@@ -3694,6 +4530,8 @@
       </w:hyperlink>
       <w:r>
         <w:rPr>
+          <w:rtl/>
+          <w:cs/>
           <w:lang w:val="ar_AE" w:bidi="ar_AE"/>
         </w:rPr>
         <w:t xml:space="preserve">; </w:t>
@@ -3701,6 +4539,8 @@
       <w:hyperlink r:id="rId131">
         <w:r>
           <w:rPr>
+            <w:rtl/>
+            <w:cs/>
             <w:lang w:val="ar_AE" w:bidi="ar_AE"/>
           </w:rPr>
           <w:rPr>
@@ -3712,6 +4552,8 @@
       </w:hyperlink>
       <w:r>
         <w:rPr>
+          <w:rtl/>
+          <w:cs/>
           <w:lang w:val="ar_AE" w:bidi="ar_AE"/>
         </w:rPr>
         <w:t xml:space="preserve">; </w:t>
@@ -3719,6 +4561,8 @@
       <w:hyperlink r:id="rId132">
         <w:r>
           <w:rPr>
+            <w:rtl/>
+            <w:cs/>
             <w:lang w:val="ar_AE" w:bidi="ar_AE"/>
           </w:rPr>
           <w:rPr>
@@ -3730,6 +4574,8 @@
       </w:hyperlink>
       <w:r>
         <w:rPr>
+          <w:rtl/>
+          <w:cs/>
           <w:lang w:val="ar_AE" w:bidi="ar_AE"/>
         </w:rPr>
         <w:t xml:space="preserve">; </w:t>
@@ -3737,6 +4583,8 @@
       <w:hyperlink r:id="rId119">
         <w:r>
           <w:rPr>
+            <w:rtl/>
+            <w:cs/>
             <w:lang w:val="ar_AE" w:bidi="ar_AE"/>
           </w:rPr>
           <w:rPr>
@@ -3748,6 +4596,8 @@
       </w:hyperlink>
       <w:r>
         <w:rPr>
+          <w:rtl/>
+          <w:cs/>
           <w:lang w:val="ar_AE" w:bidi="ar_AE"/>
         </w:rPr>
         <w:t xml:space="preserve">; </w:t>
@@ -3755,6 +4605,8 @@
       <w:hyperlink r:id="rId126">
         <w:r>
           <w:rPr>
+            <w:rtl/>
+            <w:cs/>
             <w:lang w:val="ar_AE" w:bidi="ar_AE"/>
           </w:rPr>
           <w:rPr>
@@ -3766,6 +4618,8 @@
       </w:hyperlink>
       <w:r>
         <w:rPr>
+          <w:rtl/>
+          <w:cs/>
           <w:lang w:val="ar_AE" w:bidi="ar_AE"/>
         </w:rPr>
         <w:t xml:space="preserve">; </w:t>
@@ -3773,6 +4627,8 @@
       <w:hyperlink r:id="rId120">
         <w:r>
           <w:rPr>
+            <w:rtl/>
+            <w:cs/>
             <w:lang w:val="ar_AE" w:bidi="ar_AE"/>
           </w:rPr>
           <w:rPr>
@@ -3784,6 +4640,8 @@
       </w:hyperlink>
       <w:r>
         <w:rPr>
+          <w:rtl/>
+          <w:cs/>
           <w:lang w:val="ar_AE" w:bidi="ar_AE"/>
         </w:rPr>
         <w:t xml:space="preserve">; </w:t>
@@ -3791,6 +4649,8 @@
       <w:hyperlink r:id="rId133">
         <w:r>
           <w:rPr>
+            <w:rtl/>
+            <w:cs/>
             <w:lang w:val="ar_AE" w:bidi="ar_AE"/>
           </w:rPr>
           <w:rPr>
@@ -3802,6 +4662,8 @@
       </w:hyperlink>
       <w:r>
         <w:rPr>
+          <w:rtl/>
+          <w:cs/>
           <w:lang w:val="ar_AE" w:bidi="ar_AE"/>
         </w:rPr>
         <w:t xml:space="preserve">; </w:t>
@@ -3809,6 +4671,8 @@
       <w:hyperlink r:id="rId134">
         <w:r>
           <w:rPr>
+            <w:rtl/>
+            <w:cs/>
             <w:lang w:val="ar_AE" w:bidi="ar_AE"/>
           </w:rPr>
           <w:rPr>
@@ -3820,6 +4684,8 @@
       </w:hyperlink>
       <w:r>
         <w:rPr>
+          <w:rtl/>
+          <w:cs/>
           <w:lang w:val="ar_AE" w:bidi="ar_AE"/>
         </w:rPr>
         <w:t xml:space="preserve">; </w:t>
@@ -3827,6 +4693,8 @@
       <w:hyperlink r:id="rId135">
         <w:r>
           <w:rPr>
+            <w:rtl/>
+            <w:cs/>
             <w:lang w:val="ar_AE" w:bidi="ar_AE"/>
           </w:rPr>
           <w:rPr>
@@ -3838,6 +4706,8 @@
       </w:hyperlink>
       <w:r>
         <w:rPr>
+          <w:rtl/>
+          <w:cs/>
           <w:lang w:val="ar_AE" w:bidi="ar_AE"/>
         </w:rPr>
         <w:t xml:space="preserve">; </w:t>
@@ -3845,6 +4715,8 @@
       <w:hyperlink r:id="rId136">
         <w:r>
           <w:rPr>
+            <w:rtl/>
+            <w:cs/>
             <w:lang w:val="ar_AE" w:bidi="ar_AE"/>
           </w:rPr>
           <w:rPr>
@@ -3856,6 +4728,8 @@
       </w:hyperlink>
       <w:r>
         <w:rPr>
+          <w:rtl/>
+          <w:cs/>
           <w:lang w:val="ar_AE" w:bidi="ar_AE"/>
         </w:rPr>
         <w:t xml:space="preserve">; </w:t>
@@ -3863,6 +4737,8 @@
       <w:hyperlink r:id="rId129">
         <w:r>
           <w:rPr>
+            <w:rtl/>
+            <w:cs/>
             <w:lang w:val="ar_AE" w:bidi="ar_AE"/>
           </w:rPr>
           <w:rPr>
@@ -3874,11 +4750,15 @@
       </w:hyperlink>
       <w:r>
         <w:rPr>
-          <w:lang w:val="ar_AE" w:bidi="ar_AE"/>
-        </w:rPr>
-      </w:r>
-      <w:r>
-        <w:rPr>
+          <w:rtl/>
+          <w:cs/>
+          <w:lang w:val="ar_AE" w:bidi="ar_AE"/>
+        </w:rPr>
+      </w:r>
+      <w:r>
+        <w:rPr>
+          <w:rtl/>
+          <w:cs/>
           <w:lang w:val="ar_AE" w:bidi="ar_AE"/>
         </w:rPr>
       </w:r>
@@ -3889,6 +4769,8 @@
       </w:pPr>
       <w:r>
         <w:rPr>
+          <w:rtl/>
+          <w:cs/>
           <w:lang w:val="ar_AE" w:bidi="ar_AE"/>
         </w:rPr>
       </w:r>
@@ -3900,12 +4782,16 @@
       </w:pPr>
       <w:r>
         <w:rPr>
+          <w:rtl/>
+          <w:cs/>
           <w:lang w:val="ar_AE" w:bidi="ar_AE"/>
         </w:rPr>
         <w:t>وعد الحياة الجديدة</w:t>
       </w:r>
       <w:r>
         <w:rPr>
+          <w:rtl/>
+          <w:cs/>
           <w:lang w:val="ar_AE" w:bidi="ar_AE"/>
         </w:rPr>
       </w:r>
@@ -3916,11 +4802,15 @@
       </w:pPr>
       <w:r>
         <w:rPr>
-          <w:lang w:val="ar_AE" w:bidi="ar_AE"/>
-        </w:rPr>
-      </w:r>
-      <w:r>
-        <w:rPr>
+          <w:rtl/>
+          <w:cs/>
+          <w:lang w:val="ar_AE" w:bidi="ar_AE"/>
+        </w:rPr>
+      </w:r>
+      <w:r>
+        <w:rPr>
+          <w:rtl/>
+          <w:cs/>
           <w:lang w:val="ar_AE" w:bidi="ar_AE"/>
         </w:rPr>
         <w:t>القيامة معتقد أساسي في الإيمان المسيحي. وبدون القيامة، يبطل الإيمان المسيحي كله (</w:t>
@@ -3928,6 +4818,8 @@
       <w:hyperlink r:id="rId137">
         <w:r>
           <w:rPr>
+            <w:rtl/>
+            <w:cs/>
             <w:lang w:val="ar_AE" w:bidi="ar_AE"/>
           </w:rPr>
           <w:rPr>
@@ -3939,6 +4831,8 @@
       </w:hyperlink>
       <w:r>
         <w:rPr>
+          <w:rtl/>
+          <w:cs/>
           <w:lang w:val="ar_AE" w:bidi="ar_AE"/>
         </w:rPr>
         <w:t>). يعدْ الله بأن شعبه سيشترك مع المسيح في هذه القيامة (</w:t>
@@ -3946,6 +4840,8 @@
       <w:hyperlink r:id="rId138">
         <w:r>
           <w:rPr>
+            <w:rtl/>
+            <w:cs/>
             <w:lang w:val="ar_AE" w:bidi="ar_AE"/>
           </w:rPr>
           <w:rPr>
@@ -3957,6 +4853,8 @@
       </w:hyperlink>
       <w:r>
         <w:rPr>
+          <w:rtl/>
+          <w:cs/>
           <w:lang w:val="ar_AE" w:bidi="ar_AE"/>
         </w:rPr>
         <w:t>). من المهم أن نفهم بوضوح الحياة الجديدة التي يعدنا بها الله.</w:t>
@@ -3968,12 +4866,16 @@
       </w:pPr>
       <w:r>
         <w:rPr>
+          <w:rtl/>
+          <w:cs/>
           <w:lang w:val="ar_AE" w:bidi="ar_AE"/>
         </w:rPr>
       </w:r>
       <w:hyperlink r:id="rId139">
         <w:r>
           <w:rPr>
+            <w:rtl/>
+            <w:cs/>
             <w:lang w:val="ar_AE" w:bidi="ar_AE"/>
           </w:rPr>
           <w:rPr>
@@ -3985,6 +4887,8 @@
       </w:hyperlink>
       <w:r>
         <w:rPr>
+          <w:rtl/>
+          <w:cs/>
           <w:lang w:val="ar_AE" w:bidi="ar_AE"/>
         </w:rPr>
         <w:t xml:space="preserve"> يشير إلى أن الجميع سيقومون بأجساد جديدة بعد الموت. ومع ذلك، فالنبي حزقيال لم يكن يسأل، "هل يمكن للعظام البشرية أن تعود إلى الحياة؟" إذ كان حزقيال وجمهور قُراءه على دراية بالفعل بإمكانية القيامة من معجزات إيليّا وأليشع (</w:t>
@@ -3992,6 +4896,8 @@
       <w:hyperlink r:id="rId140">
         <w:r>
           <w:rPr>
+            <w:rtl/>
+            <w:cs/>
             <w:lang w:val="ar_AE" w:bidi="ar_AE"/>
           </w:rPr>
           <w:rPr>
@@ -4003,6 +4909,8 @@
       </w:hyperlink>
       <w:r>
         <w:rPr>
+          <w:rtl/>
+          <w:cs/>
           <w:lang w:val="ar_AE" w:bidi="ar_AE"/>
         </w:rPr>
         <w:t xml:space="preserve">؛ </w:t>
@@ -4010,6 +4918,8 @@
       <w:hyperlink r:id="rId141">
         <w:r>
           <w:rPr>
+            <w:rtl/>
+            <w:cs/>
             <w:lang w:val="ar_AE" w:bidi="ar_AE"/>
           </w:rPr>
           <w:rPr>
@@ -4021,6 +4931,8 @@
       </w:hyperlink>
       <w:r>
         <w:rPr>
+          <w:rtl/>
+          <w:cs/>
           <w:lang w:val="ar_AE" w:bidi="ar_AE"/>
         </w:rPr>
         <w:t xml:space="preserve">؛ </w:t>
@@ -4028,6 +4940,8 @@
       <w:hyperlink r:id="rId142">
         <w:r>
           <w:rPr>
+            <w:rtl/>
+            <w:cs/>
             <w:lang w:val="ar_AE" w:bidi="ar_AE"/>
           </w:rPr>
           <w:rPr>
@@ -4039,6 +4953,8 @@
       </w:hyperlink>
       <w:r>
         <w:rPr>
+          <w:rtl/>
+          <w:cs/>
           <w:lang w:val="ar_AE" w:bidi="ar_AE"/>
         </w:rPr>
         <w:t>). لكن بالأحرى كان حزقيال يسأل، "أَتَحْيَا هَذِهِ ٱلْعِظَامُ؟" إنه يتساءل عما إذا كان ٱلله يمكنه استعادة أمة يهوذا لأنها أمة مجردة، وممزقة، وقد يَبُستْ.</w:t>
@@ -4050,11 +4966,15 @@
       </w:pPr>
       <w:r>
         <w:rPr>
-          <w:lang w:val="ar_AE" w:bidi="ar_AE"/>
-        </w:rPr>
-      </w:r>
-      <w:r>
-        <w:rPr>
+          <w:rtl/>
+          <w:cs/>
+          <w:lang w:val="ar_AE" w:bidi="ar_AE"/>
+        </w:rPr>
+      </w:r>
+      <w:r>
+        <w:rPr>
+          <w:rtl/>
+          <w:cs/>
           <w:lang w:val="ar_AE" w:bidi="ar_AE"/>
         </w:rPr>
         <w:t xml:space="preserve">في ذلك الوقت، كان البابليون قد دمروا يهوذا والهيكل، وسبوا كثيرين إلى بابل. كانت الأمة قد فقدت قوتها، وتحطمت سياسيًا، وخارت قواها روحيًا. أولئك الذين بقوا في يهوذا كانوا مجموعة صغيرة، لم تكن سوى مجموعة من أشد الناس فقرا (انظر </w:t>
@@ -4062,6 +4982,8 @@
       <w:hyperlink r:id="rId143">
         <w:r>
           <w:rPr>
+            <w:rtl/>
+            <w:cs/>
             <w:lang w:val="ar_AE" w:bidi="ar_AE"/>
           </w:rPr>
           <w:rPr>
@@ -4073,6 +4995,8 @@
       </w:hyperlink>
       <w:r>
         <w:rPr>
+          <w:rtl/>
+          <w:cs/>
           <w:lang w:val="ar_AE" w:bidi="ar_AE"/>
         </w:rPr>
         <w:t>). وظنّ كثيرون أنه لا مستقبل لشعب ٱلله. فقالوا، “يَبِسَتْ عِظَامُنَا وَهَلَكَ رَجَاؤُنَا. قَدِ ٱنْقَطَعْنَا.” (</w:t>
@@ -4080,6 +5004,8 @@
       <w:hyperlink r:id="rId144">
         <w:r>
           <w:rPr>
+            <w:rtl/>
+            <w:cs/>
             <w:lang w:val="ar_AE" w:bidi="ar_AE"/>
           </w:rPr>
           <w:rPr>
@@ -4091,6 +5017,8 @@
       </w:hyperlink>
       <w:r>
         <w:rPr>
+          <w:rtl/>
+          <w:cs/>
           <w:lang w:val="ar_AE" w:bidi="ar_AE"/>
         </w:rPr>
         <w:t xml:space="preserve">). لم تكن المسألة ما إذا كان ٱلله </w:t>
@@ -4098,12 +5026,16 @@
       <w:r>
         <w:rPr>
           <w:i/>
+          <w:rtl/>
+          <w:cs/>
           <w:lang w:val="ar_AE" w:bidi="ar_AE"/>
         </w:rPr>
         <w:t xml:space="preserve">باستطاعته </w:t>
       </w:r>
       <w:r>
         <w:rPr>
+          <w:rtl/>
+          <w:cs/>
           <w:lang w:val="ar_AE" w:bidi="ar_AE"/>
         </w:rPr>
         <w:t xml:space="preserve">إحيائهم، بل ما إذا كان </w:t>
@@ -4111,12 +5043,16 @@
       <w:r>
         <w:rPr>
           <w:i/>
+          <w:rtl/>
+          <w:cs/>
           <w:lang w:val="ar_AE" w:bidi="ar_AE"/>
         </w:rPr>
         <w:t>سيفعل</w:t>
       </w:r>
       <w:r>
         <w:rPr>
+          <w:rtl/>
+          <w:cs/>
           <w:lang w:val="ar_AE" w:bidi="ar_AE"/>
         </w:rPr>
         <w:t xml:space="preserve"> هذه المعجزة مع العظام اليابسة التي تمثل إسرائيل.</w:t>
@@ -4128,11 +5064,15 @@
       </w:pPr>
       <w:r>
         <w:rPr>
-          <w:lang w:val="ar_AE" w:bidi="ar_AE"/>
-        </w:rPr>
-      </w:r>
-      <w:r>
-        <w:rPr>
+          <w:rtl/>
+          <w:cs/>
+          <w:lang w:val="ar_AE" w:bidi="ar_AE"/>
+        </w:rPr>
+      </w:r>
+      <w:r>
+        <w:rPr>
+          <w:rtl/>
+          <w:cs/>
           <w:lang w:val="ar_AE" w:bidi="ar_AE"/>
         </w:rPr>
         <w:t xml:space="preserve">أجاب النبي على هذا السؤال بـ </w:t>
@@ -4140,12 +5080,16 @@
       <w:r>
         <w:rPr>
           <w:i/>
+          <w:rtl/>
+          <w:cs/>
           <w:lang w:val="ar_AE" w:bidi="ar_AE"/>
         </w:rPr>
         <w:t>نعم!</w:t>
       </w:r>
       <w:r>
         <w:rPr>
+          <w:rtl/>
+          <w:cs/>
           <w:lang w:val="ar_AE" w:bidi="ar_AE"/>
         </w:rPr>
         <w:t xml:space="preserve"> والله سيعيد شعبه إلى الحياة بسكب روحه استجابة لكلمة النبي. كان موتهم بسبب خطاياهم حقيقيًا. لكن الله لن يتركهم في القبر (انظر </w:t>
@@ -4153,6 +5097,8 @@
       <w:hyperlink r:id="rId145">
         <w:r>
           <w:rPr>
+            <w:rtl/>
+            <w:cs/>
             <w:lang w:val="ar_AE" w:bidi="ar_AE"/>
           </w:rPr>
           <w:rPr>
@@ -4164,6 +5110,8 @@
       </w:hyperlink>
       <w:r>
         <w:rPr>
+          <w:rtl/>
+          <w:cs/>
           <w:lang w:val="ar_AE" w:bidi="ar_AE"/>
         </w:rPr>
         <w:t>). عوضا عن الموت، وعد الله بأنه سيمنح شعبه الحياة مستقبلًا بروحه. وسيجعلهم خليقة جديدة، إسرائيل جديدة مملوءة بالروح. سيقف شعب الله الجديد جيشًا عظيمًا لخدمة الرب.</w:t>
@@ -4175,11 +5123,15 @@
       </w:pPr>
       <w:r>
         <w:rPr>
-          <w:lang w:val="ar_AE" w:bidi="ar_AE"/>
-        </w:rPr>
-      </w:r>
-      <w:r>
-        <w:rPr>
+          <w:rtl/>
+          <w:cs/>
+          <w:lang w:val="ar_AE" w:bidi="ar_AE"/>
+        </w:rPr>
+      </w:r>
+      <w:r>
+        <w:rPr>
+          <w:rtl/>
+          <w:cs/>
           <w:lang w:val="ar_AE" w:bidi="ar_AE"/>
         </w:rPr>
         <w:t xml:space="preserve">يستطيع الله أن يحي الذين ماتوا جسديًا أو روحيًا. إنه يختار أن يمنح حياة جديدة للخطاة الذين لا يستحقون نوالها (انظر </w:t>
@@ -4187,6 +5139,8 @@
       <w:hyperlink r:id="rId146">
         <w:r>
           <w:rPr>
+            <w:rtl/>
+            <w:cs/>
             <w:lang w:val="ar_AE" w:bidi="ar_AE"/>
           </w:rPr>
           <w:rPr>
@@ -4198,6 +5152,8 @@
       </w:hyperlink>
       <w:r>
         <w:rPr>
+          <w:rtl/>
+          <w:cs/>
           <w:lang w:val="ar_AE" w:bidi="ar_AE"/>
         </w:rPr>
         <w:t xml:space="preserve">؛ </w:t>
@@ -4205,6 +5161,8 @@
       <w:hyperlink r:id="rId147">
         <w:r>
           <w:rPr>
+            <w:rtl/>
+            <w:cs/>
             <w:lang w:val="ar_AE" w:bidi="ar_AE"/>
           </w:rPr>
           <w:rPr>
@@ -4216,6 +5174,8 @@
       </w:hyperlink>
       <w:r>
         <w:rPr>
+          <w:rtl/>
+          <w:cs/>
           <w:lang w:val="ar_AE" w:bidi="ar_AE"/>
         </w:rPr>
         <w:t xml:space="preserve">). ومن يرزحون تحت نير الخطية يحصلون أيضًا على الحياة الجديدة التي يقدمها الله بروحه، الآن وللأبد (انظر </w:t>
@@ -4223,6 +5183,8 @@
       <w:hyperlink r:id="rId148">
         <w:r>
           <w:rPr>
+            <w:rtl/>
+            <w:cs/>
             <w:lang w:val="ar_AE" w:bidi="ar_AE"/>
           </w:rPr>
           <w:rPr>
@@ -4234,6 +5196,8 @@
       </w:hyperlink>
       <w:r>
         <w:rPr>
+          <w:rtl/>
+          <w:cs/>
           <w:lang w:val="ar_AE" w:bidi="ar_AE"/>
         </w:rPr>
         <w:t xml:space="preserve">؛ </w:t>
@@ -4241,6 +5205,8 @@
       <w:hyperlink r:id="rId149">
         <w:r>
           <w:rPr>
+            <w:rtl/>
+            <w:cs/>
             <w:lang w:val="ar_AE" w:bidi="ar_AE"/>
           </w:rPr>
           <w:rPr>
@@ -4252,6 +5218,8 @@
       </w:hyperlink>
       <w:r>
         <w:rPr>
+          <w:rtl/>
+          <w:cs/>
           <w:lang w:val="ar_AE" w:bidi="ar_AE"/>
         </w:rPr>
         <w:t>). فمن يراهم العالم أنهم بعيدين عن الخلاص يجعلهم الله مقبولين لديه بالمسيح (</w:t>
@@ -4259,6 +5227,8 @@
       <w:hyperlink r:id="rId150">
         <w:r>
           <w:rPr>
+            <w:rtl/>
+            <w:cs/>
             <w:lang w:val="ar_AE" w:bidi="ar_AE"/>
           </w:rPr>
           <w:rPr>
@@ -4270,6 +5240,8 @@
       </w:hyperlink>
       <w:r>
         <w:rPr>
+          <w:rtl/>
+          <w:cs/>
           <w:lang w:val="ar_AE" w:bidi="ar_AE"/>
         </w:rPr>
         <w:t>). كما يعدّهم أيضًا لأعمال صالحة في خدمته (</w:t>
@@ -4277,6 +5249,8 @@
       <w:hyperlink r:id="rId151">
         <w:r>
           <w:rPr>
+            <w:rtl/>
+            <w:cs/>
             <w:lang w:val="ar_AE" w:bidi="ar_AE"/>
           </w:rPr>
           <w:rPr>
@@ -4288,6 +5262,8 @@
       </w:hyperlink>
       <w:r>
         <w:rPr>
+          <w:rtl/>
+          <w:cs/>
           <w:lang w:val="ar_AE" w:bidi="ar_AE"/>
         </w:rPr>
         <w:t xml:space="preserve">؛ </w:t>
@@ -4295,6 +5271,8 @@
       <w:hyperlink r:id="rId152">
         <w:r>
           <w:rPr>
+            <w:rtl/>
+            <w:cs/>
             <w:lang w:val="ar_AE" w:bidi="ar_AE"/>
           </w:rPr>
           <w:rPr>
@@ -4306,6 +5284,8 @@
       </w:hyperlink>
       <w:r>
         <w:rPr>
+          <w:rtl/>
+          <w:cs/>
           <w:lang w:val="ar_AE" w:bidi="ar_AE"/>
         </w:rPr>
         <w:t>).</w:t>
@@ -4317,18 +5297,24 @@
       </w:pPr>
       <w:r>
         <w:rPr>
+          <w:rtl/>
+          <w:cs/>
           <w:lang w:val="ar_AE" w:bidi="ar_AE"/>
         </w:rPr>
       </w:r>
       <w:r>
         <w:rPr>
           <w:u w:val="single"/>
+          <w:rtl/>
+          <w:cs/>
           <w:lang w:val="ar_AE" w:bidi="ar_AE"/>
         </w:rPr>
         <w:t>مقاطع كتابية لدراسة أعمق</w:t>
       </w:r>
       <w:r>
         <w:rPr>
+          <w:rtl/>
+          <w:cs/>
           <w:lang w:val="ar_AE" w:bidi="ar_AE"/>
         </w:rPr>
         <w:t xml:space="preserve"> </w:t>
@@ -4340,12 +5326,16 @@
       </w:pPr>
       <w:r>
         <w:rPr>
+          <w:rtl/>
+          <w:cs/>
           <w:lang w:val="ar_AE" w:bidi="ar_AE"/>
         </w:rPr>
       </w:r>
       <w:hyperlink r:id="rId140">
         <w:r>
           <w:rPr>
+            <w:rtl/>
+            <w:cs/>
             <w:lang w:val="ar_AE" w:bidi="ar_AE"/>
           </w:rPr>
           <w:rPr>
@@ -4357,6 +5347,8 @@
       </w:hyperlink>
       <w:r>
         <w:rPr>
+          <w:rtl/>
+          <w:cs/>
           <w:lang w:val="ar_AE" w:bidi="ar_AE"/>
         </w:rPr>
         <w:t xml:space="preserve">؛ </w:t>
@@ -4364,6 +5356,8 @@
       <w:hyperlink r:id="rId141">
         <w:r>
           <w:rPr>
+            <w:rtl/>
+            <w:cs/>
             <w:lang w:val="ar_AE" w:bidi="ar_AE"/>
           </w:rPr>
           <w:rPr>
@@ -4375,6 +5369,8 @@
       </w:hyperlink>
       <w:r>
         <w:rPr>
+          <w:rtl/>
+          <w:cs/>
           <w:lang w:val="ar_AE" w:bidi="ar_AE"/>
         </w:rPr>
         <w:t xml:space="preserve">؛ </w:t>
@@ -4382,6 +5378,8 @@
       <w:hyperlink r:id="rId142">
         <w:r>
           <w:rPr>
+            <w:rtl/>
+            <w:cs/>
             <w:lang w:val="ar_AE" w:bidi="ar_AE"/>
           </w:rPr>
           <w:rPr>
@@ -4393,6 +5391,8 @@
       </w:hyperlink>
       <w:r>
         <w:rPr>
+          <w:rtl/>
+          <w:cs/>
           <w:lang w:val="ar_AE" w:bidi="ar_AE"/>
         </w:rPr>
         <w:t xml:space="preserve">؛ </w:t>
@@ -4400,6 +5400,8 @@
       <w:hyperlink r:id="rId145">
         <w:r>
           <w:rPr>
+            <w:rtl/>
+            <w:cs/>
             <w:lang w:val="ar_AE" w:bidi="ar_AE"/>
           </w:rPr>
           <w:rPr>
@@ -4411,6 +5413,8 @@
       </w:hyperlink>
       <w:r>
         <w:rPr>
+          <w:rtl/>
+          <w:cs/>
           <w:lang w:val="ar_AE" w:bidi="ar_AE"/>
         </w:rPr>
         <w:t xml:space="preserve">؛ </w:t>
@@ -4418,6 +5422,8 @@
       <w:hyperlink r:id="rId153">
         <w:r>
           <w:rPr>
+            <w:rtl/>
+            <w:cs/>
             <w:lang w:val="ar_AE" w:bidi="ar_AE"/>
           </w:rPr>
           <w:rPr>
@@ -4429,6 +5435,8 @@
       </w:hyperlink>
       <w:r>
         <w:rPr>
+          <w:rtl/>
+          <w:cs/>
           <w:lang w:val="ar_AE" w:bidi="ar_AE"/>
         </w:rPr>
         <w:t xml:space="preserve">؛ </w:t>
@@ -4436,6 +5444,8 @@
       <w:hyperlink r:id="rId139">
         <w:r>
           <w:rPr>
+            <w:rtl/>
+            <w:cs/>
             <w:lang w:val="ar_AE" w:bidi="ar_AE"/>
           </w:rPr>
           <w:rPr>
@@ -4447,6 +5457,8 @@
       </w:hyperlink>
       <w:r>
         <w:rPr>
+          <w:rtl/>
+          <w:cs/>
           <w:lang w:val="ar_AE" w:bidi="ar_AE"/>
         </w:rPr>
         <w:t xml:space="preserve">؛ </w:t>
@@ -4454,6 +5466,8 @@
       <w:hyperlink r:id="rId154">
         <w:r>
           <w:rPr>
+            <w:rtl/>
+            <w:cs/>
             <w:lang w:val="ar_AE" w:bidi="ar_AE"/>
           </w:rPr>
           <w:rPr>
@@ -4465,6 +5479,8 @@
       </w:hyperlink>
       <w:r>
         <w:rPr>
+          <w:rtl/>
+          <w:cs/>
           <w:lang w:val="ar_AE" w:bidi="ar_AE"/>
         </w:rPr>
         <w:t xml:space="preserve">؛ </w:t>
@@ -4472,6 +5488,8 @@
       <w:hyperlink r:id="rId155">
         <w:r>
           <w:rPr>
+            <w:rtl/>
+            <w:cs/>
             <w:lang w:val="ar_AE" w:bidi="ar_AE"/>
           </w:rPr>
           <w:rPr>
@@ -4483,6 +5501,8 @@
       </w:hyperlink>
       <w:r>
         <w:rPr>
+          <w:rtl/>
+          <w:cs/>
           <w:lang w:val="ar_AE" w:bidi="ar_AE"/>
         </w:rPr>
         <w:t xml:space="preserve">؛ </w:t>
@@ -4490,6 +5510,8 @@
       <w:hyperlink r:id="rId156">
         <w:r>
           <w:rPr>
+            <w:rtl/>
+            <w:cs/>
             <w:lang w:val="ar_AE" w:bidi="ar_AE"/>
           </w:rPr>
           <w:rPr>
@@ -4501,6 +5523,8 @@
       </w:hyperlink>
       <w:r>
         <w:rPr>
+          <w:rtl/>
+          <w:cs/>
           <w:lang w:val="ar_AE" w:bidi="ar_AE"/>
         </w:rPr>
         <w:t xml:space="preserve">؛ </w:t>
@@ -4508,6 +5532,8 @@
       <w:hyperlink r:id="rId36">
         <w:r>
           <w:rPr>
+            <w:rtl/>
+            <w:cs/>
             <w:lang w:val="ar_AE" w:bidi="ar_AE"/>
           </w:rPr>
           <w:rPr>
@@ -4519,11 +5545,15 @@
       </w:hyperlink>
       <w:r>
         <w:rPr>
-          <w:lang w:val="ar_AE" w:bidi="ar_AE"/>
-        </w:rPr>
-      </w:r>
-      <w:r>
-        <w:rPr>
+          <w:rtl/>
+          <w:cs/>
+          <w:lang w:val="ar_AE" w:bidi="ar_AE"/>
+        </w:rPr>
+      </w:r>
+      <w:r>
+        <w:rPr>
+          <w:rtl/>
+          <w:cs/>
           <w:lang w:val="ar_AE" w:bidi="ar_AE"/>
         </w:rPr>
       </w:r>

--- a/arb/docx/025.content.docx
+++ b/arb/docx/025.content.docx
@@ -309,20 +309,14 @@
         </w:rPr>
         <w:t>أعاد الله شعب إسرائيل إلى وطنهم من بابل، تمامًا كما أخرجهم من مصر منذ عدة سنوات (</w:t>
       </w:r>
-      <w:hyperlink r:id="rId13">
-        <w:r>
-          <w:rPr>
-            <w:rtl/>
-            <w:cs/>
-            <w:lang w:val="ar_AE" w:bidi="ar_AE"/>
-          </w:rPr>
-          <w:rPr>
-            <w:color w:val="0000EE"/>
-            <w:u w:val="single"/>
-          </w:rPr>
-          <w:t>إشعياء 48:20–21</w:t>
-        </w:r>
-      </w:hyperlink>
+      <w:r>
+        <w:rPr>
+          <w:rtl/>
+          <w:cs/>
+          <w:lang w:val="ar_AE" w:bidi="ar_AE"/>
+        </w:rPr>
+        <w:t>إشعياء 48:20–21</w:t>
+      </w:r>
       <w:r>
         <w:rPr>
           <w:rtl/>
@@ -331,34 +325,22 @@
         </w:rPr>
         <w:t>). (ويُعرف هذا الإنقاذ الأول من مصر "بالخروج"). وهذه المرة، عندما خرجوا من بابل، كان عليهم أن يتطهروا ولا يتعجلوا في الرحيل (</w:t>
       </w:r>
-      <w:hyperlink r:id="rId14">
-        <w:r>
-          <w:rPr>
-            <w:rtl/>
-            <w:cs/>
-            <w:lang w:val="ar_AE" w:bidi="ar_AE"/>
-          </w:rPr>
-          <w:rPr>
-            <w:color w:val="0000EE"/>
-            <w:u w:val="single"/>
-          </w:rPr>
-          <w:t>52:11</w:t>
-        </w:r>
-      </w:hyperlink>
-      <w:hyperlink r:id="rId15">
-        <w:r>
-          <w:rPr>
-            <w:rtl/>
-            <w:cs/>
-            <w:lang w:val="ar_AE" w:bidi="ar_AE"/>
-          </w:rPr>
-          <w:rPr>
-            <w:color w:val="0000EE"/>
-            <w:u w:val="single"/>
-          </w:rPr>
-          <w:t>,12</w:t>
-        </w:r>
-      </w:hyperlink>
+      <w:r>
+        <w:rPr>
+          <w:rtl/>
+          <w:cs/>
+          <w:lang w:val="ar_AE" w:bidi="ar_AE"/>
+        </w:rPr>
+        <w:t>52:11</w:t>
+      </w:r>
+      <w:r>
+        <w:rPr>
+          <w:rtl/>
+          <w:cs/>
+          <w:lang w:val="ar_AE" w:bidi="ar_AE"/>
+        </w:rPr>
+        <w:t>,12</w:t>
+      </w:r>
       <w:r>
         <w:rPr>
           <w:rtl/>
@@ -387,20 +369,14 @@
         </w:rPr>
         <w:t xml:space="preserve">كان السبي والرحلة من بابل، أشبه بصحراء أنقذهم الله منها (انظر </w:t>
       </w:r>
-      <w:hyperlink r:id="rId16">
-        <w:r>
-          <w:rPr>
-            <w:rtl/>
-            <w:cs/>
-            <w:lang w:val="ar_AE" w:bidi="ar_AE"/>
-          </w:rPr>
-          <w:rPr>
-            <w:color w:val="0000EE"/>
-            <w:u w:val="single"/>
-          </w:rPr>
-          <w:t>إشعياء 35:1</w:t>
-        </w:r>
-      </w:hyperlink>
+      <w:r>
+        <w:rPr>
+          <w:rtl/>
+          <w:cs/>
+          <w:lang w:val="ar_AE" w:bidi="ar_AE"/>
+        </w:rPr>
+        <w:t>إشعياء 35:1</w:t>
+      </w:r>
       <w:r>
         <w:rPr>
           <w:rtl/>
@@ -432,20 +408,14 @@
         </w:rPr>
         <w:t>هو يصنع طريقًا في البرية، ويجعل فيه ماء ونباتات وحيوانات (</w:t>
       </w:r>
-      <w:hyperlink r:id="rId17">
-        <w:r>
-          <w:rPr>
-            <w:rtl/>
-            <w:cs/>
-            <w:lang w:val="ar_AE" w:bidi="ar_AE"/>
-          </w:rPr>
-          <w:rPr>
-            <w:color w:val="0000EE"/>
-            <w:u w:val="single"/>
-          </w:rPr>
-          <w:t>إشعياء 43:19–20</w:t>
-        </w:r>
-      </w:hyperlink>
+      <w:r>
+        <w:rPr>
+          <w:rtl/>
+          <w:cs/>
+          <w:lang w:val="ar_AE" w:bidi="ar_AE"/>
+        </w:rPr>
+        <w:t>إشعياء 43:19–20</w:t>
+      </w:r>
       <w:r>
         <w:rPr>
           <w:rtl/>
@@ -477,20 +447,14 @@
         </w:rPr>
         <w:t>يُزيل العوائق (</w:t>
       </w:r>
-      <w:hyperlink r:id="rId18">
-        <w:r>
-          <w:rPr>
-            <w:rtl/>
-            <w:cs/>
-            <w:lang w:val="ar_AE" w:bidi="ar_AE"/>
-          </w:rPr>
-          <w:rPr>
-            <w:color w:val="0000EE"/>
-            <w:u w:val="single"/>
-          </w:rPr>
-          <w:t>42:16</w:t>
-        </w:r>
-      </w:hyperlink>
+      <w:r>
+        <w:rPr>
+          <w:rtl/>
+          <w:cs/>
+          <w:lang w:val="ar_AE" w:bidi="ar_AE"/>
+        </w:rPr>
+        <w:t>42:16</w:t>
+      </w:r>
       <w:r>
         <w:rPr>
           <w:rtl/>
@@ -499,20 +463,14 @@
         </w:rPr>
         <w:t xml:space="preserve">; </w:t>
       </w:r>
-      <w:hyperlink r:id="rId19">
-        <w:r>
-          <w:rPr>
-            <w:rtl/>
-            <w:cs/>
-            <w:lang w:val="ar_AE" w:bidi="ar_AE"/>
-          </w:rPr>
-          <w:rPr>
-            <w:color w:val="0000EE"/>
-            <w:u w:val="single"/>
-          </w:rPr>
-          <w:t>49:11</w:t>
-        </w:r>
-      </w:hyperlink>
+      <w:r>
+        <w:rPr>
+          <w:rtl/>
+          <w:cs/>
+          <w:lang w:val="ar_AE" w:bidi="ar_AE"/>
+        </w:rPr>
+        <w:t>49:11</w:t>
+      </w:r>
       <w:r>
         <w:rPr>
           <w:rtl/>
@@ -544,20 +502,14 @@
         </w:rPr>
         <w:t>يقود شعبه (</w:t>
       </w:r>
-      <w:hyperlink r:id="rId18">
-        <w:r>
-          <w:rPr>
-            <w:rtl/>
-            <w:cs/>
-            <w:lang w:val="ar_AE" w:bidi="ar_AE"/>
-          </w:rPr>
-          <w:rPr>
-            <w:color w:val="0000EE"/>
-            <w:u w:val="single"/>
-          </w:rPr>
-          <w:t>42:16</w:t>
-        </w:r>
-      </w:hyperlink>
+      <w:r>
+        <w:rPr>
+          <w:rtl/>
+          <w:cs/>
+          <w:lang w:val="ar_AE" w:bidi="ar_AE"/>
+        </w:rPr>
+        <w:t>42:16</w:t>
+      </w:r>
       <w:r>
         <w:rPr>
           <w:rtl/>
@@ -566,20 +518,14 @@
         </w:rPr>
         <w:t xml:space="preserve">; </w:t>
       </w:r>
-      <w:hyperlink r:id="rId20">
-        <w:r>
-          <w:rPr>
-            <w:rtl/>
-            <w:cs/>
-            <w:lang w:val="ar_AE" w:bidi="ar_AE"/>
-          </w:rPr>
-          <w:rPr>
-            <w:color w:val="0000EE"/>
-            <w:u w:val="single"/>
-          </w:rPr>
-          <w:t>58:11</w:t>
-        </w:r>
-      </w:hyperlink>
+      <w:r>
+        <w:rPr>
+          <w:rtl/>
+          <w:cs/>
+          <w:lang w:val="ar_AE" w:bidi="ar_AE"/>
+        </w:rPr>
+        <w:t>58:11</w:t>
+      </w:r>
       <w:r>
         <w:rPr>
           <w:rtl/>
@@ -588,20 +534,14 @@
         </w:rPr>
         <w:t xml:space="preserve">; </w:t>
       </w:r>
-      <w:hyperlink r:id="rId21">
-        <w:r>
-          <w:rPr>
-            <w:rtl/>
-            <w:cs/>
-            <w:lang w:val="ar_AE" w:bidi="ar_AE"/>
-          </w:rPr>
-          <w:rPr>
-            <w:color w:val="0000EE"/>
-            <w:u w:val="single"/>
-          </w:rPr>
-          <w:t>63:13</w:t>
-        </w:r>
-      </w:hyperlink>
+      <w:r>
+        <w:rPr>
+          <w:rtl/>
+          <w:cs/>
+          <w:lang w:val="ar_AE" w:bidi="ar_AE"/>
+        </w:rPr>
+        <w:t>63:13</w:t>
+      </w:r>
       <w:r>
         <w:rPr>
           <w:rtl/>
@@ -633,20 +573,14 @@
         </w:rPr>
         <w:t>يُطعمهم (</w:t>
       </w:r>
-      <w:hyperlink r:id="rId22">
-        <w:r>
-          <w:rPr>
-            <w:rtl/>
-            <w:cs/>
-            <w:lang w:val="ar_AE" w:bidi="ar_AE"/>
-          </w:rPr>
-          <w:rPr>
-            <w:color w:val="0000EE"/>
-            <w:u w:val="single"/>
-          </w:rPr>
-          <w:t>49:10</w:t>
-        </w:r>
-      </w:hyperlink>
+      <w:r>
+        <w:rPr>
+          <w:rtl/>
+          <w:cs/>
+          <w:lang w:val="ar_AE" w:bidi="ar_AE"/>
+        </w:rPr>
+        <w:t>49:10</w:t>
+      </w:r>
       <w:r>
         <w:rPr>
           <w:rtl/>
@@ -678,20 +612,14 @@
         </w:rPr>
         <w:t>يحميهم من الحر (</w:t>
       </w:r>
-      <w:hyperlink r:id="rId22">
-        <w:r>
-          <w:rPr>
-            <w:rtl/>
-            <w:cs/>
-            <w:lang w:val="ar_AE" w:bidi="ar_AE"/>
-          </w:rPr>
-          <w:rPr>
-            <w:color w:val="0000EE"/>
-            <w:u w:val="single"/>
-          </w:rPr>
-          <w:t>49:10</w:t>
-        </w:r>
-      </w:hyperlink>
+      <w:r>
+        <w:rPr>
+          <w:rtl/>
+          <w:cs/>
+          <w:lang w:val="ar_AE" w:bidi="ar_AE"/>
+        </w:rPr>
+        <w:t>49:10</w:t>
+      </w:r>
       <w:r>
         <w:rPr>
           <w:rtl/>
@@ -723,20 +651,14 @@
         </w:rPr>
         <w:t>يمنحهم القوة (</w:t>
       </w:r>
-      <w:hyperlink r:id="rId20">
-        <w:r>
-          <w:rPr>
-            <w:rtl/>
-            <w:cs/>
-            <w:lang w:val="ar_AE" w:bidi="ar_AE"/>
-          </w:rPr>
-          <w:rPr>
-            <w:color w:val="0000EE"/>
-            <w:u w:val="single"/>
-          </w:rPr>
-          <w:t>58:11</w:t>
-        </w:r>
-      </w:hyperlink>
+      <w:r>
+        <w:rPr>
+          <w:rtl/>
+          <w:cs/>
+          <w:lang w:val="ar_AE" w:bidi="ar_AE"/>
+        </w:rPr>
+        <w:t>58:11</w:t>
+      </w:r>
       <w:r>
         <w:rPr>
           <w:rtl/>
@@ -768,20 +690,14 @@
         </w:rPr>
         <w:t>يحول حزنهم إلى فرح عظيم (</w:t>
       </w:r>
-      <w:hyperlink r:id="rId23">
-        <w:r>
-          <w:rPr>
-            <w:rtl/>
-            <w:cs/>
-            <w:lang w:val="ar_AE" w:bidi="ar_AE"/>
-          </w:rPr>
-          <w:rPr>
-            <w:color w:val="0000EE"/>
-            <w:u w:val="single"/>
-          </w:rPr>
-          <w:t>51:3</w:t>
-        </w:r>
-      </w:hyperlink>
+      <w:r>
+        <w:rPr>
+          <w:rtl/>
+          <w:cs/>
+          <w:lang w:val="ar_AE" w:bidi="ar_AE"/>
+        </w:rPr>
+        <w:t>51:3</w:t>
+      </w:r>
       <w:r>
         <w:rPr>
           <w:rtl/>
@@ -813,20 +729,14 @@
         </w:rPr>
         <w:t>يسكب روحه عليهم (</w:t>
       </w:r>
-      <w:hyperlink r:id="rId24">
-        <w:r>
-          <w:rPr>
-            <w:rtl/>
-            <w:cs/>
-            <w:lang w:val="ar_AE" w:bidi="ar_AE"/>
-          </w:rPr>
-          <w:rPr>
-            <w:color w:val="0000EE"/>
-            <w:u w:val="single"/>
-          </w:rPr>
-          <w:t>44:3–4</w:t>
-        </w:r>
-      </w:hyperlink>
+      <w:r>
+        <w:rPr>
+          <w:rtl/>
+          <w:cs/>
+          <w:lang w:val="ar_AE" w:bidi="ar_AE"/>
+        </w:rPr>
+        <w:t>44:3–4</w:t>
+      </w:r>
       <w:r>
         <w:rPr>
           <w:rtl/>
@@ -888,20 +798,14 @@
           <w:lang w:val="ar_AE" w:bidi="ar_AE"/>
         </w:rPr>
       </w:r>
-      <w:hyperlink r:id="rId25">
-        <w:r>
-          <w:rPr>
-            <w:rtl/>
-            <w:cs/>
-            <w:lang w:val="ar_AE" w:bidi="ar_AE"/>
-          </w:rPr>
-          <w:rPr>
-            <w:color w:val="0000EE"/>
-            <w:u w:val="single"/>
-          </w:rPr>
-          <w:t>إشعياء 35:8–10</w:t>
-        </w:r>
-      </w:hyperlink>
+      <w:r>
+        <w:rPr>
+          <w:rtl/>
+          <w:cs/>
+          <w:lang w:val="ar_AE" w:bidi="ar_AE"/>
+        </w:rPr>
+        <w:t>إشعياء 35:8–10</w:t>
+      </w:r>
       <w:r>
         <w:rPr>
           <w:rtl/>
@@ -910,20 +814,14 @@
         </w:rPr>
         <w:t xml:space="preserve">; </w:t>
       </w:r>
-      <w:hyperlink r:id="rId26">
-        <w:r>
-          <w:rPr>
-            <w:rtl/>
-            <w:cs/>
-            <w:lang w:val="ar_AE" w:bidi="ar_AE"/>
-          </w:rPr>
-          <w:rPr>
-            <w:color w:val="0000EE"/>
-            <w:u w:val="single"/>
-          </w:rPr>
-          <w:t>42:14–16</w:t>
-        </w:r>
-      </w:hyperlink>
+      <w:r>
+        <w:rPr>
+          <w:rtl/>
+          <w:cs/>
+          <w:lang w:val="ar_AE" w:bidi="ar_AE"/>
+        </w:rPr>
+        <w:t>42:14–16</w:t>
+      </w:r>
       <w:r>
         <w:rPr>
           <w:rtl/>
@@ -932,20 +830,14 @@
         </w:rPr>
         <w:t xml:space="preserve">; </w:t>
       </w:r>
-      <w:hyperlink r:id="rId27">
-        <w:r>
-          <w:rPr>
-            <w:rtl/>
-            <w:cs/>
-            <w:lang w:val="ar_AE" w:bidi="ar_AE"/>
-          </w:rPr>
-          <w:rPr>
-            <w:color w:val="0000EE"/>
-            <w:u w:val="single"/>
-          </w:rPr>
-          <w:t>43:18–21</w:t>
-        </w:r>
-      </w:hyperlink>
+      <w:r>
+        <w:rPr>
+          <w:rtl/>
+          <w:cs/>
+          <w:lang w:val="ar_AE" w:bidi="ar_AE"/>
+        </w:rPr>
+        <w:t>43:18–21</w:t>
+      </w:r>
       <w:r>
         <w:rPr>
           <w:rtl/>
@@ -954,20 +846,14 @@
         </w:rPr>
         <w:t xml:space="preserve">; </w:t>
       </w:r>
-      <w:hyperlink r:id="rId24">
-        <w:r>
-          <w:rPr>
-            <w:rtl/>
-            <w:cs/>
-            <w:lang w:val="ar_AE" w:bidi="ar_AE"/>
-          </w:rPr>
-          <w:rPr>
-            <w:color w:val="0000EE"/>
-            <w:u w:val="single"/>
-          </w:rPr>
-          <w:t>44:3–4</w:t>
-        </w:r>
-      </w:hyperlink>
+      <w:r>
+        <w:rPr>
+          <w:rtl/>
+          <w:cs/>
+          <w:lang w:val="ar_AE" w:bidi="ar_AE"/>
+        </w:rPr>
+        <w:t>44:3–4</w:t>
+      </w:r>
       <w:r>
         <w:rPr>
           <w:rtl/>
@@ -976,20 +862,14 @@
         </w:rPr>
         <w:t xml:space="preserve">; </w:t>
       </w:r>
-      <w:hyperlink r:id="rId13">
-        <w:r>
-          <w:rPr>
-            <w:rtl/>
-            <w:cs/>
-            <w:lang w:val="ar_AE" w:bidi="ar_AE"/>
-          </w:rPr>
-          <w:rPr>
-            <w:color w:val="0000EE"/>
-            <w:u w:val="single"/>
-          </w:rPr>
-          <w:t>48:20–21</w:t>
-        </w:r>
-      </w:hyperlink>
+      <w:r>
+        <w:rPr>
+          <w:rtl/>
+          <w:cs/>
+          <w:lang w:val="ar_AE" w:bidi="ar_AE"/>
+        </w:rPr>
+        <w:t>48:20–21</w:t>
+      </w:r>
       <w:r>
         <w:rPr>
           <w:rtl/>
@@ -998,20 +878,14 @@
         </w:rPr>
         <w:t xml:space="preserve">; </w:t>
       </w:r>
-      <w:hyperlink r:id="rId28">
-        <w:r>
-          <w:rPr>
-            <w:rtl/>
-            <w:cs/>
-            <w:lang w:val="ar_AE" w:bidi="ar_AE"/>
-          </w:rPr>
-          <w:rPr>
-            <w:color w:val="0000EE"/>
-            <w:u w:val="single"/>
-          </w:rPr>
-          <w:t>49:9–12</w:t>
-        </w:r>
-      </w:hyperlink>
+      <w:r>
+        <w:rPr>
+          <w:rtl/>
+          <w:cs/>
+          <w:lang w:val="ar_AE" w:bidi="ar_AE"/>
+        </w:rPr>
+        <w:t>49:9–12</w:t>
+      </w:r>
       <w:r>
         <w:rPr>
           <w:rtl/>
@@ -1020,20 +894,14 @@
         </w:rPr>
         <w:t xml:space="preserve">; </w:t>
       </w:r>
-      <w:hyperlink r:id="rId29">
-        <w:r>
-          <w:rPr>
-            <w:rtl/>
-            <w:cs/>
-            <w:lang w:val="ar_AE" w:bidi="ar_AE"/>
-          </w:rPr>
-          <w:rPr>
-            <w:color w:val="0000EE"/>
-            <w:u w:val="single"/>
-          </w:rPr>
-          <w:t>52:11–12</w:t>
-        </w:r>
-      </w:hyperlink>
+      <w:r>
+        <w:rPr>
+          <w:rtl/>
+          <w:cs/>
+          <w:lang w:val="ar_AE" w:bidi="ar_AE"/>
+        </w:rPr>
+        <w:t>52:11–12</w:t>
+      </w:r>
       <w:r>
         <w:rPr>
           <w:rtl/>
@@ -1042,20 +910,14 @@
         </w:rPr>
         <w:t xml:space="preserve">; </w:t>
       </w:r>
-      <w:hyperlink r:id="rId30">
-        <w:r>
-          <w:rPr>
-            <w:rtl/>
-            <w:cs/>
-            <w:lang w:val="ar_AE" w:bidi="ar_AE"/>
-          </w:rPr>
-          <w:rPr>
-            <w:color w:val="0000EE"/>
-            <w:u w:val="single"/>
-          </w:rPr>
-          <w:t>58:8–12</w:t>
-        </w:r>
-      </w:hyperlink>
+      <w:r>
+        <w:rPr>
+          <w:rtl/>
+          <w:cs/>
+          <w:lang w:val="ar_AE" w:bidi="ar_AE"/>
+        </w:rPr>
+        <w:t>58:8–12</w:t>
+      </w:r>
       <w:r>
         <w:rPr>
           <w:rtl/>
@@ -1064,20 +926,14 @@
         </w:rPr>
         <w:t xml:space="preserve">; </w:t>
       </w:r>
-      <w:hyperlink r:id="rId31">
-        <w:r>
-          <w:rPr>
-            <w:rtl/>
-            <w:cs/>
-            <w:lang w:val="ar_AE" w:bidi="ar_AE"/>
-          </w:rPr>
-          <w:rPr>
-            <w:color w:val="0000EE"/>
-            <w:u w:val="single"/>
-          </w:rPr>
-          <w:t>إرميا 31:2–17</w:t>
-        </w:r>
-      </w:hyperlink>
+      <w:r>
+        <w:rPr>
+          <w:rtl/>
+          <w:cs/>
+          <w:lang w:val="ar_AE" w:bidi="ar_AE"/>
+        </w:rPr>
+        <w:t>إرميا 31:2–17</w:t>
+      </w:r>
       <w:r>
         <w:rPr>
           <w:rtl/>
@@ -1086,20 +942,14 @@
         </w:rPr>
         <w:t xml:space="preserve">; </w:t>
       </w:r>
-      <w:hyperlink r:id="rId32">
-        <w:r>
-          <w:rPr>
-            <w:rtl/>
-            <w:cs/>
-            <w:lang w:val="ar_AE" w:bidi="ar_AE"/>
-          </w:rPr>
-          <w:rPr>
-            <w:color w:val="0000EE"/>
-            <w:u w:val="single"/>
-          </w:rPr>
-          <w:t>يوئيل 3:17–21</w:t>
-        </w:r>
-      </w:hyperlink>
+      <w:r>
+        <w:rPr>
+          <w:rtl/>
+          <w:cs/>
+          <w:lang w:val="ar_AE" w:bidi="ar_AE"/>
+        </w:rPr>
+        <w:t>يوئيل 3:17–21</w:t>
+      </w:r>
       <w:r>
         <w:rPr>
           <w:rtl/>
@@ -1108,20 +958,14 @@
         </w:rPr>
         <w:t xml:space="preserve">; </w:t>
       </w:r>
-      <w:hyperlink r:id="rId33">
-        <w:r>
-          <w:rPr>
-            <w:rtl/>
-            <w:cs/>
-            <w:lang w:val="ar_AE" w:bidi="ar_AE"/>
-          </w:rPr>
-          <w:rPr>
-            <w:color w:val="0000EE"/>
-            <w:u w:val="single"/>
-          </w:rPr>
-          <w:t>لوقا 1:78–79</w:t>
-        </w:r>
-      </w:hyperlink>
+      <w:r>
+        <w:rPr>
+          <w:rtl/>
+          <w:cs/>
+          <w:lang w:val="ar_AE" w:bidi="ar_AE"/>
+        </w:rPr>
+        <w:t>لوقا 1:78–79</w:t>
+      </w:r>
       <w:r>
         <w:rPr>
           <w:rtl/>
@@ -1130,20 +974,14 @@
         </w:rPr>
         <w:t xml:space="preserve">; </w:t>
       </w:r>
-      <w:hyperlink r:id="rId34">
-        <w:r>
-          <w:rPr>
-            <w:rtl/>
-            <w:cs/>
-            <w:lang w:val="ar_AE" w:bidi="ar_AE"/>
-          </w:rPr>
-          <w:rPr>
-            <w:color w:val="0000EE"/>
-            <w:u w:val="single"/>
-          </w:rPr>
-          <w:t>يوحنّا 7:38</w:t>
-        </w:r>
-      </w:hyperlink>
+      <w:r>
+        <w:rPr>
+          <w:rtl/>
+          <w:cs/>
+          <w:lang w:val="ar_AE" w:bidi="ar_AE"/>
+        </w:rPr>
+        <w:t>يوحنّا 7:38</w:t>
+      </w:r>
       <w:r>
         <w:rPr>
           <w:rtl/>
@@ -1152,20 +990,14 @@
         </w:rPr>
         <w:t xml:space="preserve">; </w:t>
       </w:r>
-      <w:hyperlink r:id="rId35">
-        <w:r>
-          <w:rPr>
-            <w:rtl/>
-            <w:cs/>
-            <w:lang w:val="ar_AE" w:bidi="ar_AE"/>
-          </w:rPr>
-          <w:rPr>
-            <w:color w:val="0000EE"/>
-            <w:u w:val="single"/>
-          </w:rPr>
-          <w:t>15:19</w:t>
-        </w:r>
-      </w:hyperlink>
+      <w:r>
+        <w:rPr>
+          <w:rtl/>
+          <w:cs/>
+          <w:lang w:val="ar_AE" w:bidi="ar_AE"/>
+        </w:rPr>
+        <w:t>15:19</w:t>
+      </w:r>
       <w:r>
         <w:rPr>
           <w:rtl/>
@@ -1174,20 +1006,14 @@
         </w:rPr>
         <w:t xml:space="preserve">; </w:t>
       </w:r>
-      <w:hyperlink r:id="rId36">
-        <w:r>
-          <w:rPr>
-            <w:rtl/>
-            <w:cs/>
-            <w:lang w:val="ar_AE" w:bidi="ar_AE"/>
-          </w:rPr>
-          <w:rPr>
-            <w:color w:val="0000EE"/>
-            <w:u w:val="single"/>
-          </w:rPr>
-          <w:t>2 كورنثوس 5:17</w:t>
-        </w:r>
-      </w:hyperlink>
+      <w:r>
+        <w:rPr>
+          <w:rtl/>
+          <w:cs/>
+          <w:lang w:val="ar_AE" w:bidi="ar_AE"/>
+        </w:rPr>
+        <w:t>2 كورنثوس 5:17</w:t>
+      </w:r>
       <w:r>
         <w:rPr>
           <w:rtl/>
@@ -1196,20 +1022,14 @@
         </w:rPr>
         <w:t xml:space="preserve">; </w:t>
       </w:r>
-      <w:hyperlink r:id="rId37">
-        <w:r>
-          <w:rPr>
-            <w:rtl/>
-            <w:cs/>
-            <w:lang w:val="ar_AE" w:bidi="ar_AE"/>
-          </w:rPr>
-          <w:rPr>
-            <w:color w:val="0000EE"/>
-            <w:u w:val="single"/>
-          </w:rPr>
-          <w:t>6:17–18</w:t>
-        </w:r>
-      </w:hyperlink>
+      <w:r>
+        <w:rPr>
+          <w:rtl/>
+          <w:cs/>
+          <w:lang w:val="ar_AE" w:bidi="ar_AE"/>
+        </w:rPr>
+        <w:t>6:17–18</w:t>
+      </w:r>
       <w:r>
         <w:rPr>
           <w:rtl/>
@@ -1218,20 +1038,14 @@
         </w:rPr>
         <w:t xml:space="preserve">; </w:t>
       </w:r>
-      <w:hyperlink r:id="rId38">
-        <w:r>
-          <w:rPr>
-            <w:rtl/>
-            <w:cs/>
-            <w:lang w:val="ar_AE" w:bidi="ar_AE"/>
-          </w:rPr>
-          <w:rPr>
-            <w:color w:val="0000EE"/>
-            <w:u w:val="single"/>
-          </w:rPr>
-          <w:t>أفسس 5:8</w:t>
-        </w:r>
-      </w:hyperlink>
+      <w:r>
+        <w:rPr>
+          <w:rtl/>
+          <w:cs/>
+          <w:lang w:val="ar_AE" w:bidi="ar_AE"/>
+        </w:rPr>
+        <w:t>أفسس 5:8</w:t>
+      </w:r>
       <w:r>
         <w:rPr>
           <w:rtl/>
@@ -1240,20 +1054,14 @@
         </w:rPr>
         <w:t xml:space="preserve">; </w:t>
       </w:r>
-      <w:hyperlink r:id="rId39">
-        <w:r>
-          <w:rPr>
-            <w:rtl/>
-            <w:cs/>
-            <w:lang w:val="ar_AE" w:bidi="ar_AE"/>
-          </w:rPr>
-          <w:rPr>
-            <w:color w:val="0000EE"/>
-            <w:u w:val="single"/>
-          </w:rPr>
-          <w:t>كولوسي 1:13</w:t>
-        </w:r>
-      </w:hyperlink>
+      <w:r>
+        <w:rPr>
+          <w:rtl/>
+          <w:cs/>
+          <w:lang w:val="ar_AE" w:bidi="ar_AE"/>
+        </w:rPr>
+        <w:t>كولوسي 1:13</w:t>
+      </w:r>
       <w:r>
         <w:rPr>
           <w:rtl/>
@@ -1262,20 +1070,14 @@
         </w:rPr>
         <w:t xml:space="preserve">; </w:t>
       </w:r>
-      <w:hyperlink r:id="rId40">
-        <w:r>
-          <w:rPr>
-            <w:rtl/>
-            <w:cs/>
-            <w:lang w:val="ar_AE" w:bidi="ar_AE"/>
-          </w:rPr>
-          <w:rPr>
-            <w:color w:val="0000EE"/>
-            <w:u w:val="single"/>
-          </w:rPr>
-          <w:t>عبرانيين 13:12–14</w:t>
-        </w:r>
-      </w:hyperlink>
+      <w:r>
+        <w:rPr>
+          <w:rtl/>
+          <w:cs/>
+          <w:lang w:val="ar_AE" w:bidi="ar_AE"/>
+        </w:rPr>
+        <w:t>عبرانيين 13:12–14</w:t>
+      </w:r>
       <w:r>
         <w:rPr>
           <w:rtl/>
@@ -1284,20 +1086,14 @@
         </w:rPr>
         <w:t xml:space="preserve">; </w:t>
       </w:r>
-      <w:hyperlink r:id="rId41">
-        <w:r>
-          <w:rPr>
-            <w:rtl/>
-            <w:cs/>
-            <w:lang w:val="ar_AE" w:bidi="ar_AE"/>
-          </w:rPr>
-          <w:rPr>
-            <w:color w:val="0000EE"/>
-            <w:u w:val="single"/>
-          </w:rPr>
-          <w:t>رؤيا 7:16</w:t>
-        </w:r>
-      </w:hyperlink>
+      <w:r>
+        <w:rPr>
+          <w:rtl/>
+          <w:cs/>
+          <w:lang w:val="ar_AE" w:bidi="ar_AE"/>
+        </w:rPr>
+        <w:t>رؤيا 7:16</w:t>
+      </w:r>
       <w:r>
         <w:rPr>
           <w:rtl/>
@@ -1365,20 +1161,14 @@
         </w:rPr>
         <w:t>وعد الله الملك داود بأن نسله سيبقى إلى الأبد (</w:t>
       </w:r>
-      <w:hyperlink r:id="rId42">
-        <w:r>
-          <w:rPr>
-            <w:rtl/>
-            <w:cs/>
-            <w:lang w:val="ar_AE" w:bidi="ar_AE"/>
-          </w:rPr>
-          <w:rPr>
-            <w:color w:val="0000EE"/>
-            <w:u w:val="single"/>
-          </w:rPr>
-          <w:t xml:space="preserve">2 صموئيل 7:11–16 </w:t>
-        </w:r>
-      </w:hyperlink>
+      <w:r>
+        <w:rPr>
+          <w:rtl/>
+          <w:cs/>
+          <w:lang w:val="ar_AE" w:bidi="ar_AE"/>
+        </w:rPr>
+        <w:t xml:space="preserve">2 صموئيل 7:11–16 </w:t>
+      </w:r>
       <w:r>
         <w:rPr>
           <w:rtl/>
@@ -1387,20 +1177,14 @@
         </w:rPr>
         <w:t xml:space="preserve">والمقطع الموازي نجده في </w:t>
       </w:r>
-      <w:hyperlink r:id="rId43">
-        <w:r>
-          <w:rPr>
-            <w:rtl/>
-            <w:cs/>
-            <w:lang w:val="ar_AE" w:bidi="ar_AE"/>
-          </w:rPr>
-          <w:rPr>
-            <w:color w:val="0000EE"/>
-            <w:u w:val="single"/>
-          </w:rPr>
-          <w:t>1 أخبار الأيام 17:9–14</w:t>
-        </w:r>
-      </w:hyperlink>
+      <w:r>
+        <w:rPr>
+          <w:rtl/>
+          <w:cs/>
+          <w:lang w:val="ar_AE" w:bidi="ar_AE"/>
+        </w:rPr>
+        <w:t>1 أخبار الأيام 17:9–14</w:t>
+      </w:r>
       <w:r>
         <w:rPr>
           <w:rtl/>
@@ -1409,20 +1193,14 @@
         </w:rPr>
         <w:t xml:space="preserve">). ومع ذلك، عاش كاتب أخبار الأيام (المعروف بالمؤرّخ) في زمن بدا فيه أن نسل داود قد انقطع. فمع أن نسل داود قد استمر، إلا أنه لم يكن هناك أي ملك من نسله يجلس على العرش منذ سبي يهوذا إلى بابل قبل أكثر من 150 عامًا (انظر </w:t>
       </w:r>
-      <w:hyperlink r:id="rId44">
-        <w:r>
-          <w:rPr>
-            <w:rtl/>
-            <w:cs/>
-            <w:lang w:val="ar_AE" w:bidi="ar_AE"/>
-          </w:rPr>
-          <w:rPr>
-            <w:color w:val="0000EE"/>
-            <w:u w:val="single"/>
-          </w:rPr>
-          <w:t>1 أخبار الأيام 3:1–24</w:t>
-        </w:r>
-      </w:hyperlink>
+      <w:r>
+        <w:rPr>
+          <w:rtl/>
+          <w:cs/>
+          <w:lang w:val="ar_AE" w:bidi="ar_AE"/>
+        </w:rPr>
+        <w:t>1 أخبار الأيام 3:1–24</w:t>
+      </w:r>
       <w:r>
         <w:rPr>
           <w:rtl/>
@@ -1467,20 +1245,14 @@
         </w:rPr>
         <w:t>" فحتى احتمال السبي لا يلغي الرجاء في وعد الله بسلالة مَلَكية. لقد كان الوعد مستمرًا ليتحقق في المستقبل حين يرث العرش أحد أحفاد نسل داود (</w:t>
       </w:r>
-      <w:hyperlink r:id="rId45">
-        <w:r>
-          <w:rPr>
-            <w:rtl/>
-            <w:cs/>
-            <w:lang w:val="ar_AE" w:bidi="ar_AE"/>
-          </w:rPr>
-          <w:rPr>
-            <w:color w:val="0000EE"/>
-            <w:u w:val="single"/>
-          </w:rPr>
-          <w:t>1 أخبار الأيام 17:11</w:t>
-        </w:r>
-      </w:hyperlink>
+      <w:r>
+        <w:rPr>
+          <w:rtl/>
+          <w:cs/>
+          <w:lang w:val="ar_AE" w:bidi="ar_AE"/>
+        </w:rPr>
+        <w:t>1 أخبار الأيام 17:11</w:t>
+      </w:r>
       <w:r>
         <w:rPr>
           <w:rtl/>
@@ -1545,20 +1317,14 @@
         </w:rPr>
         <w:t xml:space="preserve">لقد حقق ميلاد يسوع، ابن داود، رجاء المؤرّخ لإسرائيل. لقد كان يسوع هو التلبية لتوقّع المؤرخ بقدوم ملك جديد (انظر </w:t>
       </w:r>
-      <w:hyperlink r:id="rId46">
-        <w:r>
-          <w:rPr>
-            <w:rtl/>
-            <w:cs/>
-            <w:lang w:val="ar_AE" w:bidi="ar_AE"/>
-          </w:rPr>
-          <w:rPr>
-            <w:color w:val="0000EE"/>
-            <w:u w:val="single"/>
-          </w:rPr>
-          <w:t>متّى 1:1–17</w:t>
-        </w:r>
-      </w:hyperlink>
+      <w:r>
+        <w:rPr>
+          <w:rtl/>
+          <w:cs/>
+          <w:lang w:val="ar_AE" w:bidi="ar_AE"/>
+        </w:rPr>
+        <w:t>متّى 1:1–17</w:t>
+      </w:r>
       <w:r>
         <w:rPr>
           <w:rtl/>
@@ -1567,20 +1333,14 @@
         </w:rPr>
         <w:t>). ويمتد ملكوت الملك ليشمل جميع الأمم (</w:t>
       </w:r>
-      <w:hyperlink r:id="rId47">
-        <w:r>
-          <w:rPr>
-            <w:rtl/>
-            <w:cs/>
-            <w:lang w:val="ar_AE" w:bidi="ar_AE"/>
-          </w:rPr>
-          <w:rPr>
-            <w:color w:val="0000EE"/>
-            <w:u w:val="single"/>
-          </w:rPr>
-          <w:t>إشعياء 49:6</w:t>
-        </w:r>
-      </w:hyperlink>
+      <w:r>
+        <w:rPr>
+          <w:rtl/>
+          <w:cs/>
+          <w:lang w:val="ar_AE" w:bidi="ar_AE"/>
+        </w:rPr>
+        <w:t>إشعياء 49:6</w:t>
+      </w:r>
       <w:r>
         <w:rPr>
           <w:rtl/>
@@ -1605,20 +1365,14 @@
         </w:rPr>
         <w:t>" (</w:t>
       </w:r>
-      <w:hyperlink r:id="rId48">
-        <w:r>
-          <w:rPr>
-            <w:rtl/>
-            <w:cs/>
-            <w:lang w:val="ar_AE" w:bidi="ar_AE"/>
-          </w:rPr>
-          <w:rPr>
-            <w:color w:val="0000EE"/>
-            <w:u w:val="single"/>
-          </w:rPr>
-          <w:t>زكريّا 9:10</w:t>
-        </w:r>
-      </w:hyperlink>
+      <w:r>
+        <w:rPr>
+          <w:rtl/>
+          <w:cs/>
+          <w:lang w:val="ar_AE" w:bidi="ar_AE"/>
+        </w:rPr>
+        <w:t>زكريّا 9:10</w:t>
+      </w:r>
       <w:r>
         <w:rPr>
           <w:rtl/>
@@ -1660,20 +1414,14 @@
           <w:lang w:val="ar_AE" w:bidi="ar_AE"/>
         </w:rPr>
       </w:r>
-      <w:hyperlink r:id="rId49">
-        <w:r>
-          <w:rPr>
-            <w:rtl/>
-            <w:cs/>
-            <w:lang w:val="ar_AE" w:bidi="ar_AE"/>
-          </w:rPr>
-          <w:rPr>
-            <w:color w:val="0000EE"/>
-            <w:u w:val="single"/>
-          </w:rPr>
-          <w:t>تكوين 49:8–12</w:t>
-        </w:r>
-      </w:hyperlink>
+      <w:r>
+        <w:rPr>
+          <w:rtl/>
+          <w:cs/>
+          <w:lang w:val="ar_AE" w:bidi="ar_AE"/>
+        </w:rPr>
+        <w:t>تكوين 49:8–12</w:t>
+      </w:r>
       <w:r>
         <w:rPr>
           <w:rtl/>
@@ -1682,20 +1430,14 @@
         </w:rPr>
         <w:t xml:space="preserve">; </w:t>
       </w:r>
-      <w:hyperlink r:id="rId50">
-        <w:r>
-          <w:rPr>
-            <w:rtl/>
-            <w:cs/>
-            <w:lang w:val="ar_AE" w:bidi="ar_AE"/>
-          </w:rPr>
-          <w:rPr>
-            <w:color w:val="0000EE"/>
-            <w:u w:val="single"/>
-          </w:rPr>
-          <w:t>1 أخبار الأيام 5:1–2</w:t>
-        </w:r>
-      </w:hyperlink>
+      <w:r>
+        <w:rPr>
+          <w:rtl/>
+          <w:cs/>
+          <w:lang w:val="ar_AE" w:bidi="ar_AE"/>
+        </w:rPr>
+        <w:t>1 أخبار الأيام 5:1–2</w:t>
+      </w:r>
       <w:r>
         <w:rPr>
           <w:rtl/>
@@ -1704,20 +1446,14 @@
         </w:rPr>
         <w:t xml:space="preserve">; </w:t>
       </w:r>
-      <w:hyperlink r:id="rId51">
-        <w:r>
-          <w:rPr>
-            <w:rtl/>
-            <w:cs/>
-            <w:lang w:val="ar_AE" w:bidi="ar_AE"/>
-          </w:rPr>
-          <w:rPr>
-            <w:color w:val="0000EE"/>
-            <w:u w:val="single"/>
-          </w:rPr>
-          <w:t>17:1–15</w:t>
-        </w:r>
-      </w:hyperlink>
+      <w:r>
+        <w:rPr>
+          <w:rtl/>
+          <w:cs/>
+          <w:lang w:val="ar_AE" w:bidi="ar_AE"/>
+        </w:rPr>
+        <w:t>17:1–15</w:t>
+      </w:r>
       <w:r>
         <w:rPr>
           <w:rtl/>
@@ -1726,20 +1462,14 @@
         </w:rPr>
         <w:t xml:space="preserve">; </w:t>
       </w:r>
-      <w:hyperlink r:id="rId52">
-        <w:r>
-          <w:rPr>
-            <w:rtl/>
-            <w:cs/>
-            <w:lang w:val="ar_AE" w:bidi="ar_AE"/>
-          </w:rPr>
-          <w:rPr>
-            <w:color w:val="0000EE"/>
-            <w:u w:val="single"/>
-          </w:rPr>
-          <w:t>22:6–13</w:t>
-        </w:r>
-      </w:hyperlink>
+      <w:r>
+        <w:rPr>
+          <w:rtl/>
+          <w:cs/>
+          <w:lang w:val="ar_AE" w:bidi="ar_AE"/>
+        </w:rPr>
+        <w:t>22:6–13</w:t>
+      </w:r>
       <w:r>
         <w:rPr>
           <w:rtl/>
@@ -1748,20 +1478,14 @@
         </w:rPr>
         <w:t xml:space="preserve">; </w:t>
       </w:r>
-      <w:hyperlink r:id="rId53">
-        <w:r>
-          <w:rPr>
-            <w:rtl/>
-            <w:cs/>
-            <w:lang w:val="ar_AE" w:bidi="ar_AE"/>
-          </w:rPr>
-          <w:rPr>
-            <w:color w:val="0000EE"/>
-            <w:u w:val="single"/>
-          </w:rPr>
-          <w:t>28:4–7</w:t>
-        </w:r>
-      </w:hyperlink>
+      <w:r>
+        <w:rPr>
+          <w:rtl/>
+          <w:cs/>
+          <w:lang w:val="ar_AE" w:bidi="ar_AE"/>
+        </w:rPr>
+        <w:t>28:4–7</w:t>
+      </w:r>
       <w:r>
         <w:rPr>
           <w:rtl/>
@@ -1770,20 +1494,14 @@
         </w:rPr>
         <w:t xml:space="preserve">; </w:t>
       </w:r>
-      <w:hyperlink r:id="rId54">
-        <w:r>
-          <w:rPr>
-            <w:rtl/>
-            <w:cs/>
-            <w:lang w:val="ar_AE" w:bidi="ar_AE"/>
-          </w:rPr>
-          <w:rPr>
-            <w:color w:val="0000EE"/>
-            <w:u w:val="single"/>
-          </w:rPr>
-          <w:t>مزامير 78:67–72</w:t>
-        </w:r>
-      </w:hyperlink>
+      <w:r>
+        <w:rPr>
+          <w:rtl/>
+          <w:cs/>
+          <w:lang w:val="ar_AE" w:bidi="ar_AE"/>
+        </w:rPr>
+        <w:t>مزامير 78:67–72</w:t>
+      </w:r>
       <w:r>
         <w:rPr>
           <w:rtl/>
@@ -1792,20 +1510,14 @@
         </w:rPr>
         <w:t xml:space="preserve">; </w:t>
       </w:r>
-      <w:hyperlink r:id="rId55">
-        <w:r>
-          <w:rPr>
-            <w:rtl/>
-            <w:cs/>
-            <w:lang w:val="ar_AE" w:bidi="ar_AE"/>
-          </w:rPr>
-          <w:rPr>
-            <w:color w:val="0000EE"/>
-            <w:u w:val="single"/>
-          </w:rPr>
-          <w:t>132:11–12</w:t>
-        </w:r>
-      </w:hyperlink>
+      <w:r>
+        <w:rPr>
+          <w:rtl/>
+          <w:cs/>
+          <w:lang w:val="ar_AE" w:bidi="ar_AE"/>
+        </w:rPr>
+        <w:t>132:11–12</w:t>
+      </w:r>
       <w:r>
         <w:rPr>
           <w:rtl/>
@@ -1814,20 +1526,14 @@
         </w:rPr>
         <w:t xml:space="preserve">; </w:t>
       </w:r>
-      <w:hyperlink r:id="rId56">
-        <w:r>
-          <w:rPr>
-            <w:rtl/>
-            <w:cs/>
-            <w:lang w:val="ar_AE" w:bidi="ar_AE"/>
-          </w:rPr>
-          <w:rPr>
-            <w:color w:val="0000EE"/>
-            <w:u w:val="single"/>
-          </w:rPr>
-          <w:t>عاموس 9:11–12</w:t>
-        </w:r>
-      </w:hyperlink>
+      <w:r>
+        <w:rPr>
+          <w:rtl/>
+          <w:cs/>
+          <w:lang w:val="ar_AE" w:bidi="ar_AE"/>
+        </w:rPr>
+        <w:t>عاموس 9:11–12</w:t>
+      </w:r>
       <w:r>
         <w:rPr>
           <w:rtl/>
@@ -1836,20 +1542,14 @@
         </w:rPr>
         <w:t xml:space="preserve">; </w:t>
       </w:r>
-      <w:hyperlink r:id="rId46">
-        <w:r>
-          <w:rPr>
-            <w:rtl/>
-            <w:cs/>
-            <w:lang w:val="ar_AE" w:bidi="ar_AE"/>
-          </w:rPr>
-          <w:rPr>
-            <w:color w:val="0000EE"/>
-            <w:u w:val="single"/>
-          </w:rPr>
-          <w:t>متى 1:1–17</w:t>
-        </w:r>
-      </w:hyperlink>
+      <w:r>
+        <w:rPr>
+          <w:rtl/>
+          <w:cs/>
+          <w:lang w:val="ar_AE" w:bidi="ar_AE"/>
+        </w:rPr>
+        <w:t>متى 1:1–17</w:t>
+      </w:r>
       <w:r>
         <w:rPr>
           <w:rtl/>
@@ -1858,20 +1558,14 @@
         </w:rPr>
         <w:t xml:space="preserve">; </w:t>
       </w:r>
-      <w:hyperlink r:id="rId57">
-        <w:r>
-          <w:rPr>
-            <w:rtl/>
-            <w:cs/>
-            <w:lang w:val="ar_AE" w:bidi="ar_AE"/>
-          </w:rPr>
-          <w:rPr>
-            <w:color w:val="0000EE"/>
-            <w:u w:val="single"/>
-          </w:rPr>
-          <w:t>22:41–46</w:t>
-        </w:r>
-      </w:hyperlink>
+      <w:r>
+        <w:rPr>
+          <w:rtl/>
+          <w:cs/>
+          <w:lang w:val="ar_AE" w:bidi="ar_AE"/>
+        </w:rPr>
+        <w:t>22:41–46</w:t>
+      </w:r>
       <w:r>
         <w:rPr>
           <w:rtl/>
@@ -1939,20 +1633,14 @@
         </w:rPr>
         <w:t xml:space="preserve">في بعض الأحيان يطلب الله من الناس مشاركة الأخبار السارة المختصة بالرب يسوع مع جمهور صعب. قد يقاوم المستمعون الحق الإلهي، ويرفضون كلًا من الرسالة والرسول. صح هذا بشكل خاص مع أنبياء العهد القديم، الذين نقلوا رسائل لم يرغب الناس في سماعها، في كثير من الأحيان. (انظر </w:t>
       </w:r>
-      <w:hyperlink r:id="rId58">
-        <w:r>
-          <w:rPr>
-            <w:rtl/>
-            <w:cs/>
-            <w:lang w:val="ar_AE" w:bidi="ar_AE"/>
-          </w:rPr>
-          <w:rPr>
-            <w:color w:val="0000EE"/>
-            <w:u w:val="single"/>
-          </w:rPr>
-          <w:t>إرميا 26:7–9</w:t>
-        </w:r>
-      </w:hyperlink>
+      <w:r>
+        <w:rPr>
+          <w:rtl/>
+          <w:cs/>
+          <w:lang w:val="ar_AE" w:bidi="ar_AE"/>
+        </w:rPr>
+        <w:t>إرميا 26:7–9</w:t>
+      </w:r>
       <w:r>
         <w:rPr>
           <w:rtl/>
@@ -1961,20 +1649,14 @@
         </w:rPr>
         <w:t xml:space="preserve">; </w:t>
       </w:r>
-      <w:hyperlink r:id="rId59">
-        <w:r>
-          <w:rPr>
-            <w:rtl/>
-            <w:cs/>
-            <w:lang w:val="ar_AE" w:bidi="ar_AE"/>
-          </w:rPr>
-          <w:rPr>
-            <w:color w:val="0000EE"/>
-            <w:u w:val="single"/>
-          </w:rPr>
-          <w:t>38:1–6</w:t>
-        </w:r>
-      </w:hyperlink>
+      <w:r>
+        <w:rPr>
+          <w:rtl/>
+          <w:cs/>
+          <w:lang w:val="ar_AE" w:bidi="ar_AE"/>
+        </w:rPr>
+        <w:t>38:1–6</w:t>
+      </w:r>
       <w:r>
         <w:rPr>
           <w:rtl/>
@@ -1983,20 +1665,14 @@
         </w:rPr>
         <w:t xml:space="preserve">; </w:t>
       </w:r>
-      <w:hyperlink r:id="rId60">
-        <w:r>
-          <w:rPr>
-            <w:rtl/>
-            <w:cs/>
-            <w:lang w:val="ar_AE" w:bidi="ar_AE"/>
-          </w:rPr>
-          <w:rPr>
-            <w:color w:val="0000EE"/>
-            <w:u w:val="single"/>
-          </w:rPr>
-          <w:t>عاموس 7:10–13</w:t>
-        </w:r>
-      </w:hyperlink>
+      <w:r>
+        <w:rPr>
+          <w:rtl/>
+          <w:cs/>
+          <w:lang w:val="ar_AE" w:bidi="ar_AE"/>
+        </w:rPr>
+        <w:t>عاموس 7:10–13</w:t>
+      </w:r>
       <w:r>
         <w:rPr>
           <w:rtl/>
@@ -2048,20 +1724,14 @@
         </w:rPr>
         <w:t>يشعورون بخيبة الأمل (</w:t>
       </w:r>
-      <w:hyperlink r:id="rId61">
-        <w:r>
-          <w:rPr>
-            <w:rtl/>
-            <w:cs/>
-            <w:lang w:val="ar_AE" w:bidi="ar_AE"/>
-          </w:rPr>
-          <w:rPr>
-            <w:color w:val="0000EE"/>
-            <w:u w:val="single"/>
-          </w:rPr>
-          <w:t>ملاخي 1:2</w:t>
-        </w:r>
-      </w:hyperlink>
+      <w:r>
+        <w:rPr>
+          <w:rtl/>
+          <w:cs/>
+          <w:lang w:val="ar_AE" w:bidi="ar_AE"/>
+        </w:rPr>
+        <w:t>ملاخي 1:2</w:t>
+      </w:r>
       <w:r>
         <w:rPr>
           <w:rtl/>
@@ -2093,20 +1763,14 @@
         </w:rPr>
         <w:t>لديهم انعدام الثقة (</w:t>
       </w:r>
-      <w:hyperlink r:id="rId62">
-        <w:r>
-          <w:rPr>
-            <w:rtl/>
-            <w:cs/>
-            <w:lang w:val="ar_AE" w:bidi="ar_AE"/>
-          </w:rPr>
-          <w:rPr>
-            <w:color w:val="0000EE"/>
-            <w:u w:val="single"/>
-          </w:rPr>
-          <w:t>1:7</w:t>
-        </w:r>
-      </w:hyperlink>
+      <w:r>
+        <w:rPr>
+          <w:rtl/>
+          <w:cs/>
+          <w:lang w:val="ar_AE" w:bidi="ar_AE"/>
+        </w:rPr>
+        <w:t>1:7</w:t>
+      </w:r>
       <w:r>
         <w:rPr>
           <w:rtl/>
@@ -2115,20 +1779,14 @@
         </w:rPr>
         <w:t xml:space="preserve">; </w:t>
       </w:r>
-      <w:hyperlink r:id="rId63">
-        <w:r>
-          <w:rPr>
-            <w:rtl/>
-            <w:cs/>
-            <w:lang w:val="ar_AE" w:bidi="ar_AE"/>
-          </w:rPr>
-          <w:rPr>
-            <w:color w:val="0000EE"/>
-            <w:u w:val="single"/>
-          </w:rPr>
-          <w:t>2:2</w:t>
-        </w:r>
-      </w:hyperlink>
+      <w:r>
+        <w:rPr>
+          <w:rtl/>
+          <w:cs/>
+          <w:lang w:val="ar_AE" w:bidi="ar_AE"/>
+        </w:rPr>
+        <w:t>2:2</w:t>
+      </w:r>
       <w:r>
         <w:rPr>
           <w:rtl/>
@@ -2160,20 +1818,14 @@
         </w:rPr>
         <w:t>غير مكترثين (</w:t>
       </w:r>
-      <w:hyperlink r:id="rId64">
-        <w:r>
-          <w:rPr>
-            <w:rtl/>
-            <w:cs/>
-            <w:lang w:val="ar_AE" w:bidi="ar_AE"/>
-          </w:rPr>
-          <w:rPr>
-            <w:color w:val="0000EE"/>
-            <w:u w:val="single"/>
-          </w:rPr>
-          <w:t>2:13–16</w:t>
-        </w:r>
-      </w:hyperlink>
+      <w:r>
+        <w:rPr>
+          <w:rtl/>
+          <w:cs/>
+          <w:lang w:val="ar_AE" w:bidi="ar_AE"/>
+        </w:rPr>
+        <w:t>2:13–16</w:t>
+      </w:r>
       <w:r>
         <w:rPr>
           <w:rtl/>
@@ -2205,20 +1857,14 @@
         </w:rPr>
         <w:t>غير صادقين (</w:t>
       </w:r>
-      <w:hyperlink r:id="rId65">
-        <w:r>
-          <w:rPr>
-            <w:rtl/>
-            <w:cs/>
-            <w:lang w:val="ar_AE" w:bidi="ar_AE"/>
-          </w:rPr>
-          <w:rPr>
-            <w:color w:val="0000EE"/>
-            <w:u w:val="single"/>
-          </w:rPr>
-          <w:t>3:5</w:t>
-        </w:r>
-      </w:hyperlink>
+      <w:r>
+        <w:rPr>
+          <w:rtl/>
+          <w:cs/>
+          <w:lang w:val="ar_AE" w:bidi="ar_AE"/>
+        </w:rPr>
+        <w:t>3:5</w:t>
+      </w:r>
       <w:r>
         <w:rPr>
           <w:rtl/>
@@ -2250,20 +1896,14 @@
         </w:rPr>
         <w:t>غير مهتمين (</w:t>
       </w:r>
-      <w:hyperlink r:id="rId66">
-        <w:r>
-          <w:rPr>
-            <w:rtl/>
-            <w:cs/>
-            <w:lang w:val="ar_AE" w:bidi="ar_AE"/>
-          </w:rPr>
-          <w:rPr>
-            <w:color w:val="0000EE"/>
-            <w:u w:val="single"/>
-          </w:rPr>
-          <w:t>3:14–15</w:t>
-        </w:r>
-      </w:hyperlink>
+      <w:r>
+        <w:rPr>
+          <w:rtl/>
+          <w:cs/>
+          <w:lang w:val="ar_AE" w:bidi="ar_AE"/>
+        </w:rPr>
+        <w:t>3:14–15</w:t>
+      </w:r>
       <w:r>
         <w:rPr>
           <w:rtl/>
@@ -2295,20 +1935,14 @@
         </w:rPr>
         <w:t xml:space="preserve">شككاكين، ومتشككين، وأشرار عن حق (انظر </w:t>
       </w:r>
-      <w:hyperlink r:id="rId67">
-        <w:r>
-          <w:rPr>
-            <w:rtl/>
-            <w:cs/>
-            <w:lang w:val="ar_AE" w:bidi="ar_AE"/>
-          </w:rPr>
-          <w:rPr>
-            <w:color w:val="0000EE"/>
-            <w:u w:val="single"/>
-          </w:rPr>
-          <w:t>4:1</w:t>
-        </w:r>
-      </w:hyperlink>
+      <w:r>
+        <w:rPr>
+          <w:rtl/>
+          <w:cs/>
+          <w:lang w:val="ar_AE" w:bidi="ar_AE"/>
+        </w:rPr>
+        <w:t>4:1</w:t>
+      </w:r>
       <w:r>
         <w:rPr>
           <w:rtl/>
@@ -2373,20 +2007,14 @@
         </w:rPr>
         <w:t>” (</w:t>
       </w:r>
-      <w:hyperlink r:id="rId68">
-        <w:r>
-          <w:rPr>
-            <w:rtl/>
-            <w:cs/>
-            <w:lang w:val="ar_AE" w:bidi="ar_AE"/>
-          </w:rPr>
-          <w:rPr>
-            <w:color w:val="0000EE"/>
-            <w:u w:val="single"/>
-          </w:rPr>
-          <w:t>ملاخي 3:16</w:t>
-        </w:r>
-      </w:hyperlink>
+      <w:r>
+        <w:rPr>
+          <w:rtl/>
+          <w:cs/>
+          <w:lang w:val="ar_AE" w:bidi="ar_AE"/>
+        </w:rPr>
+        <w:t>ملاخي 3:16</w:t>
+      </w:r>
       <w:r>
         <w:rPr>
           <w:rtl/>
@@ -2415,20 +2043,14 @@
         </w:rPr>
         <w:t xml:space="preserve">ومثل الأنبياء، شارك كل من الرب يسوع وأتباعه برسائل مع جماهير قاومتهم (انظر، على سبيل المثال، </w:t>
       </w:r>
-      <w:hyperlink r:id="rId69">
-        <w:r>
-          <w:rPr>
-            <w:rtl/>
-            <w:cs/>
-            <w:lang w:val="ar_AE" w:bidi="ar_AE"/>
-          </w:rPr>
-          <w:rPr>
-            <w:color w:val="0000EE"/>
-            <w:u w:val="single"/>
-          </w:rPr>
-          <w:t>لوقا 4:16–30</w:t>
-        </w:r>
-      </w:hyperlink>
+      <w:r>
+        <w:rPr>
+          <w:rtl/>
+          <w:cs/>
+          <w:lang w:val="ar_AE" w:bidi="ar_AE"/>
+        </w:rPr>
+        <w:t>لوقا 4:16–30</w:t>
+      </w:r>
       <w:r>
         <w:rPr>
           <w:rtl/>
@@ -2437,20 +2059,14 @@
         </w:rPr>
         <w:t xml:space="preserve">؛ </w:t>
       </w:r>
-      <w:hyperlink r:id="rId70">
-        <w:r>
-          <w:rPr>
-            <w:rtl/>
-            <w:cs/>
-            <w:lang w:val="ar_AE" w:bidi="ar_AE"/>
-          </w:rPr>
-          <w:rPr>
-            <w:color w:val="0000EE"/>
-            <w:u w:val="single"/>
-          </w:rPr>
-          <w:t>يوحنا 10:22–40</w:t>
-        </w:r>
-      </w:hyperlink>
+      <w:r>
+        <w:rPr>
+          <w:rtl/>
+          <w:cs/>
+          <w:lang w:val="ar_AE" w:bidi="ar_AE"/>
+        </w:rPr>
+        <w:t>يوحنا 10:22–40</w:t>
+      </w:r>
       <w:r>
         <w:rPr>
           <w:rtl/>
@@ -2459,20 +2075,14 @@
         </w:rPr>
         <w:t xml:space="preserve">؛ </w:t>
       </w:r>
-      <w:hyperlink r:id="rId71">
-        <w:r>
-          <w:rPr>
-            <w:rtl/>
-            <w:cs/>
-            <w:lang w:val="ar_AE" w:bidi="ar_AE"/>
-          </w:rPr>
-          <w:rPr>
-            <w:color w:val="0000EE"/>
-            <w:u w:val="single"/>
-          </w:rPr>
-          <w:t>أعمال الرسل 5:26–40</w:t>
-        </w:r>
-      </w:hyperlink>
+      <w:r>
+        <w:rPr>
+          <w:rtl/>
+          <w:cs/>
+          <w:lang w:val="ar_AE" w:bidi="ar_AE"/>
+        </w:rPr>
+        <w:t>أعمال الرسل 5:26–40</w:t>
+      </w:r>
       <w:r>
         <w:rPr>
           <w:rtl/>
@@ -2481,20 +2091,14 @@
         </w:rPr>
         <w:t xml:space="preserve">؛ </w:t>
       </w:r>
-      <w:hyperlink r:id="rId72">
-        <w:r>
-          <w:rPr>
-            <w:rtl/>
-            <w:cs/>
-            <w:lang w:val="ar_AE" w:bidi="ar_AE"/>
-          </w:rPr>
-          <w:rPr>
-            <w:color w:val="0000EE"/>
-            <w:u w:val="single"/>
-          </w:rPr>
-          <w:t>22:30–23:10</w:t>
-        </w:r>
-      </w:hyperlink>
+      <w:r>
+        <w:rPr>
+          <w:rtl/>
+          <w:cs/>
+          <w:lang w:val="ar_AE" w:bidi="ar_AE"/>
+        </w:rPr>
+        <w:t>22:30–23:10</w:t>
+      </w:r>
       <w:r>
         <w:rPr>
           <w:rtl/>
@@ -2503,20 +2107,14 @@
         </w:rPr>
         <w:t xml:space="preserve">). ومع ذلك، لم تمنعهم هذه المقاومة من إتمام الواجب الذي كلفهم به الله في مشاركة الأخبار السارة المختصة بالرب يسوع مع الجميع (انظر </w:t>
       </w:r>
-      <w:hyperlink r:id="rId73">
-        <w:r>
-          <w:rPr>
-            <w:rtl/>
-            <w:cs/>
-            <w:lang w:val="ar_AE" w:bidi="ar_AE"/>
-          </w:rPr>
-          <w:rPr>
-            <w:color w:val="0000EE"/>
-            <w:u w:val="single"/>
-          </w:rPr>
-          <w:t>أعمال الرسل 5:41–42</w:t>
-        </w:r>
-      </w:hyperlink>
+      <w:r>
+        <w:rPr>
+          <w:rtl/>
+          <w:cs/>
+          <w:lang w:val="ar_AE" w:bidi="ar_AE"/>
+        </w:rPr>
+        <w:t>أعمال الرسل 5:41–42</w:t>
+      </w:r>
       <w:r>
         <w:rPr>
           <w:rtl/>
@@ -2558,20 +2156,14 @@
           <w:lang w:val="ar_AE" w:bidi="ar_AE"/>
         </w:rPr>
       </w:r>
-      <w:hyperlink r:id="rId74">
-        <w:r>
-          <w:rPr>
-            <w:rtl/>
-            <w:cs/>
-            <w:lang w:val="ar_AE" w:bidi="ar_AE"/>
-          </w:rPr>
-          <w:rPr>
-            <w:color w:val="0000EE"/>
-            <w:u w:val="single"/>
-          </w:rPr>
-          <w:t>تكوين 19:6–11</w:t>
-        </w:r>
-      </w:hyperlink>
+      <w:r>
+        <w:rPr>
+          <w:rtl/>
+          <w:cs/>
+          <w:lang w:val="ar_AE" w:bidi="ar_AE"/>
+        </w:rPr>
+        <w:t>تكوين 19:6–11</w:t>
+      </w:r>
       <w:r>
         <w:rPr>
           <w:rtl/>
@@ -2580,20 +2172,14 @@
         </w:rPr>
         <w:t xml:space="preserve">; </w:t>
       </w:r>
-      <w:hyperlink r:id="rId75">
-        <w:r>
-          <w:rPr>
-            <w:rtl/>
-            <w:cs/>
-            <w:lang w:val="ar_AE" w:bidi="ar_AE"/>
-          </w:rPr>
-          <w:rPr>
-            <w:color w:val="0000EE"/>
-            <w:u w:val="single"/>
-          </w:rPr>
-          <w:t>خروج 17:1–13</w:t>
-        </w:r>
-      </w:hyperlink>
+      <w:r>
+        <w:rPr>
+          <w:rtl/>
+          <w:cs/>
+          <w:lang w:val="ar_AE" w:bidi="ar_AE"/>
+        </w:rPr>
+        <w:t>خروج 17:1–13</w:t>
+      </w:r>
       <w:r>
         <w:rPr>
           <w:rtl/>
@@ -2602,20 +2188,14 @@
         </w:rPr>
         <w:t xml:space="preserve">; </w:t>
       </w:r>
-      <w:hyperlink r:id="rId76">
-        <w:r>
-          <w:rPr>
-            <w:rtl/>
-            <w:cs/>
-            <w:lang w:val="ar_AE" w:bidi="ar_AE"/>
-          </w:rPr>
-          <w:rPr>
-            <w:color w:val="0000EE"/>
-            <w:u w:val="single"/>
-          </w:rPr>
-          <w:t>قضاة 9:1–21</w:t>
-        </w:r>
-      </w:hyperlink>
+      <w:r>
+        <w:rPr>
+          <w:rtl/>
+          <w:cs/>
+          <w:lang w:val="ar_AE" w:bidi="ar_AE"/>
+        </w:rPr>
+        <w:t>قضاة 9:1–21</w:t>
+      </w:r>
       <w:r>
         <w:rPr>
           <w:rtl/>
@@ -2624,20 +2204,14 @@
         </w:rPr>
         <w:t xml:space="preserve">; </w:t>
       </w:r>
-      <w:hyperlink r:id="rId77">
-        <w:r>
-          <w:rPr>
-            <w:rtl/>
-            <w:cs/>
-            <w:lang w:val="ar_AE" w:bidi="ar_AE"/>
-          </w:rPr>
-          <w:rPr>
-            <w:color w:val="0000EE"/>
-            <w:u w:val="single"/>
-          </w:rPr>
-          <w:t>1 ملوك 22:8–28</w:t>
-        </w:r>
-      </w:hyperlink>
+      <w:r>
+        <w:rPr>
+          <w:rtl/>
+          <w:cs/>
+          <w:lang w:val="ar_AE" w:bidi="ar_AE"/>
+        </w:rPr>
+        <w:t>1 ملوك 22:8–28</w:t>
+      </w:r>
       <w:r>
         <w:rPr>
           <w:rtl/>
@@ -2646,20 +2220,14 @@
         </w:rPr>
         <w:t xml:space="preserve">; </w:t>
       </w:r>
-      <w:hyperlink r:id="rId78">
-        <w:r>
-          <w:rPr>
-            <w:rtl/>
-            <w:cs/>
-            <w:lang w:val="ar_AE" w:bidi="ar_AE"/>
-          </w:rPr>
-          <w:rPr>
-            <w:color w:val="0000EE"/>
-            <w:u w:val="single"/>
-          </w:rPr>
-          <w:t>إرميا 28:1–17</w:t>
-        </w:r>
-      </w:hyperlink>
+      <w:r>
+        <w:rPr>
+          <w:rtl/>
+          <w:cs/>
+          <w:lang w:val="ar_AE" w:bidi="ar_AE"/>
+        </w:rPr>
+        <w:t>إرميا 28:1–17</w:t>
+      </w:r>
       <w:r>
         <w:rPr>
           <w:rtl/>
@@ -2668,20 +2236,14 @@
         </w:rPr>
         <w:t xml:space="preserve">; </w:t>
       </w:r>
-      <w:hyperlink r:id="rId79">
-        <w:r>
-          <w:rPr>
-            <w:rtl/>
-            <w:cs/>
-            <w:lang w:val="ar_AE" w:bidi="ar_AE"/>
-          </w:rPr>
-          <w:rPr>
-            <w:color w:val="0000EE"/>
-            <w:u w:val="single"/>
-          </w:rPr>
-          <w:t>ملاخي 3:14–18</w:t>
-        </w:r>
-      </w:hyperlink>
+      <w:r>
+        <w:rPr>
+          <w:rtl/>
+          <w:cs/>
+          <w:lang w:val="ar_AE" w:bidi="ar_AE"/>
+        </w:rPr>
+        <w:t>ملاخي 3:14–18</w:t>
+      </w:r>
       <w:r>
         <w:rPr>
           <w:rtl/>
@@ -2690,20 +2252,14 @@
         </w:rPr>
         <w:t xml:space="preserve">; </w:t>
       </w:r>
-      <w:hyperlink r:id="rId80">
-        <w:r>
-          <w:rPr>
-            <w:rtl/>
-            <w:cs/>
-            <w:lang w:val="ar_AE" w:bidi="ar_AE"/>
-          </w:rPr>
-          <w:rPr>
-            <w:color w:val="0000EE"/>
-            <w:u w:val="single"/>
-          </w:rPr>
-          <w:t>يوحنّا 10:24–39</w:t>
-        </w:r>
-      </w:hyperlink>
+      <w:r>
+        <w:rPr>
+          <w:rtl/>
+          <w:cs/>
+          <w:lang w:val="ar_AE" w:bidi="ar_AE"/>
+        </w:rPr>
+        <w:t>يوحنّا 10:24–39</w:t>
+      </w:r>
       <w:r>
         <w:rPr>
           <w:rtl/>
@@ -2712,20 +2268,14 @@
         </w:rPr>
         <w:t xml:space="preserve">; </w:t>
       </w:r>
-      <w:hyperlink r:id="rId72">
-        <w:r>
-          <w:rPr>
-            <w:rtl/>
-            <w:cs/>
-            <w:lang w:val="ar_AE" w:bidi="ar_AE"/>
-          </w:rPr>
-          <w:rPr>
-            <w:color w:val="0000EE"/>
-            <w:u w:val="single"/>
-          </w:rPr>
-          <w:t>أعمال 22:30–23:10</w:t>
-        </w:r>
-      </w:hyperlink>
+      <w:r>
+        <w:rPr>
+          <w:rtl/>
+          <w:cs/>
+          <w:lang w:val="ar_AE" w:bidi="ar_AE"/>
+        </w:rPr>
+        <w:t>أعمال 22:30–23:10</w:t>
+      </w:r>
       <w:r>
         <w:rPr>
           <w:rtl/>
@@ -2810,20 +2360,14 @@
         </w:rPr>
         <w:t xml:space="preserve"> إلى "القريب الأقرب" (</w:t>
       </w:r>
-      <w:hyperlink r:id="rId81">
-        <w:r>
-          <w:rPr>
-            <w:rtl/>
-            <w:cs/>
-            <w:lang w:val="ar_AE" w:bidi="ar_AE"/>
-          </w:rPr>
-          <w:rPr>
-            <w:color w:val="0000EE"/>
-            <w:u w:val="single"/>
-          </w:rPr>
-          <w:t>العدد 27:11</w:t>
-        </w:r>
-      </w:hyperlink>
+      <w:r>
+        <w:rPr>
+          <w:rtl/>
+          <w:cs/>
+          <w:lang w:val="ar_AE" w:bidi="ar_AE"/>
+        </w:rPr>
+        <w:t>العدد 27:11</w:t>
+      </w:r>
       <w:r>
         <w:rPr>
           <w:rtl/>
@@ -2832,20 +2376,14 @@
         </w:rPr>
         <w:t xml:space="preserve">; </w:t>
       </w:r>
-      <w:hyperlink r:id="rId82">
-        <w:r>
-          <w:rPr>
-            <w:rtl/>
-            <w:cs/>
-            <w:lang w:val="ar_AE" w:bidi="ar_AE"/>
-          </w:rPr>
-          <w:rPr>
-            <w:color w:val="0000EE"/>
-            <w:u w:val="single"/>
-          </w:rPr>
-          <w:t>35:19</w:t>
-        </w:r>
-      </w:hyperlink>
+      <w:r>
+        <w:rPr>
+          <w:rtl/>
+          <w:cs/>
+          <w:lang w:val="ar_AE" w:bidi="ar_AE"/>
+        </w:rPr>
+        <w:t>35:19</w:t>
+      </w:r>
       <w:r>
         <w:rPr>
           <w:rtl/>
@@ -2854,20 +2392,14 @@
         </w:rPr>
         <w:t xml:space="preserve">, </w:t>
       </w:r>
-      <w:hyperlink r:id="rId83">
-        <w:r>
-          <w:rPr>
-            <w:rtl/>
-            <w:cs/>
-            <w:lang w:val="ar_AE" w:bidi="ar_AE"/>
-          </w:rPr>
-          <w:rPr>
-            <w:color w:val="0000EE"/>
-            <w:u w:val="single"/>
-          </w:rPr>
-          <w:t>24</w:t>
-        </w:r>
-      </w:hyperlink>
+      <w:r>
+        <w:rPr>
+          <w:rtl/>
+          <w:cs/>
+          <w:lang w:val="ar_AE" w:bidi="ar_AE"/>
+        </w:rPr>
+        <w:t>24</w:t>
+      </w:r>
       <w:r>
         <w:rPr>
           <w:rtl/>
@@ -2923,20 +2455,14 @@
         </w:rPr>
         <w:t xml:space="preserve">يشرح سفر </w:t>
       </w:r>
-      <w:hyperlink r:id="rId84">
-        <w:r>
-          <w:rPr>
-            <w:rtl/>
-            <w:cs/>
-            <w:lang w:val="ar_AE" w:bidi="ar_AE"/>
-          </w:rPr>
-          <w:rPr>
-            <w:color w:val="0000EE"/>
-            <w:u w:val="single"/>
-          </w:rPr>
-          <w:t>لاويين 25:23–34</w:t>
-        </w:r>
-      </w:hyperlink>
+      <w:r>
+        <w:rPr>
+          <w:rtl/>
+          <w:cs/>
+          <w:lang w:val="ar_AE" w:bidi="ar_AE"/>
+        </w:rPr>
+        <w:t>لاويين 25:23–34</w:t>
+      </w:r>
       <w:r>
         <w:rPr>
           <w:rtl/>
@@ -2945,20 +2471,14 @@
         </w:rPr>
         <w:t xml:space="preserve"> أنه إذا افتقر إسرائيلي واضطر إلى بيع أرضه، فعلى أحد أقربائه أن يسدّد الدين ويسترد الأرض ليحفظها ضمن ميراث العائلة. وإن لم يوجد قريب قادر على الشراء، ولم يستطع البائع أن يسترد الأرض بنفسه، فإن الأرض تعود إليه أو إلى ورثته في سنة اليوبيل (أي السنة الخمسين). من الأمثلة على الفادي العائلي الذي اشترى الأرض لأحد أقربائه هم بوعز وأرميا (</w:t>
       </w:r>
-      <w:hyperlink r:id="rId85">
-        <w:r>
-          <w:rPr>
-            <w:rtl/>
-            <w:cs/>
-            <w:lang w:val="ar_AE" w:bidi="ar_AE"/>
-          </w:rPr>
-          <w:rPr>
-            <w:color w:val="0000EE"/>
-            <w:u w:val="single"/>
-          </w:rPr>
-          <w:t>راعوث 4:1–12</w:t>
-        </w:r>
-      </w:hyperlink>
+      <w:r>
+        <w:rPr>
+          <w:rtl/>
+          <w:cs/>
+          <w:lang w:val="ar_AE" w:bidi="ar_AE"/>
+        </w:rPr>
+        <w:t>راعوث 4:1–12</w:t>
+      </w:r>
       <w:r>
         <w:rPr>
           <w:rtl/>
@@ -2967,20 +2487,14 @@
         </w:rPr>
         <w:t xml:space="preserve">; </w:t>
       </w:r>
-      <w:hyperlink r:id="rId86">
-        <w:r>
-          <w:rPr>
-            <w:rtl/>
-            <w:cs/>
-            <w:lang w:val="ar_AE" w:bidi="ar_AE"/>
-          </w:rPr>
-          <w:rPr>
-            <w:color w:val="0000EE"/>
-            <w:u w:val="single"/>
-          </w:rPr>
-          <w:t>إرميا 32:6–15</w:t>
-        </w:r>
-      </w:hyperlink>
+      <w:r>
+        <w:rPr>
+          <w:rtl/>
+          <w:cs/>
+          <w:lang w:val="ar_AE" w:bidi="ar_AE"/>
+        </w:rPr>
+        <w:t>إرميا 32:6–15</w:t>
+      </w:r>
       <w:r>
         <w:rPr>
           <w:rtl/>
@@ -3012,20 +2526,14 @@
         </w:rPr>
         <w:t>وبالمثل، إذا افتقر إسرائيلي واضطر إلى بيع نفسه كعبد لتسديد ديونه، فكان على الوليّ واجب أن يفكّه من خدمة الغريب (</w:t>
       </w:r>
-      <w:hyperlink r:id="rId87">
-        <w:r>
-          <w:rPr>
-            <w:rtl/>
-            <w:cs/>
-            <w:lang w:val="ar_AE" w:bidi="ar_AE"/>
-          </w:rPr>
-          <w:rPr>
-            <w:color w:val="0000EE"/>
-            <w:u w:val="single"/>
-          </w:rPr>
-          <w:t>لاويين 25:35–55</w:t>
-        </w:r>
-      </w:hyperlink>
+      <w:r>
+        <w:rPr>
+          <w:rtl/>
+          <w:cs/>
+          <w:lang w:val="ar_AE" w:bidi="ar_AE"/>
+        </w:rPr>
+        <w:t>لاويين 25:35–55</w:t>
+      </w:r>
       <w:r>
         <w:rPr>
           <w:rtl/>
@@ -3057,20 +2565,14 @@
         </w:rPr>
         <w:t xml:space="preserve">كان الوليّ مسؤولاً عن السعي لتحقيق العدالة إذا قُتل شخص إسرائيلي، كما هو موضح في </w:t>
       </w:r>
-      <w:hyperlink r:id="rId88">
-        <w:r>
-          <w:rPr>
-            <w:rtl/>
-            <w:cs/>
-            <w:lang w:val="ar_AE" w:bidi="ar_AE"/>
-          </w:rPr>
-          <w:rPr>
-            <w:color w:val="0000EE"/>
-            <w:u w:val="single"/>
-          </w:rPr>
-          <w:t>العدد 35:9–34</w:t>
-        </w:r>
-      </w:hyperlink>
+      <w:r>
+        <w:rPr>
+          <w:rtl/>
+          <w:cs/>
+          <w:lang w:val="ar_AE" w:bidi="ar_AE"/>
+        </w:rPr>
+        <w:t>العدد 35:9–34</w:t>
+      </w:r>
       <w:r>
         <w:rPr>
           <w:rtl/>
@@ -3099,20 +2601,14 @@
         </w:rPr>
         <w:t>تُظهر لنا فكرة الوليّ أن الله هو مالك كل شيء. وأنه يحثّنا على أن نحب أقاربنا كما نحب أنفسنا (</w:t>
       </w:r>
-      <w:hyperlink r:id="rId89">
-        <w:r>
-          <w:rPr>
-            <w:rtl/>
-            <w:cs/>
-            <w:lang w:val="ar_AE" w:bidi="ar_AE"/>
-          </w:rPr>
-          <w:rPr>
-            <w:color w:val="0000EE"/>
-            <w:u w:val="single"/>
-          </w:rPr>
-          <w:t>لاويين 19:18</w:t>
-        </w:r>
-      </w:hyperlink>
+      <w:r>
+        <w:rPr>
+          <w:rtl/>
+          <w:cs/>
+          <w:lang w:val="ar_AE" w:bidi="ar_AE"/>
+        </w:rPr>
+        <w:t>لاويين 19:18</w:t>
+      </w:r>
       <w:r>
         <w:rPr>
           <w:rtl/>
@@ -3121,20 +2617,14 @@
         </w:rPr>
         <w:t xml:space="preserve">; </w:t>
       </w:r>
-      <w:hyperlink r:id="rId90">
-        <w:r>
-          <w:rPr>
-            <w:rtl/>
-            <w:cs/>
-            <w:lang w:val="ar_AE" w:bidi="ar_AE"/>
-          </w:rPr>
-          <w:rPr>
-            <w:color w:val="0000EE"/>
-            <w:u w:val="single"/>
-          </w:rPr>
-          <w:t>متّى 22:39–40</w:t>
-        </w:r>
-      </w:hyperlink>
+      <w:r>
+        <w:rPr>
+          <w:rtl/>
+          <w:cs/>
+          <w:lang w:val="ar_AE" w:bidi="ar_AE"/>
+        </w:rPr>
+        <w:t>متّى 22:39–40</w:t>
+      </w:r>
       <w:r>
         <w:rPr>
           <w:rtl/>
@@ -3143,20 +2633,14 @@
         </w:rPr>
         <w:t>). ويصف العهد الجديد يسوع كالوليّ الكامل، الذي يحرّرنا من عبودية الخطية والموت، التي اخترناها نحن بأنفسنا (</w:t>
       </w:r>
-      <w:hyperlink r:id="rId91">
-        <w:r>
-          <w:rPr>
-            <w:rtl/>
-            <w:cs/>
-            <w:lang w:val="ar_AE" w:bidi="ar_AE"/>
-          </w:rPr>
-          <w:rPr>
-            <w:color w:val="0000EE"/>
-            <w:u w:val="single"/>
-          </w:rPr>
-          <w:t>متّى 20:28</w:t>
-        </w:r>
-      </w:hyperlink>
+      <w:r>
+        <w:rPr>
+          <w:rtl/>
+          <w:cs/>
+          <w:lang w:val="ar_AE" w:bidi="ar_AE"/>
+        </w:rPr>
+        <w:t>متّى 20:28</w:t>
+      </w:r>
       <w:r>
         <w:rPr>
           <w:rtl/>
@@ -3165,20 +2649,14 @@
         </w:rPr>
         <w:t xml:space="preserve">; </w:t>
       </w:r>
-      <w:hyperlink r:id="rId92">
-        <w:r>
-          <w:rPr>
-            <w:rtl/>
-            <w:cs/>
-            <w:lang w:val="ar_AE" w:bidi="ar_AE"/>
-          </w:rPr>
-          <w:rPr>
-            <w:color w:val="0000EE"/>
-            <w:u w:val="single"/>
-          </w:rPr>
-          <w:t>رومية 3:24–25</w:t>
-        </w:r>
-      </w:hyperlink>
+      <w:r>
+        <w:rPr>
+          <w:rtl/>
+          <w:cs/>
+          <w:lang w:val="ar_AE" w:bidi="ar_AE"/>
+        </w:rPr>
+        <w:t>رومية 3:24–25</w:t>
+      </w:r>
       <w:r>
         <w:rPr>
           <w:rtl/>
@@ -3187,20 +2665,14 @@
         </w:rPr>
         <w:t xml:space="preserve">; </w:t>
       </w:r>
-      <w:hyperlink r:id="rId93">
-        <w:r>
-          <w:rPr>
-            <w:rtl/>
-            <w:cs/>
-            <w:lang w:val="ar_AE" w:bidi="ar_AE"/>
-          </w:rPr>
-          <w:rPr>
-            <w:color w:val="0000EE"/>
-            <w:u w:val="single"/>
-          </w:rPr>
-          <w:t>أفسس 1:7</w:t>
-        </w:r>
-      </w:hyperlink>
+      <w:r>
+        <w:rPr>
+          <w:rtl/>
+          <w:cs/>
+          <w:lang w:val="ar_AE" w:bidi="ar_AE"/>
+        </w:rPr>
+        <w:t>أفسس 1:7</w:t>
+      </w:r>
       <w:r>
         <w:rPr>
           <w:rtl/>
@@ -3209,20 +2681,14 @@
         </w:rPr>
         <w:t xml:space="preserve">; </w:t>
       </w:r>
-      <w:hyperlink r:id="rId94">
-        <w:r>
-          <w:rPr>
-            <w:rtl/>
-            <w:cs/>
-            <w:lang w:val="ar_AE" w:bidi="ar_AE"/>
-          </w:rPr>
-          <w:rPr>
-            <w:color w:val="0000EE"/>
-            <w:u w:val="single"/>
-          </w:rPr>
-          <w:t>تيطس 2:14</w:t>
-        </w:r>
-      </w:hyperlink>
+      <w:r>
+        <w:rPr>
+          <w:rtl/>
+          <w:cs/>
+          <w:lang w:val="ar_AE" w:bidi="ar_AE"/>
+        </w:rPr>
+        <w:t>تيطس 2:14</w:t>
+      </w:r>
       <w:r>
         <w:rPr>
           <w:rtl/>
@@ -3231,20 +2697,14 @@
         </w:rPr>
         <w:t xml:space="preserve">; </w:t>
       </w:r>
-      <w:hyperlink r:id="rId95">
-        <w:r>
-          <w:rPr>
-            <w:rtl/>
-            <w:cs/>
-            <w:lang w:val="ar_AE" w:bidi="ar_AE"/>
-          </w:rPr>
-          <w:rPr>
-            <w:color w:val="0000EE"/>
-            <w:u w:val="single"/>
-          </w:rPr>
-          <w:t>رؤيا 5:9</w:t>
-        </w:r>
-      </w:hyperlink>
+      <w:r>
+        <w:rPr>
+          <w:rtl/>
+          <w:cs/>
+          <w:lang w:val="ar_AE" w:bidi="ar_AE"/>
+        </w:rPr>
+        <w:t>رؤيا 5:9</w:t>
+      </w:r>
       <w:r>
         <w:rPr>
           <w:rtl/>
@@ -3253,20 +2713,14 @@
         </w:rPr>
         <w:t xml:space="preserve">; قارن </w:t>
       </w:r>
-      <w:hyperlink r:id="rId96">
-        <w:r>
-          <w:rPr>
-            <w:rtl/>
-            <w:cs/>
-            <w:lang w:val="ar_AE" w:bidi="ar_AE"/>
-          </w:rPr>
-          <w:rPr>
-            <w:color w:val="0000EE"/>
-            <w:u w:val="single"/>
-          </w:rPr>
-          <w:t>خروج 6:6</w:t>
-        </w:r>
-      </w:hyperlink>
+      <w:r>
+        <w:rPr>
+          <w:rtl/>
+          <w:cs/>
+          <w:lang w:val="ar_AE" w:bidi="ar_AE"/>
+        </w:rPr>
+        <w:t>خروج 6:6</w:t>
+      </w:r>
       <w:r>
         <w:rPr>
           <w:rtl/>
@@ -3275,20 +2729,14 @@
         </w:rPr>
         <w:t xml:space="preserve">; </w:t>
       </w:r>
-      <w:hyperlink r:id="rId97">
-        <w:r>
-          <w:rPr>
-            <w:rtl/>
-            <w:cs/>
-            <w:lang w:val="ar_AE" w:bidi="ar_AE"/>
-          </w:rPr>
-          <w:rPr>
-            <w:color w:val="0000EE"/>
-            <w:u w:val="single"/>
-          </w:rPr>
-          <w:t>15:13</w:t>
-        </w:r>
-      </w:hyperlink>
+      <w:r>
+        <w:rPr>
+          <w:rtl/>
+          <w:cs/>
+          <w:lang w:val="ar_AE" w:bidi="ar_AE"/>
+        </w:rPr>
+        <w:t>15:13</w:t>
+      </w:r>
       <w:r>
         <w:rPr>
           <w:rtl/>
@@ -3297,20 +2745,14 @@
         </w:rPr>
         <w:t xml:space="preserve">; </w:t>
       </w:r>
-      <w:hyperlink r:id="rId98">
-        <w:r>
-          <w:rPr>
-            <w:rtl/>
-            <w:cs/>
-            <w:lang w:val="ar_AE" w:bidi="ar_AE"/>
-          </w:rPr>
-          <w:rPr>
-            <w:color w:val="0000EE"/>
-            <w:u w:val="single"/>
-          </w:rPr>
-          <w:t>مزمور 130:8</w:t>
-        </w:r>
-      </w:hyperlink>
+      <w:r>
+        <w:rPr>
+          <w:rtl/>
+          <w:cs/>
+          <w:lang w:val="ar_AE" w:bidi="ar_AE"/>
+        </w:rPr>
+        <w:t>مزمور 130:8</w:t>
+      </w:r>
       <w:r>
         <w:rPr>
           <w:rtl/>
@@ -3319,20 +2761,14 @@
         </w:rPr>
         <w:t xml:space="preserve">; </w:t>
       </w:r>
-      <w:hyperlink r:id="rId99">
-        <w:r>
-          <w:rPr>
-            <w:rtl/>
-            <w:cs/>
-            <w:lang w:val="ar_AE" w:bidi="ar_AE"/>
-          </w:rPr>
-          <w:rPr>
-            <w:color w:val="0000EE"/>
-            <w:u w:val="single"/>
-          </w:rPr>
-          <w:t>إشعياء 44:22</w:t>
-        </w:r>
-      </w:hyperlink>
+      <w:r>
+        <w:rPr>
+          <w:rtl/>
+          <w:cs/>
+          <w:lang w:val="ar_AE" w:bidi="ar_AE"/>
+        </w:rPr>
+        <w:t>إشعياء 44:22</w:t>
+      </w:r>
       <w:r>
         <w:rPr>
           <w:rtl/>
@@ -3341,20 +2777,14 @@
         </w:rPr>
         <w:t xml:space="preserve">; </w:t>
       </w:r>
-      <w:hyperlink r:id="rId100">
-        <w:r>
-          <w:rPr>
-            <w:rtl/>
-            <w:cs/>
-            <w:lang w:val="ar_AE" w:bidi="ar_AE"/>
-          </w:rPr>
-          <w:rPr>
-            <w:color w:val="0000EE"/>
-            <w:u w:val="single"/>
-          </w:rPr>
-          <w:t>59:20</w:t>
-        </w:r>
-      </w:hyperlink>
+      <w:r>
+        <w:rPr>
+          <w:rtl/>
+          <w:cs/>
+          <w:lang w:val="ar_AE" w:bidi="ar_AE"/>
+        </w:rPr>
+        <w:t>59:20</w:t>
+      </w:r>
       <w:r>
         <w:rPr>
           <w:rtl/>
@@ -3363,20 +2793,14 @@
         </w:rPr>
         <w:t xml:space="preserve">; </w:t>
       </w:r>
-      <w:hyperlink r:id="rId101">
-        <w:r>
-          <w:rPr>
-            <w:rtl/>
-            <w:cs/>
-            <w:lang w:val="ar_AE" w:bidi="ar_AE"/>
-          </w:rPr>
-          <w:rPr>
-            <w:color w:val="0000EE"/>
-            <w:u w:val="single"/>
-          </w:rPr>
-          <w:t>63:9</w:t>
-        </w:r>
-      </w:hyperlink>
+      <w:r>
+        <w:rPr>
+          <w:rtl/>
+          <w:cs/>
+          <w:lang w:val="ar_AE" w:bidi="ar_AE"/>
+        </w:rPr>
+        <w:t>63:9</w:t>
+      </w:r>
       <w:r>
         <w:rPr>
           <w:rtl/>
@@ -3385,20 +2809,14 @@
         </w:rPr>
         <w:t xml:space="preserve">; </w:t>
       </w:r>
-      <w:hyperlink r:id="rId102">
-        <w:r>
-          <w:rPr>
-            <w:rtl/>
-            <w:cs/>
-            <w:lang w:val="ar_AE" w:bidi="ar_AE"/>
-          </w:rPr>
-          <w:rPr>
-            <w:color w:val="0000EE"/>
-            <w:u w:val="single"/>
-          </w:rPr>
-          <w:t>إرميا 31:11</w:t>
-        </w:r>
-      </w:hyperlink>
+      <w:r>
+        <w:rPr>
+          <w:rtl/>
+          <w:cs/>
+          <w:lang w:val="ar_AE" w:bidi="ar_AE"/>
+        </w:rPr>
+        <w:t>إرميا 31:11</w:t>
+      </w:r>
       <w:r>
         <w:rPr>
           <w:rtl/>
@@ -3427,20 +2845,14 @@
         </w:rPr>
         <w:t>ومثلما فعل الوليّ في العهد القديم، مثال بوعز، واتباعاً لفادينا العظيم، ينبغي علينا أن نظهر الحب واللطف للآخرين (</w:t>
       </w:r>
-      <w:hyperlink r:id="rId103">
-        <w:r>
-          <w:rPr>
-            <w:rtl/>
-            <w:cs/>
-            <w:lang w:val="ar_AE" w:bidi="ar_AE"/>
-          </w:rPr>
-          <w:rPr>
-            <w:color w:val="0000EE"/>
-            <w:u w:val="single"/>
-          </w:rPr>
-          <w:t>لاويين 19:11–18</w:t>
-        </w:r>
-      </w:hyperlink>
+      <w:r>
+        <w:rPr>
+          <w:rtl/>
+          <w:cs/>
+          <w:lang w:val="ar_AE" w:bidi="ar_AE"/>
+        </w:rPr>
+        <w:t>لاويين 19:11–18</w:t>
+      </w:r>
       <w:r>
         <w:rPr>
           <w:rtl/>
@@ -3449,20 +2861,14 @@
         </w:rPr>
         <w:t xml:space="preserve">; </w:t>
       </w:r>
-      <w:hyperlink r:id="rId104">
-        <w:r>
-          <w:rPr>
-            <w:rtl/>
-            <w:cs/>
-            <w:lang w:val="ar_AE" w:bidi="ar_AE"/>
-          </w:rPr>
-          <w:rPr>
-            <w:color w:val="0000EE"/>
-            <w:u w:val="single"/>
-          </w:rPr>
-          <w:t>متّى 5:43–48</w:t>
-        </w:r>
-      </w:hyperlink>
+      <w:r>
+        <w:rPr>
+          <w:rtl/>
+          <w:cs/>
+          <w:lang w:val="ar_AE" w:bidi="ar_AE"/>
+        </w:rPr>
+        <w:t>متّى 5:43–48</w:t>
+      </w:r>
       <w:r>
         <w:rPr>
           <w:rtl/>
@@ -3471,20 +2877,14 @@
         </w:rPr>
         <w:t xml:space="preserve">; </w:t>
       </w:r>
-      <w:hyperlink r:id="rId105">
-        <w:r>
-          <w:rPr>
-            <w:rtl/>
-            <w:cs/>
-            <w:lang w:val="ar_AE" w:bidi="ar_AE"/>
-          </w:rPr>
-          <w:rPr>
-            <w:color w:val="0000EE"/>
-            <w:u w:val="single"/>
-          </w:rPr>
-          <w:t>19:19</w:t>
-        </w:r>
-      </w:hyperlink>
+      <w:r>
+        <w:rPr>
+          <w:rtl/>
+          <w:cs/>
+          <w:lang w:val="ar_AE" w:bidi="ar_AE"/>
+        </w:rPr>
+        <w:t>19:19</w:t>
+      </w:r>
       <w:r>
         <w:rPr>
           <w:rtl/>
@@ -3493,20 +2893,14 @@
         </w:rPr>
         <w:t xml:space="preserve">; </w:t>
       </w:r>
-      <w:hyperlink r:id="rId106">
-        <w:r>
-          <w:rPr>
-            <w:rtl/>
-            <w:cs/>
-            <w:lang w:val="ar_AE" w:bidi="ar_AE"/>
-          </w:rPr>
-          <w:rPr>
-            <w:color w:val="0000EE"/>
-            <w:u w:val="single"/>
-          </w:rPr>
-          <w:t>22:37–40</w:t>
-        </w:r>
-      </w:hyperlink>
+      <w:r>
+        <w:rPr>
+          <w:rtl/>
+          <w:cs/>
+          <w:lang w:val="ar_AE" w:bidi="ar_AE"/>
+        </w:rPr>
+        <w:t>22:37–40</w:t>
+      </w:r>
       <w:r>
         <w:rPr>
           <w:rtl/>
@@ -3515,20 +2909,14 @@
         </w:rPr>
         <w:t xml:space="preserve">; </w:t>
       </w:r>
-      <w:hyperlink r:id="rId107">
-        <w:r>
-          <w:rPr>
-            <w:rtl/>
-            <w:cs/>
-            <w:lang w:val="ar_AE" w:bidi="ar_AE"/>
-          </w:rPr>
-          <w:rPr>
-            <w:color w:val="0000EE"/>
-            <w:u w:val="single"/>
-          </w:rPr>
-          <w:t>رومية 13:8–10</w:t>
-        </w:r>
-      </w:hyperlink>
+      <w:r>
+        <w:rPr>
+          <w:rtl/>
+          <w:cs/>
+          <w:lang w:val="ar_AE" w:bidi="ar_AE"/>
+        </w:rPr>
+        <w:t>رومية 13:8–10</w:t>
+      </w:r>
       <w:r>
         <w:rPr>
           <w:rtl/>
@@ -3537,20 +2925,14 @@
         </w:rPr>
         <w:t xml:space="preserve">; </w:t>
       </w:r>
-      <w:hyperlink r:id="rId108">
-        <w:r>
-          <w:rPr>
-            <w:rtl/>
-            <w:cs/>
-            <w:lang w:val="ar_AE" w:bidi="ar_AE"/>
-          </w:rPr>
-          <w:rPr>
-            <w:color w:val="0000EE"/>
-            <w:u w:val="single"/>
-          </w:rPr>
-          <w:t>غلاطية 5:14</w:t>
-        </w:r>
-      </w:hyperlink>
+      <w:r>
+        <w:rPr>
+          <w:rtl/>
+          <w:cs/>
+          <w:lang w:val="ar_AE" w:bidi="ar_AE"/>
+        </w:rPr>
+        <w:t>غلاطية 5:14</w:t>
+      </w:r>
       <w:r>
         <w:rPr>
           <w:rtl/>
@@ -3559,20 +2941,14 @@
         </w:rPr>
         <w:t xml:space="preserve">; </w:t>
       </w:r>
-      <w:hyperlink r:id="rId109">
-        <w:r>
-          <w:rPr>
-            <w:rtl/>
-            <w:cs/>
-            <w:lang w:val="ar_AE" w:bidi="ar_AE"/>
-          </w:rPr>
-          <w:rPr>
-            <w:color w:val="0000EE"/>
-            <w:u w:val="single"/>
-          </w:rPr>
-          <w:t>يعقوب 2:8–9</w:t>
-        </w:r>
-      </w:hyperlink>
+      <w:r>
+        <w:rPr>
+          <w:rtl/>
+          <w:cs/>
+          <w:lang w:val="ar_AE" w:bidi="ar_AE"/>
+        </w:rPr>
+        <w:t>يعقوب 2:8–9</w:t>
+      </w:r>
       <w:r>
         <w:rPr>
           <w:rtl/>
@@ -3614,20 +2990,14 @@
           <w:lang w:val="ar_AE" w:bidi="ar_AE"/>
         </w:rPr>
       </w:r>
-      <w:hyperlink r:id="rId110">
-        <w:r>
-          <w:rPr>
-            <w:rtl/>
-            <w:cs/>
-            <w:lang w:val="ar_AE" w:bidi="ar_AE"/>
-          </w:rPr>
-          <w:rPr>
-            <w:color w:val="0000EE"/>
-            <w:u w:val="single"/>
-          </w:rPr>
-          <w:t>اللاويين 25:23–55</w:t>
-        </w:r>
-      </w:hyperlink>
+      <w:r>
+        <w:rPr>
+          <w:rtl/>
+          <w:cs/>
+          <w:lang w:val="ar_AE" w:bidi="ar_AE"/>
+        </w:rPr>
+        <w:t>اللاويين 25:23–55</w:t>
+      </w:r>
       <w:r>
         <w:rPr>
           <w:rtl/>
@@ -3636,20 +3006,14 @@
         </w:rPr>
         <w:t xml:space="preserve">; </w:t>
       </w:r>
-      <w:hyperlink r:id="rId88">
-        <w:r>
-          <w:rPr>
-            <w:rtl/>
-            <w:cs/>
-            <w:lang w:val="ar_AE" w:bidi="ar_AE"/>
-          </w:rPr>
-          <w:rPr>
-            <w:color w:val="0000EE"/>
-            <w:u w:val="single"/>
-          </w:rPr>
-          <w:t>العدد 35:9–34</w:t>
-        </w:r>
-      </w:hyperlink>
+      <w:r>
+        <w:rPr>
+          <w:rtl/>
+          <w:cs/>
+          <w:lang w:val="ar_AE" w:bidi="ar_AE"/>
+        </w:rPr>
+        <w:t>العدد 35:9–34</w:t>
+      </w:r>
       <w:r>
         <w:rPr>
           <w:rtl/>
@@ -3658,20 +3022,14 @@
         </w:rPr>
         <w:t xml:space="preserve">; </w:t>
       </w:r>
-      <w:hyperlink r:id="rId111">
-        <w:r>
-          <w:rPr>
-            <w:rtl/>
-            <w:cs/>
-            <w:lang w:val="ar_AE" w:bidi="ar_AE"/>
-          </w:rPr>
-          <w:rPr>
-            <w:color w:val="0000EE"/>
-            <w:u w:val="single"/>
-          </w:rPr>
-          <w:t>راعوث 2:20</w:t>
-        </w:r>
-      </w:hyperlink>
+      <w:r>
+        <w:rPr>
+          <w:rtl/>
+          <w:cs/>
+          <w:lang w:val="ar_AE" w:bidi="ar_AE"/>
+        </w:rPr>
+        <w:t>راعوث 2:20</w:t>
+      </w:r>
       <w:r>
         <w:rPr>
           <w:rtl/>
@@ -3680,20 +3038,14 @@
         </w:rPr>
         <w:t xml:space="preserve">; </w:t>
       </w:r>
-      <w:hyperlink r:id="rId112">
-        <w:r>
-          <w:rPr>
-            <w:rtl/>
-            <w:cs/>
-            <w:lang w:val="ar_AE" w:bidi="ar_AE"/>
-          </w:rPr>
-          <w:rPr>
-            <w:color w:val="0000EE"/>
-            <w:u w:val="single"/>
-          </w:rPr>
-          <w:t>3:9</w:t>
-        </w:r>
-      </w:hyperlink>
+      <w:r>
+        <w:rPr>
+          <w:rtl/>
+          <w:cs/>
+          <w:lang w:val="ar_AE" w:bidi="ar_AE"/>
+        </w:rPr>
+        <w:t>3:9</w:t>
+      </w:r>
       <w:r>
         <w:rPr>
           <w:rtl/>
@@ -3702,20 +3054,14 @@
         </w:rPr>
         <w:t xml:space="preserve">, </w:t>
       </w:r>
-      <w:hyperlink r:id="rId113">
-        <w:r>
-          <w:rPr>
-            <w:rtl/>
-            <w:cs/>
-            <w:lang w:val="ar_AE" w:bidi="ar_AE"/>
-          </w:rPr>
-          <w:rPr>
-            <w:color w:val="0000EE"/>
-            <w:u w:val="single"/>
-          </w:rPr>
-          <w:t>12</w:t>
-        </w:r>
-      </w:hyperlink>
+      <w:r>
+        <w:rPr>
+          <w:rtl/>
+          <w:cs/>
+          <w:lang w:val="ar_AE" w:bidi="ar_AE"/>
+        </w:rPr>
+        <w:t>12</w:t>
+      </w:r>
       <w:r>
         <w:rPr>
           <w:rtl/>
@@ -3724,20 +3070,14 @@
         </w:rPr>
         <w:t xml:space="preserve">; </w:t>
       </w:r>
-      <w:hyperlink r:id="rId114">
-        <w:r>
-          <w:rPr>
-            <w:rtl/>
-            <w:cs/>
-            <w:lang w:val="ar_AE" w:bidi="ar_AE"/>
-          </w:rPr>
-          <w:rPr>
-            <w:color w:val="0000EE"/>
-            <w:u w:val="single"/>
-          </w:rPr>
-          <w:t>4:1–10</w:t>
-        </w:r>
-      </w:hyperlink>
+      <w:r>
+        <w:rPr>
+          <w:rtl/>
+          <w:cs/>
+          <w:lang w:val="ar_AE" w:bidi="ar_AE"/>
+        </w:rPr>
+        <w:t>4:1–10</w:t>
+      </w:r>
       <w:r>
         <w:rPr>
           <w:rtl/>
@@ -3746,20 +3086,14 @@
         </w:rPr>
         <w:t xml:space="preserve">; </w:t>
       </w:r>
-      <w:hyperlink r:id="rId100">
-        <w:r>
-          <w:rPr>
-            <w:rtl/>
-            <w:cs/>
-            <w:lang w:val="ar_AE" w:bidi="ar_AE"/>
-          </w:rPr>
-          <w:rPr>
-            <w:color w:val="0000EE"/>
-            <w:u w:val="single"/>
-          </w:rPr>
-          <w:t>إشعياء 59:20</w:t>
-        </w:r>
-      </w:hyperlink>
+      <w:r>
+        <w:rPr>
+          <w:rtl/>
+          <w:cs/>
+          <w:lang w:val="ar_AE" w:bidi="ar_AE"/>
+        </w:rPr>
+        <w:t>إشعياء 59:20</w:t>
+      </w:r>
       <w:r>
         <w:rPr>
           <w:rtl/>
@@ -3768,20 +3102,14 @@
         </w:rPr>
         <w:t xml:space="preserve">; </w:t>
       </w:r>
-      <w:hyperlink r:id="rId86">
-        <w:r>
-          <w:rPr>
-            <w:rtl/>
-            <w:cs/>
-            <w:lang w:val="ar_AE" w:bidi="ar_AE"/>
-          </w:rPr>
-          <w:rPr>
-            <w:color w:val="0000EE"/>
-            <w:u w:val="single"/>
-          </w:rPr>
-          <w:t>إرميا 32:6–15</w:t>
-        </w:r>
-      </w:hyperlink>
+      <w:r>
+        <w:rPr>
+          <w:rtl/>
+          <w:cs/>
+          <w:lang w:val="ar_AE" w:bidi="ar_AE"/>
+        </w:rPr>
+        <w:t>إرميا 32:6–15</w:t>
+      </w:r>
       <w:r>
         <w:rPr>
           <w:rtl/>
@@ -3790,20 +3118,14 @@
         </w:rPr>
         <w:t xml:space="preserve">; </w:t>
       </w:r>
-      <w:hyperlink r:id="rId91">
-        <w:r>
-          <w:rPr>
-            <w:rtl/>
-            <w:cs/>
-            <w:lang w:val="ar_AE" w:bidi="ar_AE"/>
-          </w:rPr>
-          <w:rPr>
-            <w:color w:val="0000EE"/>
-            <w:u w:val="single"/>
-          </w:rPr>
-          <w:t>متى 20:28</w:t>
-        </w:r>
-      </w:hyperlink>
+      <w:r>
+        <w:rPr>
+          <w:rtl/>
+          <w:cs/>
+          <w:lang w:val="ar_AE" w:bidi="ar_AE"/>
+        </w:rPr>
+        <w:t>متى 20:28</w:t>
+      </w:r>
       <w:r>
         <w:rPr>
           <w:rtl/>
@@ -3812,20 +3134,14 @@
         </w:rPr>
         <w:t xml:space="preserve">; </w:t>
       </w:r>
-      <w:hyperlink r:id="rId92">
-        <w:r>
-          <w:rPr>
-            <w:rtl/>
-            <w:cs/>
-            <w:lang w:val="ar_AE" w:bidi="ar_AE"/>
-          </w:rPr>
-          <w:rPr>
-            <w:color w:val="0000EE"/>
-            <w:u w:val="single"/>
-          </w:rPr>
-          <w:t>رومية 3:24–25</w:t>
-        </w:r>
-      </w:hyperlink>
+      <w:r>
+        <w:rPr>
+          <w:rtl/>
+          <w:cs/>
+          <w:lang w:val="ar_AE" w:bidi="ar_AE"/>
+        </w:rPr>
+        <w:t>رومية 3:24–25</w:t>
+      </w:r>
       <w:r>
         <w:rPr>
           <w:rtl/>
@@ -3834,20 +3150,14 @@
         </w:rPr>
         <w:t xml:space="preserve">; </w:t>
       </w:r>
-      <w:hyperlink r:id="rId93">
-        <w:r>
-          <w:rPr>
-            <w:rtl/>
-            <w:cs/>
-            <w:lang w:val="ar_AE" w:bidi="ar_AE"/>
-          </w:rPr>
-          <w:rPr>
-            <w:color w:val="0000EE"/>
-            <w:u w:val="single"/>
-          </w:rPr>
-          <w:t>أفسس 1:7</w:t>
-        </w:r>
-      </w:hyperlink>
+      <w:r>
+        <w:rPr>
+          <w:rtl/>
+          <w:cs/>
+          <w:lang w:val="ar_AE" w:bidi="ar_AE"/>
+        </w:rPr>
+        <w:t>أفسس 1:7</w:t>
+      </w:r>
       <w:r>
         <w:rPr>
           <w:rtl/>
@@ -3856,20 +3166,14 @@
         </w:rPr>
         <w:t xml:space="preserve">; </w:t>
       </w:r>
-      <w:hyperlink r:id="rId94">
-        <w:r>
-          <w:rPr>
-            <w:rtl/>
-            <w:cs/>
-            <w:lang w:val="ar_AE" w:bidi="ar_AE"/>
-          </w:rPr>
-          <w:rPr>
-            <w:color w:val="0000EE"/>
-            <w:u w:val="single"/>
-          </w:rPr>
-          <w:t>تيطس 2:14</w:t>
-        </w:r>
-      </w:hyperlink>
+      <w:r>
+        <w:rPr>
+          <w:rtl/>
+          <w:cs/>
+          <w:lang w:val="ar_AE" w:bidi="ar_AE"/>
+        </w:rPr>
+        <w:t>تيطس 2:14</w:t>
+      </w:r>
       <w:r>
         <w:rPr>
           <w:rtl/>
@@ -3878,20 +3182,14 @@
         </w:rPr>
         <w:t xml:space="preserve">; </w:t>
       </w:r>
-      <w:hyperlink r:id="rId95">
-        <w:r>
-          <w:rPr>
-            <w:rtl/>
-            <w:cs/>
-            <w:lang w:val="ar_AE" w:bidi="ar_AE"/>
-          </w:rPr>
-          <w:rPr>
-            <w:color w:val="0000EE"/>
-            <w:u w:val="single"/>
-          </w:rPr>
-          <w:t>رؤيا 5:9</w:t>
-        </w:r>
-      </w:hyperlink>
+      <w:r>
+        <w:rPr>
+          <w:rtl/>
+          <w:cs/>
+          <w:lang w:val="ar_AE" w:bidi="ar_AE"/>
+        </w:rPr>
+        <w:t>رؤيا 5:9</w:t>
+      </w:r>
       <w:r>
         <w:rPr>
           <w:rtl/>
@@ -3979,20 +3277,14 @@
         </w:rPr>
         <w:t>قارن يسوع خدمته بوليمة عُرس، وكان هو نفسه العريس (</w:t>
       </w:r>
-      <w:hyperlink r:id="rId115">
-        <w:r>
-          <w:rPr>
-            <w:rtl/>
-            <w:cs/>
-            <w:lang w:val="ar_AE" w:bidi="ar_AE"/>
-          </w:rPr>
-          <w:rPr>
-            <w:color w:val="0000EE"/>
-            <w:u w:val="single"/>
-          </w:rPr>
-          <w:t>لوقا 5:33–35</w:t>
-        </w:r>
-      </w:hyperlink>
+      <w:r>
+        <w:rPr>
+          <w:rtl/>
+          <w:cs/>
+          <w:lang w:val="ar_AE" w:bidi="ar_AE"/>
+        </w:rPr>
+        <w:t>لوقا 5:33–35</w:t>
+      </w:r>
       <w:r>
         <w:rPr>
           <w:rtl/>
@@ -4001,20 +3293,14 @@
         </w:rPr>
         <w:t>). كان ملكوت الله يشبه وليمة عظيمة. دعا الله إليها الجميع، لكن البعض رفضوا الحضور (</w:t>
       </w:r>
-      <w:hyperlink r:id="rId116">
-        <w:r>
-          <w:rPr>
-            <w:rtl/>
-            <w:cs/>
-            <w:lang w:val="ar_AE" w:bidi="ar_AE"/>
-          </w:rPr>
-          <w:rPr>
-            <w:color w:val="0000EE"/>
-            <w:u w:val="single"/>
-          </w:rPr>
-          <w:t>لوقا 14:15–24</w:t>
-        </w:r>
-      </w:hyperlink>
+      <w:r>
+        <w:rPr>
+          <w:rtl/>
+          <w:cs/>
+          <w:lang w:val="ar_AE" w:bidi="ar_AE"/>
+        </w:rPr>
+        <w:t>لوقا 14:15–24</w:t>
+      </w:r>
       <w:r>
         <w:rPr>
           <w:rtl/>
@@ -4023,20 +3309,14 @@
         </w:rPr>
         <w:t xml:space="preserve">; انظر أيضًا </w:t>
       </w:r>
-      <w:hyperlink r:id="rId117">
-        <w:r>
-          <w:rPr>
-            <w:rtl/>
-            <w:cs/>
-            <w:lang w:val="ar_AE" w:bidi="ar_AE"/>
-          </w:rPr>
-          <w:rPr>
-            <w:color w:val="0000EE"/>
-            <w:u w:val="single"/>
-          </w:rPr>
-          <w:t>متّى 8:11–12</w:t>
-        </w:r>
-      </w:hyperlink>
+      <w:r>
+        <w:rPr>
+          <w:rtl/>
+          <w:cs/>
+          <w:lang w:val="ar_AE" w:bidi="ar_AE"/>
+        </w:rPr>
+        <w:t>متّى 8:11–12</w:t>
+      </w:r>
       <w:r>
         <w:rPr>
           <w:rtl/>
@@ -4045,20 +3325,14 @@
         </w:rPr>
         <w:t>). وكان يسوع كثيرًا ما يأكل مع أشخاص من خلفيات متنوعة، بما في ذلك جباة الضرائب المرفوضون اجتماعيًا، وأيضًا الفريسيون المتدينون (</w:t>
       </w:r>
-      <w:hyperlink r:id="rId118">
-        <w:r>
-          <w:rPr>
-            <w:rtl/>
-            <w:cs/>
-            <w:lang w:val="ar_AE" w:bidi="ar_AE"/>
-          </w:rPr>
-          <w:rPr>
-            <w:color w:val="0000EE"/>
-            <w:u w:val="single"/>
-          </w:rPr>
-          <w:t>5:29–32</w:t>
-        </w:r>
-      </w:hyperlink>
+      <w:r>
+        <w:rPr>
+          <w:rtl/>
+          <w:cs/>
+          <w:lang w:val="ar_AE" w:bidi="ar_AE"/>
+        </w:rPr>
+        <w:t>5:29–32</w:t>
+      </w:r>
       <w:r>
         <w:rPr>
           <w:rtl/>
@@ -4067,20 +3341,14 @@
         </w:rPr>
         <w:t xml:space="preserve">; </w:t>
       </w:r>
-      <w:hyperlink r:id="rId119">
-        <w:r>
-          <w:rPr>
-            <w:rtl/>
-            <w:cs/>
-            <w:lang w:val="ar_AE" w:bidi="ar_AE"/>
-          </w:rPr>
-          <w:rPr>
-            <w:color w:val="0000EE"/>
-            <w:u w:val="single"/>
-          </w:rPr>
-          <w:t>7:36–50</w:t>
-        </w:r>
-      </w:hyperlink>
+      <w:r>
+        <w:rPr>
+          <w:rtl/>
+          <w:cs/>
+          <w:lang w:val="ar_AE" w:bidi="ar_AE"/>
+        </w:rPr>
+        <w:t>7:36–50</w:t>
+      </w:r>
       <w:r>
         <w:rPr>
           <w:rtl/>
@@ -4089,20 +3357,14 @@
         </w:rPr>
         <w:t xml:space="preserve">; </w:t>
       </w:r>
-      <w:hyperlink r:id="rId120">
-        <w:r>
-          <w:rPr>
-            <w:rtl/>
-            <w:cs/>
-            <w:lang w:val="ar_AE" w:bidi="ar_AE"/>
-          </w:rPr>
-          <w:rPr>
-            <w:color w:val="0000EE"/>
-            <w:u w:val="single"/>
-          </w:rPr>
-          <w:t>11:37–41</w:t>
-        </w:r>
-      </w:hyperlink>
+      <w:r>
+        <w:rPr>
+          <w:rtl/>
+          <w:cs/>
+          <w:lang w:val="ar_AE" w:bidi="ar_AE"/>
+        </w:rPr>
+        <w:t>11:37–41</w:t>
+      </w:r>
       <w:r>
         <w:rPr>
           <w:rtl/>
@@ -4111,20 +3373,14 @@
         </w:rPr>
         <w:t xml:space="preserve">; </w:t>
       </w:r>
-      <w:hyperlink r:id="rId121">
-        <w:r>
-          <w:rPr>
-            <w:rtl/>
-            <w:cs/>
-            <w:lang w:val="ar_AE" w:bidi="ar_AE"/>
-          </w:rPr>
-          <w:rPr>
-            <w:color w:val="0000EE"/>
-            <w:u w:val="single"/>
-          </w:rPr>
-          <w:t>14:1–6</w:t>
-        </w:r>
-      </w:hyperlink>
+      <w:r>
+        <w:rPr>
+          <w:rtl/>
+          <w:cs/>
+          <w:lang w:val="ar_AE" w:bidi="ar_AE"/>
+        </w:rPr>
+        <w:t>14:1–6</w:t>
+      </w:r>
       <w:r>
         <w:rPr>
           <w:rtl/>
@@ -4153,20 +3409,14 @@
         </w:rPr>
         <w:t>كما استخدم يسوع أيضًا صورة الولائم والمآدب في تعاليمه وأمثاله (</w:t>
       </w:r>
-      <w:hyperlink r:id="rId115">
-        <w:r>
-          <w:rPr>
-            <w:rtl/>
-            <w:cs/>
-            <w:lang w:val="ar_AE" w:bidi="ar_AE"/>
-          </w:rPr>
-          <w:rPr>
-            <w:color w:val="0000EE"/>
-            <w:u w:val="single"/>
-          </w:rPr>
-          <w:t>لوقا 5:33–35</w:t>
-        </w:r>
-      </w:hyperlink>
+      <w:r>
+        <w:rPr>
+          <w:rtl/>
+          <w:cs/>
+          <w:lang w:val="ar_AE" w:bidi="ar_AE"/>
+        </w:rPr>
+        <w:t>لوقا 5:33–35</w:t>
+      </w:r>
       <w:r>
         <w:rPr>
           <w:rtl/>
@@ -4175,20 +3425,14 @@
         </w:rPr>
         <w:t xml:space="preserve">; </w:t>
       </w:r>
-      <w:hyperlink r:id="rId122">
-        <w:r>
-          <w:rPr>
-            <w:rtl/>
-            <w:cs/>
-            <w:lang w:val="ar_AE" w:bidi="ar_AE"/>
-          </w:rPr>
-          <w:rPr>
-            <w:color w:val="0000EE"/>
-            <w:u w:val="single"/>
-          </w:rPr>
-          <w:t>12:35–38</w:t>
-        </w:r>
-      </w:hyperlink>
+      <w:r>
+        <w:rPr>
+          <w:rtl/>
+          <w:cs/>
+          <w:lang w:val="ar_AE" w:bidi="ar_AE"/>
+        </w:rPr>
+        <w:t>12:35–38</w:t>
+      </w:r>
       <w:r>
         <w:rPr>
           <w:rtl/>
@@ -4197,20 +3441,14 @@
         </w:rPr>
         <w:t xml:space="preserve">; </w:t>
       </w:r>
-      <w:hyperlink r:id="rId123">
-        <w:r>
-          <w:rPr>
-            <w:rtl/>
-            <w:cs/>
-            <w:lang w:val="ar_AE" w:bidi="ar_AE"/>
-          </w:rPr>
-          <w:rPr>
-            <w:color w:val="0000EE"/>
-            <w:u w:val="single"/>
-          </w:rPr>
-          <w:t>14:7–14</w:t>
-        </w:r>
-      </w:hyperlink>
+      <w:r>
+        <w:rPr>
+          <w:rtl/>
+          <w:cs/>
+          <w:lang w:val="ar_AE" w:bidi="ar_AE"/>
+        </w:rPr>
+        <w:t>14:7–14</w:t>
+      </w:r>
       <w:r>
         <w:rPr>
           <w:rtl/>
@@ -4219,20 +3457,14 @@
         </w:rPr>
         <w:t xml:space="preserve">, </w:t>
       </w:r>
-      <w:hyperlink r:id="rId116">
-        <w:r>
-          <w:rPr>
-            <w:rtl/>
-            <w:cs/>
-            <w:lang w:val="ar_AE" w:bidi="ar_AE"/>
-          </w:rPr>
-          <w:rPr>
-            <w:color w:val="0000EE"/>
-            <w:u w:val="single"/>
-          </w:rPr>
-          <w:t>15–24</w:t>
-        </w:r>
-      </w:hyperlink>
+      <w:r>
+        <w:rPr>
+          <w:rtl/>
+          <w:cs/>
+          <w:lang w:val="ar_AE" w:bidi="ar_AE"/>
+        </w:rPr>
+        <w:t>15–24</w:t>
+      </w:r>
       <w:r>
         <w:rPr>
           <w:rtl/>
@@ -4241,20 +3473,14 @@
         </w:rPr>
         <w:t xml:space="preserve">; </w:t>
       </w:r>
-      <w:hyperlink r:id="rId124">
-        <w:r>
-          <w:rPr>
-            <w:rtl/>
-            <w:cs/>
-            <w:lang w:val="ar_AE" w:bidi="ar_AE"/>
-          </w:rPr>
-          <w:rPr>
-            <w:color w:val="0000EE"/>
-            <w:u w:val="single"/>
-          </w:rPr>
-          <w:t>17:7–10</w:t>
-        </w:r>
-      </w:hyperlink>
+      <w:r>
+        <w:rPr>
+          <w:rtl/>
+          <w:cs/>
+          <w:lang w:val="ar_AE" w:bidi="ar_AE"/>
+        </w:rPr>
+        <w:t>17:7–10</w:t>
+      </w:r>
       <w:r>
         <w:rPr>
           <w:rtl/>
@@ -4263,20 +3489,14 @@
         </w:rPr>
         <w:t xml:space="preserve">; </w:t>
       </w:r>
-      <w:hyperlink r:id="rId125">
-        <w:r>
-          <w:rPr>
-            <w:rtl/>
-            <w:cs/>
-            <w:lang w:val="ar_AE" w:bidi="ar_AE"/>
-          </w:rPr>
-          <w:rPr>
-            <w:color w:val="0000EE"/>
-            <w:u w:val="single"/>
-          </w:rPr>
-          <w:t>22:28–30</w:t>
-        </w:r>
-      </w:hyperlink>
+      <w:r>
+        <w:rPr>
+          <w:rtl/>
+          <w:cs/>
+          <w:lang w:val="ar_AE" w:bidi="ar_AE"/>
+        </w:rPr>
+        <w:t>22:28–30</w:t>
+      </w:r>
       <w:r>
         <w:rPr>
           <w:rtl/>
@@ -4285,20 +3505,14 @@
         </w:rPr>
         <w:t>). كما أطعم جموعًا كبيرة من الناس ببضعة أرغفة وسمكات قليلة فقط (</w:t>
       </w:r>
-      <w:hyperlink r:id="rId126">
-        <w:r>
-          <w:rPr>
-            <w:rtl/>
-            <w:cs/>
-            <w:lang w:val="ar_AE" w:bidi="ar_AE"/>
-          </w:rPr>
-          <w:rPr>
-            <w:color w:val="0000EE"/>
-            <w:u w:val="single"/>
-          </w:rPr>
-          <w:t>9:10–17</w:t>
-        </w:r>
-      </w:hyperlink>
+      <w:r>
+        <w:rPr>
+          <w:rtl/>
+          <w:cs/>
+          <w:lang w:val="ar_AE" w:bidi="ar_AE"/>
+        </w:rPr>
+        <w:t>9:10–17</w:t>
+      </w:r>
       <w:r>
         <w:rPr>
           <w:rtl/>
@@ -4327,20 +3541,14 @@
         </w:rPr>
         <w:t xml:space="preserve">الخلفية في العهد القديم لهذه الصور الاحتفالية الرمزية عن الوليمة نجدها في </w:t>
       </w:r>
-      <w:hyperlink r:id="rId127">
-        <w:r>
-          <w:rPr>
-            <w:rtl/>
-            <w:cs/>
-            <w:lang w:val="ar_AE" w:bidi="ar_AE"/>
-          </w:rPr>
-          <w:rPr>
-            <w:color w:val="0000EE"/>
-            <w:u w:val="single"/>
-          </w:rPr>
-          <w:t xml:space="preserve">إشعياء 25:6، </w:t>
-        </w:r>
-      </w:hyperlink>
+      <w:r>
+        <w:rPr>
+          <w:rtl/>
+          <w:cs/>
+          <w:lang w:val="ar_AE" w:bidi="ar_AE"/>
+        </w:rPr>
+        <w:t xml:space="preserve">إشعياء 25:6، </w:t>
+      </w:r>
       <w:r>
         <w:rPr>
           <w:rtl/>
@@ -4349,20 +3557,14 @@
         </w:rPr>
         <w:t xml:space="preserve">حيث يصف خلاص الله النهائي بأنه وليمة عظيمة لكل الشعوب: "وَيَصْنَعُ رَبُّ الْجُنُودِ لِجَمِيعِ الشُّعُوبِ فِي هذَا الْجَبَلِ وَلِيمَةَ سَمَائِنَ، وَلِيمَةَ خَمْرٍ عَلَى دَرْدِيّ، سَمَائِنَ مُمِخَّةٍ، دَرْدِيّ مُصَفًّى." (انظر أيضًا </w:t>
       </w:r>
-      <w:hyperlink r:id="rId128">
-        <w:r>
-          <w:rPr>
-            <w:rtl/>
-            <w:cs/>
-            <w:lang w:val="ar_AE" w:bidi="ar_AE"/>
-          </w:rPr>
-          <w:rPr>
-            <w:color w:val="0000EE"/>
-            <w:u w:val="single"/>
-          </w:rPr>
-          <w:t>إشعياء 65:13–14</w:t>
-        </w:r>
-      </w:hyperlink>
+      <w:r>
+        <w:rPr>
+          <w:rtl/>
+          <w:cs/>
+          <w:lang w:val="ar_AE" w:bidi="ar_AE"/>
+        </w:rPr>
+        <w:t>إشعياء 65:13–14</w:t>
+      </w:r>
       <w:r>
         <w:rPr>
           <w:rtl/>
@@ -4407,20 +3609,14 @@
         </w:rPr>
         <w:t>، ويدينون أَسْبَاطَ إِسْرَائِيلَ ٱلِٱثْنَيْ عَشَرَ (</w:t>
       </w:r>
-      <w:hyperlink r:id="rId129">
-        <w:r>
-          <w:rPr>
-            <w:rtl/>
-            <w:cs/>
-            <w:lang w:val="ar_AE" w:bidi="ar_AE"/>
-          </w:rPr>
-          <w:rPr>
-            <w:color w:val="0000EE"/>
-            <w:u w:val="single"/>
-          </w:rPr>
-          <w:t>لوقا 22:30</w:t>
-        </w:r>
-      </w:hyperlink>
+      <w:r>
+        <w:rPr>
+          <w:rtl/>
+          <w:cs/>
+          <w:lang w:val="ar_AE" w:bidi="ar_AE"/>
+        </w:rPr>
+        <w:t>لوقا 22:30</w:t>
+      </w:r>
       <w:r>
         <w:rPr>
           <w:rtl/>
@@ -4429,20 +3625,14 @@
         </w:rPr>
         <w:t xml:space="preserve">؛ انظر أيضًا </w:t>
       </w:r>
-      <w:hyperlink r:id="rId130">
-        <w:r>
-          <w:rPr>
-            <w:rtl/>
-            <w:cs/>
-            <w:lang w:val="ar_AE" w:bidi="ar_AE"/>
-          </w:rPr>
-          <w:rPr>
-            <w:color w:val="0000EE"/>
-            <w:u w:val="single"/>
-          </w:rPr>
-          <w:t>رؤيا 19:7–9</w:t>
-        </w:r>
-      </w:hyperlink>
+      <w:r>
+        <w:rPr>
+          <w:rtl/>
+          <w:cs/>
+          <w:lang w:val="ar_AE" w:bidi="ar_AE"/>
+        </w:rPr>
+        <w:t>رؤيا 19:7–9</w:t>
+      </w:r>
       <w:r>
         <w:rPr>
           <w:rtl/>
@@ -4492,20 +3682,14 @@
           <w:lang w:val="ar_AE" w:bidi="ar_AE"/>
         </w:rPr>
       </w:r>
-      <w:hyperlink r:id="rId127">
-        <w:r>
-          <w:rPr>
-            <w:rtl/>
-            <w:cs/>
-            <w:lang w:val="ar_AE" w:bidi="ar_AE"/>
-          </w:rPr>
-          <w:rPr>
-            <w:color w:val="0000EE"/>
-            <w:u w:val="single"/>
-          </w:rPr>
-          <w:t>إشعياء 25:6</w:t>
-        </w:r>
-      </w:hyperlink>
+      <w:r>
+        <w:rPr>
+          <w:rtl/>
+          <w:cs/>
+          <w:lang w:val="ar_AE" w:bidi="ar_AE"/>
+        </w:rPr>
+        <w:t>إشعياء 25:6</w:t>
+      </w:r>
       <w:r>
         <w:rPr>
           <w:rtl/>
@@ -4514,20 +3698,14 @@
         </w:rPr>
         <w:t xml:space="preserve">; </w:t>
       </w:r>
-      <w:hyperlink r:id="rId128">
-        <w:r>
-          <w:rPr>
-            <w:rtl/>
-            <w:cs/>
-            <w:lang w:val="ar_AE" w:bidi="ar_AE"/>
-          </w:rPr>
-          <w:rPr>
-            <w:color w:val="0000EE"/>
-            <w:u w:val="single"/>
-          </w:rPr>
-          <w:t>65:13–14</w:t>
-        </w:r>
-      </w:hyperlink>
+      <w:r>
+        <w:rPr>
+          <w:rtl/>
+          <w:cs/>
+          <w:lang w:val="ar_AE" w:bidi="ar_AE"/>
+        </w:rPr>
+        <w:t>65:13–14</w:t>
+      </w:r>
       <w:r>
         <w:rPr>
           <w:rtl/>
@@ -4536,20 +3714,14 @@
         </w:rPr>
         <w:t xml:space="preserve">; </w:t>
       </w:r>
-      <w:hyperlink r:id="rId131">
-        <w:r>
-          <w:rPr>
-            <w:rtl/>
-            <w:cs/>
-            <w:lang w:val="ar_AE" w:bidi="ar_AE"/>
-          </w:rPr>
-          <w:rPr>
-            <w:color w:val="0000EE"/>
-            <w:u w:val="single"/>
-          </w:rPr>
-          <w:t>لوقا 5:29–35</w:t>
-        </w:r>
-      </w:hyperlink>
+      <w:r>
+        <w:rPr>
+          <w:rtl/>
+          <w:cs/>
+          <w:lang w:val="ar_AE" w:bidi="ar_AE"/>
+        </w:rPr>
+        <w:t>لوقا 5:29–35</w:t>
+      </w:r>
       <w:r>
         <w:rPr>
           <w:rtl/>
@@ -4558,20 +3730,14 @@
         </w:rPr>
         <w:t xml:space="preserve">; </w:t>
       </w:r>
-      <w:hyperlink r:id="rId132">
-        <w:r>
-          <w:rPr>
-            <w:rtl/>
-            <w:cs/>
-            <w:lang w:val="ar_AE" w:bidi="ar_AE"/>
-          </w:rPr>
-          <w:rPr>
-            <w:color w:val="0000EE"/>
-            <w:u w:val="single"/>
-          </w:rPr>
-          <w:t>6:21</w:t>
-        </w:r>
-      </w:hyperlink>
+      <w:r>
+        <w:rPr>
+          <w:rtl/>
+          <w:cs/>
+          <w:lang w:val="ar_AE" w:bidi="ar_AE"/>
+        </w:rPr>
+        <w:t>6:21</w:t>
+      </w:r>
       <w:r>
         <w:rPr>
           <w:rtl/>
@@ -4580,20 +3746,14 @@
         </w:rPr>
         <w:t xml:space="preserve">; </w:t>
       </w:r>
-      <w:hyperlink r:id="rId119">
-        <w:r>
-          <w:rPr>
-            <w:rtl/>
-            <w:cs/>
-            <w:lang w:val="ar_AE" w:bidi="ar_AE"/>
-          </w:rPr>
-          <w:rPr>
-            <w:color w:val="0000EE"/>
-            <w:u w:val="single"/>
-          </w:rPr>
-          <w:t>7:36–50</w:t>
-        </w:r>
-      </w:hyperlink>
+      <w:r>
+        <w:rPr>
+          <w:rtl/>
+          <w:cs/>
+          <w:lang w:val="ar_AE" w:bidi="ar_AE"/>
+        </w:rPr>
+        <w:t>7:36–50</w:t>
+      </w:r>
       <w:r>
         <w:rPr>
           <w:rtl/>
@@ -4602,20 +3762,14 @@
         </w:rPr>
         <w:t xml:space="preserve">; </w:t>
       </w:r>
-      <w:hyperlink r:id="rId126">
-        <w:r>
-          <w:rPr>
-            <w:rtl/>
-            <w:cs/>
-            <w:lang w:val="ar_AE" w:bidi="ar_AE"/>
-          </w:rPr>
-          <w:rPr>
-            <w:color w:val="0000EE"/>
-            <w:u w:val="single"/>
-          </w:rPr>
-          <w:t>9:10–17</w:t>
-        </w:r>
-      </w:hyperlink>
+      <w:r>
+        <w:rPr>
+          <w:rtl/>
+          <w:cs/>
+          <w:lang w:val="ar_AE" w:bidi="ar_AE"/>
+        </w:rPr>
+        <w:t>9:10–17</w:t>
+      </w:r>
       <w:r>
         <w:rPr>
           <w:rtl/>
@@ -4624,20 +3778,14 @@
         </w:rPr>
         <w:t xml:space="preserve">; </w:t>
       </w:r>
-      <w:hyperlink r:id="rId120">
-        <w:r>
-          <w:rPr>
-            <w:rtl/>
-            <w:cs/>
-            <w:lang w:val="ar_AE" w:bidi="ar_AE"/>
-          </w:rPr>
-          <w:rPr>
-            <w:color w:val="0000EE"/>
-            <w:u w:val="single"/>
-          </w:rPr>
-          <w:t>11:37–41</w:t>
-        </w:r>
-      </w:hyperlink>
+      <w:r>
+        <w:rPr>
+          <w:rtl/>
+          <w:cs/>
+          <w:lang w:val="ar_AE" w:bidi="ar_AE"/>
+        </w:rPr>
+        <w:t>11:37–41</w:t>
+      </w:r>
       <w:r>
         <w:rPr>
           <w:rtl/>
@@ -4646,20 +3794,14 @@
         </w:rPr>
         <w:t xml:space="preserve">; </w:t>
       </w:r>
-      <w:hyperlink r:id="rId133">
-        <w:r>
-          <w:rPr>
-            <w:rtl/>
-            <w:cs/>
-            <w:lang w:val="ar_AE" w:bidi="ar_AE"/>
-          </w:rPr>
-          <w:rPr>
-            <w:color w:val="0000EE"/>
-            <w:u w:val="single"/>
-          </w:rPr>
-          <w:t>12:35–40</w:t>
-        </w:r>
-      </w:hyperlink>
+      <w:r>
+        <w:rPr>
+          <w:rtl/>
+          <w:cs/>
+          <w:lang w:val="ar_AE" w:bidi="ar_AE"/>
+        </w:rPr>
+        <w:t>12:35–40</w:t>
+      </w:r>
       <w:r>
         <w:rPr>
           <w:rtl/>
@@ -4668,20 +3810,14 @@
         </w:rPr>
         <w:t xml:space="preserve">; </w:t>
       </w:r>
-      <w:hyperlink r:id="rId134">
-        <w:r>
-          <w:rPr>
-            <w:rtl/>
-            <w:cs/>
-            <w:lang w:val="ar_AE" w:bidi="ar_AE"/>
-          </w:rPr>
-          <w:rPr>
-            <w:color w:val="0000EE"/>
-            <w:u w:val="single"/>
-          </w:rPr>
-          <w:t>13:24–30</w:t>
-        </w:r>
-      </w:hyperlink>
+      <w:r>
+        <w:rPr>
+          <w:rtl/>
+          <w:cs/>
+          <w:lang w:val="ar_AE" w:bidi="ar_AE"/>
+        </w:rPr>
+        <w:t>13:24–30</w:t>
+      </w:r>
       <w:r>
         <w:rPr>
           <w:rtl/>
@@ -4690,20 +3826,14 @@
         </w:rPr>
         <w:t xml:space="preserve">; </w:t>
       </w:r>
-      <w:hyperlink r:id="rId135">
-        <w:r>
-          <w:rPr>
-            <w:rtl/>
-            <w:cs/>
-            <w:lang w:val="ar_AE" w:bidi="ar_AE"/>
-          </w:rPr>
-          <w:rPr>
-            <w:color w:val="0000EE"/>
-            <w:u w:val="single"/>
-          </w:rPr>
-          <w:t>14:1–24</w:t>
-        </w:r>
-      </w:hyperlink>
+      <w:r>
+        <w:rPr>
+          <w:rtl/>
+          <w:cs/>
+          <w:lang w:val="ar_AE" w:bidi="ar_AE"/>
+        </w:rPr>
+        <w:t>14:1–24</w:t>
+      </w:r>
       <w:r>
         <w:rPr>
           <w:rtl/>
@@ -4712,20 +3842,14 @@
         </w:rPr>
         <w:t xml:space="preserve">; </w:t>
       </w:r>
-      <w:hyperlink r:id="rId136">
-        <w:r>
-          <w:rPr>
-            <w:rtl/>
-            <w:cs/>
-            <w:lang w:val="ar_AE" w:bidi="ar_AE"/>
-          </w:rPr>
-          <w:rPr>
-            <w:color w:val="0000EE"/>
-            <w:u w:val="single"/>
-          </w:rPr>
-          <w:t>17:8</w:t>
-        </w:r>
-      </w:hyperlink>
+      <w:r>
+        <w:rPr>
+          <w:rtl/>
+          <w:cs/>
+          <w:lang w:val="ar_AE" w:bidi="ar_AE"/>
+        </w:rPr>
+        <w:t>17:8</w:t>
+      </w:r>
       <w:r>
         <w:rPr>
           <w:rtl/>
@@ -4734,20 +3858,14 @@
         </w:rPr>
         <w:t xml:space="preserve">; </w:t>
       </w:r>
-      <w:hyperlink r:id="rId129">
-        <w:r>
-          <w:rPr>
-            <w:rtl/>
-            <w:cs/>
-            <w:lang w:val="ar_AE" w:bidi="ar_AE"/>
-          </w:rPr>
-          <w:rPr>
-            <w:color w:val="0000EE"/>
-            <w:u w:val="single"/>
-          </w:rPr>
-          <w:t>22:30</w:t>
-        </w:r>
-      </w:hyperlink>
+      <w:r>
+        <w:rPr>
+          <w:rtl/>
+          <w:cs/>
+          <w:lang w:val="ar_AE" w:bidi="ar_AE"/>
+        </w:rPr>
+        <w:t>22:30</w:t>
+      </w:r>
       <w:r>
         <w:rPr>
           <w:rtl/>
@@ -4815,20 +3933,14 @@
         </w:rPr>
         <w:t>القيامة معتقد أساسي في الإيمان المسيحي. وبدون القيامة، يبطل الإيمان المسيحي كله (</w:t>
       </w:r>
-      <w:hyperlink r:id="rId137">
-        <w:r>
-          <w:rPr>
-            <w:rtl/>
-            <w:cs/>
-            <w:lang w:val="ar_AE" w:bidi="ar_AE"/>
-          </w:rPr>
-          <w:rPr>
-            <w:color w:val="0000EE"/>
-            <w:u w:val="single"/>
-          </w:rPr>
-          <w:t>1كورنثوس 15:14</w:t>
-        </w:r>
-      </w:hyperlink>
+      <w:r>
+        <w:rPr>
+          <w:rtl/>
+          <w:cs/>
+          <w:lang w:val="ar_AE" w:bidi="ar_AE"/>
+        </w:rPr>
+        <w:t>1كورنثوس 15:14</w:t>
+      </w:r>
       <w:r>
         <w:rPr>
           <w:rtl/>
@@ -4837,20 +3949,14 @@
         </w:rPr>
         <w:t>). يعدْ الله بأن شعبه سيشترك مع المسيح في هذه القيامة (</w:t>
       </w:r>
-      <w:hyperlink r:id="rId138">
-        <w:r>
-          <w:rPr>
-            <w:rtl/>
-            <w:cs/>
-            <w:lang w:val="ar_AE" w:bidi="ar_AE"/>
-          </w:rPr>
-          <w:rPr>
-            <w:color w:val="0000EE"/>
-            <w:u w:val="single"/>
-          </w:rPr>
-          <w:t>كولوسي 3:1</w:t>
-        </w:r>
-      </w:hyperlink>
+      <w:r>
+        <w:rPr>
+          <w:rtl/>
+          <w:cs/>
+          <w:lang w:val="ar_AE" w:bidi="ar_AE"/>
+        </w:rPr>
+        <w:t>كولوسي 3:1</w:t>
+      </w:r>
       <w:r>
         <w:rPr>
           <w:rtl/>
@@ -4871,20 +3977,14 @@
           <w:lang w:val="ar_AE" w:bidi="ar_AE"/>
         </w:rPr>
       </w:r>
-      <w:hyperlink r:id="rId139">
-        <w:r>
-          <w:rPr>
-            <w:rtl/>
-            <w:cs/>
-            <w:lang w:val="ar_AE" w:bidi="ar_AE"/>
-          </w:rPr>
-          <w:rPr>
-            <w:color w:val="0000EE"/>
-            <w:u w:val="single"/>
-          </w:rPr>
-          <w:t>حزقيال 37</w:t>
-        </w:r>
-      </w:hyperlink>
+      <w:r>
+        <w:rPr>
+          <w:rtl/>
+          <w:cs/>
+          <w:lang w:val="ar_AE" w:bidi="ar_AE"/>
+        </w:rPr>
+        <w:t>حزقيال 37</w:t>
+      </w:r>
       <w:r>
         <w:rPr>
           <w:rtl/>
@@ -4893,20 +3993,14 @@
         </w:rPr>
         <w:t xml:space="preserve"> يشير إلى أن الجميع سيقومون بأجساد جديدة بعد الموت. ومع ذلك، فالنبي حزقيال لم يكن يسأل، "هل يمكن للعظام البشرية أن تعود إلى الحياة؟" إذ كان حزقيال وجمهور قُراءه على دراية بالفعل بإمكانية القيامة من معجزات إيليّا وأليشع (</w:t>
       </w:r>
-      <w:hyperlink r:id="rId140">
-        <w:r>
-          <w:rPr>
-            <w:rtl/>
-            <w:cs/>
-            <w:lang w:val="ar_AE" w:bidi="ar_AE"/>
-          </w:rPr>
-          <w:rPr>
-            <w:color w:val="0000EE"/>
-            <w:u w:val="single"/>
-          </w:rPr>
-          <w:t>1ملوك 17:17–24</w:t>
-        </w:r>
-      </w:hyperlink>
+      <w:r>
+        <w:rPr>
+          <w:rtl/>
+          <w:cs/>
+          <w:lang w:val="ar_AE" w:bidi="ar_AE"/>
+        </w:rPr>
+        <w:t>1ملوك 17:17–24</w:t>
+      </w:r>
       <w:r>
         <w:rPr>
           <w:rtl/>
@@ -4915,20 +4009,14 @@
         </w:rPr>
         <w:t xml:space="preserve">؛ </w:t>
       </w:r>
-      <w:hyperlink r:id="rId141">
-        <w:r>
-          <w:rPr>
-            <w:rtl/>
-            <w:cs/>
-            <w:lang w:val="ar_AE" w:bidi="ar_AE"/>
-          </w:rPr>
-          <w:rPr>
-            <w:color w:val="0000EE"/>
-            <w:u w:val="single"/>
-          </w:rPr>
-          <w:t>2ملوك 4:31–37</w:t>
-        </w:r>
-      </w:hyperlink>
+      <w:r>
+        <w:rPr>
+          <w:rtl/>
+          <w:cs/>
+          <w:lang w:val="ar_AE" w:bidi="ar_AE"/>
+        </w:rPr>
+        <w:t>2ملوك 4:31–37</w:t>
+      </w:r>
       <w:r>
         <w:rPr>
           <w:rtl/>
@@ -4937,20 +4025,14 @@
         </w:rPr>
         <w:t xml:space="preserve">؛ </w:t>
       </w:r>
-      <w:hyperlink r:id="rId142">
-        <w:r>
-          <w:rPr>
-            <w:rtl/>
-            <w:cs/>
-            <w:lang w:val="ar_AE" w:bidi="ar_AE"/>
-          </w:rPr>
-          <w:rPr>
-            <w:color w:val="0000EE"/>
-            <w:u w:val="single"/>
-          </w:rPr>
-          <w:t>13:20–21</w:t>
-        </w:r>
-      </w:hyperlink>
+      <w:r>
+        <w:rPr>
+          <w:rtl/>
+          <w:cs/>
+          <w:lang w:val="ar_AE" w:bidi="ar_AE"/>
+        </w:rPr>
+        <w:t>13:20–21</w:t>
+      </w:r>
       <w:r>
         <w:rPr>
           <w:rtl/>
@@ -4979,20 +4061,14 @@
         </w:rPr>
         <w:t xml:space="preserve">في ذلك الوقت، كان البابليون قد دمروا يهوذا والهيكل، وسبوا كثيرين إلى بابل. كانت الأمة قد فقدت قوتها، وتحطمت سياسيًا، وخارت قواها روحيًا. أولئك الذين بقوا في يهوذا كانوا مجموعة صغيرة، لم تكن سوى مجموعة من أشد الناس فقرا (انظر </w:t>
       </w:r>
-      <w:hyperlink r:id="rId143">
-        <w:r>
-          <w:rPr>
-            <w:rtl/>
-            <w:cs/>
-            <w:lang w:val="ar_AE" w:bidi="ar_AE"/>
-          </w:rPr>
-          <w:rPr>
-            <w:color w:val="0000EE"/>
-            <w:u w:val="single"/>
-          </w:rPr>
-          <w:t>2ملوك 25:8–12</w:t>
-        </w:r>
-      </w:hyperlink>
+      <w:r>
+        <w:rPr>
+          <w:rtl/>
+          <w:cs/>
+          <w:lang w:val="ar_AE" w:bidi="ar_AE"/>
+        </w:rPr>
+        <w:t>2ملوك 25:8–12</w:t>
+      </w:r>
       <w:r>
         <w:rPr>
           <w:rtl/>
@@ -5001,20 +4077,14 @@
         </w:rPr>
         <w:t>). وظنّ كثيرون أنه لا مستقبل لشعب ٱلله. فقالوا، “يَبِسَتْ عِظَامُنَا وَهَلَكَ رَجَاؤُنَا. قَدِ ٱنْقَطَعْنَا.” (</w:t>
       </w:r>
-      <w:hyperlink r:id="rId144">
-        <w:r>
-          <w:rPr>
-            <w:rtl/>
-            <w:cs/>
-            <w:lang w:val="ar_AE" w:bidi="ar_AE"/>
-          </w:rPr>
-          <w:rPr>
-            <w:color w:val="0000EE"/>
-            <w:u w:val="single"/>
-          </w:rPr>
-          <w:t>حزقيال 37:11</w:t>
-        </w:r>
-      </w:hyperlink>
+      <w:r>
+        <w:rPr>
+          <w:rtl/>
+          <w:cs/>
+          <w:lang w:val="ar_AE" w:bidi="ar_AE"/>
+        </w:rPr>
+        <w:t>حزقيال 37:11</w:t>
+      </w:r>
       <w:r>
         <w:rPr>
           <w:rtl/>
@@ -5094,20 +4164,14 @@
         </w:rPr>
         <w:t xml:space="preserve"> والله سيعيد شعبه إلى الحياة بسكب روحه استجابة لكلمة النبي. كان موتهم بسبب خطاياهم حقيقيًا. لكن الله لن يتركهم في القبر (انظر </w:t>
       </w:r>
-      <w:hyperlink r:id="rId145">
-        <w:r>
-          <w:rPr>
-            <w:rtl/>
-            <w:cs/>
-            <w:lang w:val="ar_AE" w:bidi="ar_AE"/>
-          </w:rPr>
-          <w:rPr>
-            <w:color w:val="0000EE"/>
-            <w:u w:val="single"/>
-          </w:rPr>
-          <w:t>مزمور 16:10</w:t>
-        </w:r>
-      </w:hyperlink>
+      <w:r>
+        <w:rPr>
+          <w:rtl/>
+          <w:cs/>
+          <w:lang w:val="ar_AE" w:bidi="ar_AE"/>
+        </w:rPr>
+        <w:t>مزمور 16:10</w:t>
+      </w:r>
       <w:r>
         <w:rPr>
           <w:rtl/>
@@ -5136,20 +4200,14 @@
         </w:rPr>
         <w:t xml:space="preserve">يستطيع الله أن يحي الذين ماتوا جسديًا أو روحيًا. إنه يختار أن يمنح حياة جديدة للخطاة الذين لا يستحقون نوالها (انظر </w:t>
       </w:r>
-      <w:hyperlink r:id="rId146">
-        <w:r>
-          <w:rPr>
-            <w:rtl/>
-            <w:cs/>
-            <w:lang w:val="ar_AE" w:bidi="ar_AE"/>
-          </w:rPr>
-          <w:rPr>
-            <w:color w:val="0000EE"/>
-            <w:u w:val="single"/>
-          </w:rPr>
-          <w:t>يوحنا 3:5–7</w:t>
-        </w:r>
-      </w:hyperlink>
+      <w:r>
+        <w:rPr>
+          <w:rtl/>
+          <w:cs/>
+          <w:lang w:val="ar_AE" w:bidi="ar_AE"/>
+        </w:rPr>
+        <w:t>يوحنا 3:5–7</w:t>
+      </w:r>
       <w:r>
         <w:rPr>
           <w:rtl/>
@@ -5158,20 +4216,14 @@
         </w:rPr>
         <w:t xml:space="preserve">؛ </w:t>
       </w:r>
-      <w:hyperlink r:id="rId147">
-        <w:r>
-          <w:rPr>
-            <w:rtl/>
-            <w:cs/>
-            <w:lang w:val="ar_AE" w:bidi="ar_AE"/>
-          </w:rPr>
-          <w:rPr>
-            <w:color w:val="0000EE"/>
-            <w:u w:val="single"/>
-          </w:rPr>
-          <w:t>أفسس 2:1–7</w:t>
-        </w:r>
-      </w:hyperlink>
+      <w:r>
+        <w:rPr>
+          <w:rtl/>
+          <w:cs/>
+          <w:lang w:val="ar_AE" w:bidi="ar_AE"/>
+        </w:rPr>
+        <w:t>أفسس 2:1–7</w:t>
+      </w:r>
       <w:r>
         <w:rPr>
           <w:rtl/>
@@ -5180,20 +4232,14 @@
         </w:rPr>
         <w:t xml:space="preserve">). ومن يرزحون تحت نير الخطية يحصلون أيضًا على الحياة الجديدة التي يقدمها الله بروحه، الآن وللأبد (انظر </w:t>
       </w:r>
-      <w:hyperlink r:id="rId148">
-        <w:r>
-          <w:rPr>
-            <w:rtl/>
-            <w:cs/>
-            <w:lang w:val="ar_AE" w:bidi="ar_AE"/>
-          </w:rPr>
-          <w:rPr>
-            <w:color w:val="0000EE"/>
-            <w:u w:val="single"/>
-          </w:rPr>
-          <w:t>رومية 8:5–13</w:t>
-        </w:r>
-      </w:hyperlink>
+      <w:r>
+        <w:rPr>
+          <w:rtl/>
+          <w:cs/>
+          <w:lang w:val="ar_AE" w:bidi="ar_AE"/>
+        </w:rPr>
+        <w:t>رومية 8:5–13</w:t>
+      </w:r>
       <w:r>
         <w:rPr>
           <w:rtl/>
@@ -5202,20 +4248,14 @@
         </w:rPr>
         <w:t xml:space="preserve">؛ </w:t>
       </w:r>
-      <w:hyperlink r:id="rId149">
-        <w:r>
-          <w:rPr>
-            <w:rtl/>
-            <w:cs/>
-            <w:lang w:val="ar_AE" w:bidi="ar_AE"/>
-          </w:rPr>
-          <w:rPr>
-            <w:color w:val="0000EE"/>
-            <w:u w:val="single"/>
-          </w:rPr>
-          <w:t>كولوسي 3:1–11</w:t>
-        </w:r>
-      </w:hyperlink>
+      <w:r>
+        <w:rPr>
+          <w:rtl/>
+          <w:cs/>
+          <w:lang w:val="ar_AE" w:bidi="ar_AE"/>
+        </w:rPr>
+        <w:t>كولوسي 3:1–11</w:t>
+      </w:r>
       <w:r>
         <w:rPr>
           <w:rtl/>
@@ -5224,20 +4264,14 @@
         </w:rPr>
         <w:t>). فمن يراهم العالم أنهم بعيدين عن الخلاص يجعلهم الله مقبولين لديه بالمسيح (</w:t>
       </w:r>
-      <w:hyperlink r:id="rId150">
-        <w:r>
-          <w:rPr>
-            <w:rtl/>
-            <w:cs/>
-            <w:lang w:val="ar_AE" w:bidi="ar_AE"/>
-          </w:rPr>
-          <w:rPr>
-            <w:color w:val="0000EE"/>
-            <w:u w:val="single"/>
-          </w:rPr>
-          <w:t>1كورنثوس 6:9–11</w:t>
-        </w:r>
-      </w:hyperlink>
+      <w:r>
+        <w:rPr>
+          <w:rtl/>
+          <w:cs/>
+          <w:lang w:val="ar_AE" w:bidi="ar_AE"/>
+        </w:rPr>
+        <w:t>1كورنثوس 6:9–11</w:t>
+      </w:r>
       <w:r>
         <w:rPr>
           <w:rtl/>
@@ -5246,20 +4280,14 @@
         </w:rPr>
         <w:t>). كما يعدّهم أيضًا لأعمال صالحة في خدمته (</w:t>
       </w:r>
-      <w:hyperlink r:id="rId151">
-        <w:r>
-          <w:rPr>
-            <w:rtl/>
-            <w:cs/>
-            <w:lang w:val="ar_AE" w:bidi="ar_AE"/>
-          </w:rPr>
-          <w:rPr>
-            <w:color w:val="0000EE"/>
-            <w:u w:val="single"/>
-          </w:rPr>
-          <w:t>أفسس 4:12–13</w:t>
-        </w:r>
-      </w:hyperlink>
+      <w:r>
+        <w:rPr>
+          <w:rtl/>
+          <w:cs/>
+          <w:lang w:val="ar_AE" w:bidi="ar_AE"/>
+        </w:rPr>
+        <w:t>أفسس 4:12–13</w:t>
+      </w:r>
       <w:r>
         <w:rPr>
           <w:rtl/>
@@ -5268,20 +4296,14 @@
         </w:rPr>
         <w:t xml:space="preserve">؛ </w:t>
       </w:r>
-      <w:hyperlink r:id="rId152">
-        <w:r>
-          <w:rPr>
-            <w:rtl/>
-            <w:cs/>
-            <w:lang w:val="ar_AE" w:bidi="ar_AE"/>
-          </w:rPr>
-          <w:rPr>
-            <w:color w:val="0000EE"/>
-            <w:u w:val="single"/>
-          </w:rPr>
-          <w:t>6:11–18</w:t>
-        </w:r>
-      </w:hyperlink>
+      <w:r>
+        <w:rPr>
+          <w:rtl/>
+          <w:cs/>
+          <w:lang w:val="ar_AE" w:bidi="ar_AE"/>
+        </w:rPr>
+        <w:t>6:11–18</w:t>
+      </w:r>
       <w:r>
         <w:rPr>
           <w:rtl/>
@@ -5331,20 +4353,14 @@
           <w:lang w:val="ar_AE" w:bidi="ar_AE"/>
         </w:rPr>
       </w:r>
-      <w:hyperlink r:id="rId140">
-        <w:r>
-          <w:rPr>
-            <w:rtl/>
-            <w:cs/>
-            <w:lang w:val="ar_AE" w:bidi="ar_AE"/>
-          </w:rPr>
-          <w:rPr>
-            <w:color w:val="0000EE"/>
-            <w:u w:val="single"/>
-          </w:rPr>
-          <w:t>1ملوك 17:17–24</w:t>
-        </w:r>
-      </w:hyperlink>
+      <w:r>
+        <w:rPr>
+          <w:rtl/>
+          <w:cs/>
+          <w:lang w:val="ar_AE" w:bidi="ar_AE"/>
+        </w:rPr>
+        <w:t>1ملوك 17:17–24</w:t>
+      </w:r>
       <w:r>
         <w:rPr>
           <w:rtl/>
@@ -5353,20 +4369,14 @@
         </w:rPr>
         <w:t xml:space="preserve">؛ </w:t>
       </w:r>
-      <w:hyperlink r:id="rId141">
-        <w:r>
-          <w:rPr>
-            <w:rtl/>
-            <w:cs/>
-            <w:lang w:val="ar_AE" w:bidi="ar_AE"/>
-          </w:rPr>
-          <w:rPr>
-            <w:color w:val="0000EE"/>
-            <w:u w:val="single"/>
-          </w:rPr>
-          <w:t>2ملوك 4:31–37</w:t>
-        </w:r>
-      </w:hyperlink>
+      <w:r>
+        <w:rPr>
+          <w:rtl/>
+          <w:cs/>
+          <w:lang w:val="ar_AE" w:bidi="ar_AE"/>
+        </w:rPr>
+        <w:t>2ملوك 4:31–37</w:t>
+      </w:r>
       <w:r>
         <w:rPr>
           <w:rtl/>
@@ -5375,20 +4385,14 @@
         </w:rPr>
         <w:t xml:space="preserve">؛ </w:t>
       </w:r>
-      <w:hyperlink r:id="rId142">
-        <w:r>
-          <w:rPr>
-            <w:rtl/>
-            <w:cs/>
-            <w:lang w:val="ar_AE" w:bidi="ar_AE"/>
-          </w:rPr>
-          <w:rPr>
-            <w:color w:val="0000EE"/>
-            <w:u w:val="single"/>
-          </w:rPr>
-          <w:t>13:20–21</w:t>
-        </w:r>
-      </w:hyperlink>
+      <w:r>
+        <w:rPr>
+          <w:rtl/>
+          <w:cs/>
+          <w:lang w:val="ar_AE" w:bidi="ar_AE"/>
+        </w:rPr>
+        <w:t>13:20–21</w:t>
+      </w:r>
       <w:r>
         <w:rPr>
           <w:rtl/>
@@ -5397,20 +4401,14 @@
         </w:rPr>
         <w:t xml:space="preserve">؛ </w:t>
       </w:r>
-      <w:hyperlink r:id="rId145">
-        <w:r>
-          <w:rPr>
-            <w:rtl/>
-            <w:cs/>
-            <w:lang w:val="ar_AE" w:bidi="ar_AE"/>
-          </w:rPr>
-          <w:rPr>
-            <w:color w:val="0000EE"/>
-            <w:u w:val="single"/>
-          </w:rPr>
-          <w:t>مزمور 16:10</w:t>
-        </w:r>
-      </w:hyperlink>
+      <w:r>
+        <w:rPr>
+          <w:rtl/>
+          <w:cs/>
+          <w:lang w:val="ar_AE" w:bidi="ar_AE"/>
+        </w:rPr>
+        <w:t>مزمور 16:10</w:t>
+      </w:r>
       <w:r>
         <w:rPr>
           <w:rtl/>
@@ -5419,20 +4417,14 @@
         </w:rPr>
         <w:t xml:space="preserve">؛ </w:t>
       </w:r>
-      <w:hyperlink r:id="rId153">
-        <w:r>
-          <w:rPr>
-            <w:rtl/>
-            <w:cs/>
-            <w:lang w:val="ar_AE" w:bidi="ar_AE"/>
-          </w:rPr>
-          <w:rPr>
-            <w:color w:val="0000EE"/>
-            <w:u w:val="single"/>
-          </w:rPr>
-          <w:t>حزقيال 18:31</w:t>
-        </w:r>
-      </w:hyperlink>
+      <w:r>
+        <w:rPr>
+          <w:rtl/>
+          <w:cs/>
+          <w:lang w:val="ar_AE" w:bidi="ar_AE"/>
+        </w:rPr>
+        <w:t>حزقيال 18:31</w:t>
+      </w:r>
       <w:r>
         <w:rPr>
           <w:rtl/>
@@ -5441,20 +4433,14 @@
         </w:rPr>
         <w:t xml:space="preserve">؛ </w:t>
       </w:r>
-      <w:hyperlink r:id="rId139">
-        <w:r>
-          <w:rPr>
-            <w:rtl/>
-            <w:cs/>
-            <w:lang w:val="ar_AE" w:bidi="ar_AE"/>
-          </w:rPr>
-          <w:rPr>
-            <w:color w:val="0000EE"/>
-            <w:u w:val="single"/>
-          </w:rPr>
-          <w:t>37:1–28</w:t>
-        </w:r>
-      </w:hyperlink>
+      <w:r>
+        <w:rPr>
+          <w:rtl/>
+          <w:cs/>
+          <w:lang w:val="ar_AE" w:bidi="ar_AE"/>
+        </w:rPr>
+        <w:t>37:1–28</w:t>
+      </w:r>
       <w:r>
         <w:rPr>
           <w:rtl/>
@@ -5463,20 +4449,14 @@
         </w:rPr>
         <w:t xml:space="preserve">؛ </w:t>
       </w:r>
-      <w:hyperlink r:id="rId154">
-        <w:r>
-          <w:rPr>
-            <w:rtl/>
-            <w:cs/>
-            <w:lang w:val="ar_AE" w:bidi="ar_AE"/>
-          </w:rPr>
-          <w:rPr>
-            <w:color w:val="0000EE"/>
-            <w:u w:val="single"/>
-          </w:rPr>
-          <w:t>39:29</w:t>
-        </w:r>
-      </w:hyperlink>
+      <w:r>
+        <w:rPr>
+          <w:rtl/>
+          <w:cs/>
+          <w:lang w:val="ar_AE" w:bidi="ar_AE"/>
+        </w:rPr>
+        <w:t>39:29</w:t>
+      </w:r>
       <w:r>
         <w:rPr>
           <w:rtl/>
@@ -5485,20 +4465,14 @@
         </w:rPr>
         <w:t xml:space="preserve">؛ </w:t>
       </w:r>
-      <w:hyperlink r:id="rId155">
-        <w:r>
-          <w:rPr>
-            <w:rtl/>
-            <w:cs/>
-            <w:lang w:val="ar_AE" w:bidi="ar_AE"/>
-          </w:rPr>
-          <w:rPr>
-            <w:color w:val="0000EE"/>
-            <w:u w:val="single"/>
-          </w:rPr>
-          <w:t>متى 22:31–32</w:t>
-        </w:r>
-      </w:hyperlink>
+      <w:r>
+        <w:rPr>
+          <w:rtl/>
+          <w:cs/>
+          <w:lang w:val="ar_AE" w:bidi="ar_AE"/>
+        </w:rPr>
+        <w:t>متى 22:31–32</w:t>
+      </w:r>
       <w:r>
         <w:rPr>
           <w:rtl/>
@@ -5507,20 +4481,14 @@
         </w:rPr>
         <w:t xml:space="preserve">؛ </w:t>
       </w:r>
-      <w:hyperlink r:id="rId156">
-        <w:r>
-          <w:rPr>
-            <w:rtl/>
-            <w:cs/>
-            <w:lang w:val="ar_AE" w:bidi="ar_AE"/>
-          </w:rPr>
-          <w:rPr>
-            <w:color w:val="0000EE"/>
-            <w:u w:val="single"/>
-          </w:rPr>
-          <w:t>رومية 8:11</w:t>
-        </w:r>
-      </w:hyperlink>
+      <w:r>
+        <w:rPr>
+          <w:rtl/>
+          <w:cs/>
+          <w:lang w:val="ar_AE" w:bidi="ar_AE"/>
+        </w:rPr>
+        <w:t>رومية 8:11</w:t>
+      </w:r>
       <w:r>
         <w:rPr>
           <w:rtl/>
@@ -5529,20 +4497,14 @@
         </w:rPr>
         <w:t xml:space="preserve">؛ </w:t>
       </w:r>
-      <w:hyperlink r:id="rId36">
-        <w:r>
-          <w:rPr>
-            <w:rtl/>
-            <w:cs/>
-            <w:lang w:val="ar_AE" w:bidi="ar_AE"/>
-          </w:rPr>
-          <w:rPr>
-            <w:color w:val="0000EE"/>
-            <w:u w:val="single"/>
-          </w:rPr>
-          <w:t>2كورنثوس 5:17.</w:t>
-        </w:r>
-      </w:hyperlink>
+      <w:r>
+        <w:rPr>
+          <w:rtl/>
+          <w:cs/>
+          <w:lang w:val="ar_AE" w:bidi="ar_AE"/>
+        </w:rPr>
+        <w:t>2كورنثوس 5:17.</w:t>
+      </w:r>
       <w:r>
         <w:rPr>
           <w:rtl/>
